--- a/docs/legal/agreements/out/palami-agreement-agency-legal-review.docx
+++ b/docs/legal/agreements/out/palami-agreement-agency-legal-review.docx
@@ -6,7 +6,6 @@
       <w:pPr>
         <w:bidi/>
         <w:spacing w:after="60" w:before="0" w:line="300"/>
-        <w:jc w:val="start"/>
       </w:pPr>
       <w:r>
         <w:rPr>
@@ -17,6 +16,7 @@
           <w:sz w:val="30"/>
           <w:szCs w:val="30"/>
           <w:rtl/>
+          <w:lang w:val="he-IL" w:bidi="he-IL"/>
         </w:rPr>
         <w:t xml:space="preserve">לבדיקה משפטית: נקודות פתוחות</w:t>
       </w:r>
@@ -25,7 +25,6 @@
       <w:pPr>
         <w:bidi/>
         <w:spacing w:after="200" w:before="0" w:line="300"/>
-        <w:jc w:val="start"/>
       </w:pPr>
       <w:r>
         <w:rPr>
@@ -34,6 +33,7 @@
           <w:sz w:val="21"/>
           <w:szCs w:val="21"/>
           <w:rtl/>
+          <w:lang w:val="he-IL" w:bidi="he-IL"/>
         </w:rPr>
         <w:t xml:space="preserve">הסכם שירות PALAMI לסוכנות נסיעות · נוסח 1.0 · אוקטובר 2026</w:t>
       </w:r>
@@ -50,6 +50,7 @@
           <w:sz w:val="21"/>
           <w:szCs w:val="21"/>
           <w:rtl/>
+          <w:lang w:val="he-IL" w:bidi="he-IL"/>
         </w:rPr>
         <w:t xml:space="preserve">שלום, זה נוסח ראשון שהכנו על בסיס מחקר, ולא חוות דעת משפטית. מעקב השינויים פעיל, כך שכל תיקון יסומן. אלה הנקודות שנשמח שתבדקו במיוחד:</w:t>
       </w:r>
@@ -57,11 +58,11 @@
     <w:p>
       <w:pPr>
         <w:tabs>
-          <w:tab w:val="start" w:pos="680"/>
+          <w:tab w:val="left" w:pos="680"/>
         </w:tabs>
         <w:bidi/>
         <w:spacing w:after="100" w:before="0" w:line="300"/>
-        <w:ind w:start="680" w:hanging="680"/>
+        <w:ind w:left="680" w:hanging="680"/>
         <w:jc w:val="both"/>
       </w:pPr>
       <w:r>
@@ -71,6 +72,7 @@
           <w:sz w:val="19"/>
           <w:szCs w:val="19"/>
           <w:rtl/>
+          <w:lang w:val="he-IL" w:bidi="he-IL"/>
         </w:rPr>
         <w:t xml:space="preserve">1.</w:t>
       </w:r>
@@ -80,6 +82,7 @@
           <w:sz w:val="21"/>
           <w:szCs w:val="21"/>
           <w:rtl/>
+          <w:lang w:val="he-IL" w:bidi="he-IL"/>
         </w:rPr>
         <w:t xml:space="preserve">	</w:t>
       </w:r>
@@ -89,6 +92,7 @@
           <w:sz w:val="21"/>
           <w:szCs w:val="21"/>
           <w:rtl/>
+          <w:lang w:val="he-IL" w:bidi="he-IL"/>
         </w:rPr>
         <w:t xml:space="preserve">הנוסח נכתב בכוונה קצר ובשפה פשוטה. אנחנו חברה בתחילת הדרך ורוצים הסכם הוגן שלא ירתיע סוכנים, ועדיין מגן עלינו. נשמח לשמור על הטון בתיקונים.</w:t>
       </w:r>
@@ -96,11 +100,11 @@
     <w:p>
       <w:pPr>
         <w:tabs>
-          <w:tab w:val="start" w:pos="680"/>
+          <w:tab w:val="left" w:pos="680"/>
         </w:tabs>
         <w:bidi/>
         <w:spacing w:after="100" w:before="0" w:line="300"/>
-        <w:ind w:start="680" w:hanging="680"/>
+        <w:ind w:left="680" w:hanging="680"/>
         <w:jc w:val="both"/>
       </w:pPr>
       <w:r>
@@ -110,6 +114,7 @@
           <w:sz w:val="19"/>
           <w:szCs w:val="19"/>
           <w:rtl/>
+          <w:lang w:val="he-IL" w:bidi="he-IL"/>
         </w:rPr>
         <w:t xml:space="preserve">2.</w:t>
       </w:r>
@@ -119,6 +124,7 @@
           <w:sz w:val="21"/>
           <w:szCs w:val="21"/>
           <w:rtl/>
+          <w:lang w:val="he-IL" w:bidi="he-IL"/>
         </w:rPr>
         <w:t xml:space="preserve">	</w:t>
       </w:r>
@@ -128,6 +134,7 @@
           <w:sz w:val="21"/>
           <w:szCs w:val="21"/>
           <w:rtl/>
+          <w:lang w:val="he-IL" w:bidi="he-IL"/>
         </w:rPr>
         <w:t xml:space="preserve">החברה עוד לא נרשמה. מי חותם בינתיים, וסעיף 12.4 שמאפשר להעביר את ההסכם לחברה כשתירשם: האם זה מספיק?</w:t>
       </w:r>
@@ -135,11 +142,11 @@
     <w:p>
       <w:pPr>
         <w:tabs>
-          <w:tab w:val="start" w:pos="680"/>
+          <w:tab w:val="left" w:pos="680"/>
         </w:tabs>
         <w:bidi/>
         <w:spacing w:after="100" w:before="0" w:line="300"/>
-        <w:ind w:start="680" w:hanging="680"/>
+        <w:ind w:left="680" w:hanging="680"/>
         <w:jc w:val="both"/>
       </w:pPr>
       <w:r>
@@ -149,6 +156,7 @@
           <w:sz w:val="19"/>
           <w:szCs w:val="19"/>
           <w:rtl/>
+          <w:lang w:val="he-IL" w:bidi="he-IL"/>
         </w:rPr>
         <w:t xml:space="preserve">3.</w:t>
       </w:r>
@@ -158,6 +166,7 @@
           <w:sz w:val="21"/>
           <w:szCs w:val="21"/>
           <w:rtl/>
+          <w:lang w:val="he-IL" w:bidi="he-IL"/>
         </w:rPr>
         <w:t xml:space="preserve">	</w:t>
       </w:r>
@@ -167,6 +176,7 @@
           <w:sz w:val="21"/>
           <w:szCs w:val="21"/>
           <w:rtl/>
+          <w:lang w:val="he-IL" w:bidi="he-IL"/>
         </w:rPr>
         <w:t xml:space="preserve">חוק החוזים האחידים: הגבלת האחריות (סעיף 9) כתובה כתקרה ולא כפטור, עם החרגות לכוונה, רשלנות חמורה ונזק גוף. האם התקרה והרצפה סבירות?</w:t>
       </w:r>
@@ -174,11 +184,11 @@
     <w:p>
       <w:pPr>
         <w:tabs>
-          <w:tab w:val="start" w:pos="680"/>
+          <w:tab w:val="left" w:pos="680"/>
         </w:tabs>
         <w:bidi/>
         <w:spacing w:after="100" w:before="0" w:line="300"/>
-        <w:ind w:start="680" w:hanging="680"/>
+        <w:ind w:left="680" w:hanging="680"/>
         <w:jc w:val="both"/>
       </w:pPr>
       <w:r>
@@ -188,6 +198,7 @@
           <w:sz w:val="19"/>
           <w:szCs w:val="19"/>
           <w:rtl/>
+          <w:lang w:val="he-IL" w:bidi="he-IL"/>
         </w:rPr>
         <w:t xml:space="preserve">4.</w:t>
       </w:r>
@@ -197,6 +208,7 @@
           <w:sz w:val="21"/>
           <w:szCs w:val="21"/>
           <w:rtl/>
+          <w:lang w:val="he-IL" w:bidi="he-IL"/>
         </w:rPr>
         <w:t xml:space="preserve">	</w:t>
       </w:r>
@@ -206,6 +218,7 @@
           <w:sz w:val="21"/>
           <w:szCs w:val="21"/>
           <w:rtl/>
+          <w:lang w:val="he-IL" w:bidi="he-IL"/>
         </w:rPr>
         <w:t xml:space="preserve">נספח ב׳ אמור לענות על כל הדרישות של תקנה 15 לתקנות הגנת הפרטיות (אבטחת מידע). צריך לוודא מול הנוסח הרשמי של התקנה, ובמיוחד דיווח שנתי, ספקי משנה ואירוע אבטחה.</w:t>
       </w:r>
@@ -213,11 +226,11 @@
     <w:p>
       <w:pPr>
         <w:tabs>
-          <w:tab w:val="start" w:pos="680"/>
+          <w:tab w:val="left" w:pos="680"/>
         </w:tabs>
         <w:bidi/>
         <w:spacing w:after="100" w:before="0" w:line="300"/>
-        <w:ind w:start="680" w:hanging="680"/>
+        <w:ind w:left="680" w:hanging="680"/>
         <w:jc w:val="both"/>
       </w:pPr>
       <w:r>
@@ -227,6 +240,7 @@
           <w:sz w:val="19"/>
           <w:szCs w:val="19"/>
           <w:rtl/>
+          <w:lang w:val="he-IL" w:bidi="he-IL"/>
         </w:rPr>
         <w:t xml:space="preserve">5.</w:t>
       </w:r>
@@ -236,6 +250,7 @@
           <w:sz w:val="21"/>
           <w:szCs w:val="21"/>
           <w:rtl/>
+          <w:lang w:val="he-IL" w:bidi="he-IL"/>
         </w:rPr>
         <w:t xml:space="preserve">	</w:t>
       </w:r>
@@ -245,6 +260,7 @@
           <w:sz w:val="21"/>
           <w:szCs w:val="21"/>
           <w:rtl/>
+          <w:lang w:val="he-IL" w:bidi="he-IL"/>
         </w:rPr>
         <w:t xml:space="preserve">תיקון 13 לחוק הגנת הפרטיות: האם PALAMI צריכה למנות ממונה הגנת פרטיות, ומתי?</w:t>
       </w:r>
@@ -252,11 +268,11 @@
     <w:p>
       <w:pPr>
         <w:tabs>
-          <w:tab w:val="start" w:pos="680"/>
+          <w:tab w:val="left" w:pos="680"/>
         </w:tabs>
         <w:bidi/>
         <w:spacing w:after="100" w:before="0" w:line="300"/>
-        <w:ind w:start="680" w:hanging="680"/>
+        <w:ind w:left="680" w:hanging="680"/>
         <w:jc w:val="both"/>
       </w:pPr>
       <w:r>
@@ -266,6 +282,7 @@
           <w:sz w:val="19"/>
           <w:szCs w:val="19"/>
           <w:rtl/>
+          <w:lang w:val="he-IL" w:bidi="he-IL"/>
         </w:rPr>
         <w:t xml:space="preserve">6.</w:t>
       </w:r>
@@ -275,6 +292,7 @@
           <w:sz w:val="21"/>
           <w:szCs w:val="21"/>
           <w:rtl/>
+          <w:lang w:val="he-IL" w:bidi="he-IL"/>
         </w:rPr>
         <w:t xml:space="preserve">	</w:t>
       </w:r>
@@ -284,6 +302,7 @@
           <w:sz w:val="21"/>
           <w:szCs w:val="21"/>
           <w:rtl/>
+          <w:lang w:val="he-IL" w:bidi="he-IL"/>
         </w:rPr>
         <w:t xml:space="preserve">העברה לחו״ל (נספח ב׳ ונספח ג׳): ספקי הענן וה־AI עוד לא נקבעו סופית. איזה בסיס בתקנות 2001 מתאים, ומה צריך לכתוב.</w:t>
       </w:r>
@@ -291,11 +310,11 @@
     <w:p>
       <w:pPr>
         <w:tabs>
-          <w:tab w:val="start" w:pos="680"/>
+          <w:tab w:val="left" w:pos="680"/>
         </w:tabs>
         <w:bidi/>
         <w:spacing w:after="100" w:before="0" w:line="300"/>
-        <w:ind w:start="680" w:hanging="680"/>
+        <w:ind w:left="680" w:hanging="680"/>
         <w:jc w:val="both"/>
       </w:pPr>
       <w:r>
@@ -305,6 +324,7 @@
           <w:sz w:val="19"/>
           <w:szCs w:val="19"/>
           <w:rtl/>
+          <w:lang w:val="he-IL" w:bidi="he-IL"/>
         </w:rPr>
         <w:t xml:space="preserve">7.</w:t>
       </w:r>
@@ -314,6 +334,7 @@
           <w:sz w:val="21"/>
           <w:szCs w:val="21"/>
           <w:rtl/>
+          <w:lang w:val="he-IL" w:bidi="he-IL"/>
         </w:rPr>
         <w:t xml:space="preserve">	</w:t>
       </w:r>
@@ -323,6 +344,7 @@
           <w:sz w:val="21"/>
           <w:szCs w:val="21"/>
           <w:rtl/>
+          <w:lang w:val="he-IL" w:bidi="he-IL"/>
         </w:rPr>
         <w:t xml:space="preserve">תוקף קרדיטים (נספח א׳): האם תוקף מוגבל, למשל 12 חודשים, סביר לפי סעיף 3 לחוק החוזים האחידים?</w:t>
       </w:r>
@@ -330,11 +352,11 @@
     <w:p>
       <w:pPr>
         <w:tabs>
-          <w:tab w:val="start" w:pos="680"/>
+          <w:tab w:val="left" w:pos="680"/>
         </w:tabs>
         <w:bidi/>
         <w:spacing w:after="100" w:before="0" w:line="300"/>
-        <w:ind w:start="680" w:hanging="680"/>
+        <w:ind w:left="680" w:hanging="680"/>
         <w:jc w:val="both"/>
       </w:pPr>
       <w:r>
@@ -344,6 +366,7 @@
           <w:sz w:val="19"/>
           <w:szCs w:val="19"/>
           <w:rtl/>
+          <w:lang w:val="he-IL" w:bidi="he-IL"/>
         </w:rPr>
         <w:t xml:space="preserve">8.</w:t>
       </w:r>
@@ -353,6 +376,7 @@
           <w:sz w:val="21"/>
           <w:szCs w:val="21"/>
           <w:rtl/>
+          <w:lang w:val="he-IL" w:bidi="he-IL"/>
         </w:rPr>
         <w:t xml:space="preserve">	</w:t>
       </w:r>
@@ -362,6 +386,7 @@
           <w:sz w:val="21"/>
           <w:szCs w:val="21"/>
           <w:rtl/>
+          <w:lang w:val="he-IL" w:bidi="he-IL"/>
         </w:rPr>
         <w:t xml:space="preserve">סמכות שיפוט בלעדית בתל אביב–יפו (סעיף 12.1): האם זה תקין מול לקוחות מכל הארץ?</w:t>
       </w:r>
@@ -369,11 +394,11 @@
     <w:p>
       <w:pPr>
         <w:tabs>
-          <w:tab w:val="start" w:pos="680"/>
+          <w:tab w:val="left" w:pos="680"/>
         </w:tabs>
         <w:bidi/>
         <w:spacing w:after="100" w:before="0" w:line="300"/>
-        <w:ind w:start="680" w:hanging="680"/>
+        <w:ind w:left="680" w:hanging="680"/>
         <w:jc w:val="both"/>
       </w:pPr>
       <w:r>
@@ -383,6 +408,7 @@
           <w:sz w:val="19"/>
           <w:szCs w:val="19"/>
           <w:rtl/>
+          <w:lang w:val="he-IL" w:bidi="he-IL"/>
         </w:rPr>
         <w:t xml:space="preserve">9.</w:t>
       </w:r>
@@ -392,6 +418,7 @@
           <w:sz w:val="21"/>
           <w:szCs w:val="21"/>
           <w:rtl/>
+          <w:lang w:val="he-IL" w:bidi="he-IL"/>
         </w:rPr>
         <w:t xml:space="preserve">	</w:t>
       </w:r>
@@ -401,6 +428,7 @@
           <w:sz w:val="21"/>
           <w:szCs w:val="21"/>
           <w:rtl/>
+          <w:lang w:val="he-IL" w:bidi="he-IL"/>
         </w:rPr>
         <w:t xml:space="preserve">מודל התמחור עוד לא סופי, ולכן נספח א׳ הוא טופס למילוי. האם המבנה הזה תקין, או שעדיף הזמנה נפרדת (Order Form)?</w:t>
       </w:r>
@@ -408,11 +436,11 @@
     <w:p>
       <w:pPr>
         <w:tabs>
-          <w:tab w:val="start" w:pos="680"/>
+          <w:tab w:val="left" w:pos="680"/>
         </w:tabs>
         <w:bidi/>
         <w:spacing w:after="100" w:before="0" w:line="300"/>
-        <w:ind w:start="680" w:hanging="680"/>
+        <w:ind w:left="680" w:hanging="680"/>
         <w:jc w:val="both"/>
       </w:pPr>
       <w:r>
@@ -422,6 +450,7 @@
           <w:sz w:val="19"/>
           <w:szCs w:val="19"/>
           <w:rtl/>
+          <w:lang w:val="he-IL" w:bidi="he-IL"/>
         </w:rPr>
         <w:t xml:space="preserve">10.</w:t>
       </w:r>
@@ -431,6 +460,7 @@
           <w:sz w:val="21"/>
           <w:szCs w:val="21"/>
           <w:rtl/>
+          <w:lang w:val="he-IL" w:bidi="he-IL"/>
         </w:rPr>
         <w:t xml:space="preserve">	</w:t>
       </w:r>
@@ -440,6 +470,7 @@
           <w:sz w:val="21"/>
           <w:szCs w:val="21"/>
           <w:rtl/>
+          <w:lang w:val="he-IL" w:bidi="he-IL"/>
         </w:rPr>
         <w:t xml:space="preserve">גרסת הסוכנות: חתימה אחת של מנהל או מנהלת הסוכנות מחייבת גם את העובדים (סעיף 2.1). האם זה מספיק, או שצריך הפניה לתנאי שימוש למשתמשים?</w:t>
       </w:r>
@@ -459,6 +490,7 @@
           <w:sz w:val="21"/>
           <w:szCs w:val="21"/>
           <w:rtl/>
+          <w:lang w:val="he-IL" w:bidi="he-IL"/>
         </w:rPr>
         <w:t xml:space="preserve">יש למחוק את העמוד הזה לפני שליחת ההסכם ללקוח.</w:t>
       </w:r>
@@ -472,7 +504,6 @@
       <w:pPr>
         <w:bidi/>
         <w:spacing w:after="120" w:before="0" w:line="300"/>
-        <w:jc w:val="end"/>
       </w:pPr>
       <w:r>
         <w:rPr>
@@ -481,6 +512,7 @@
           <w:sz w:val="18"/>
           <w:szCs w:val="18"/>
           <w:rtl/>
+          <w:lang w:val="he-IL" w:bidi="he-IL"/>
         </w:rPr>
         <w:t xml:space="preserve">מספר הסכם: ________   ·   נוסח 1.0 · אוקטובר 2026</w:t>
       </w:r>
@@ -489,7 +521,6 @@
       <w:pPr>
         <w:bidi/>
         <w:spacing w:after="40" w:before="0" w:line="300"/>
-        <w:jc w:val="start"/>
       </w:pPr>
       <w:r>
         <w:rPr>
@@ -500,6 +531,7 @@
           <w:sz w:val="44"/>
           <w:szCs w:val="44"/>
           <w:rtl/>
+          <w:lang w:val="he-IL" w:bidi="he-IL"/>
         </w:rPr>
         <w:t xml:space="preserve">הסכם שירות לסוכנות נסיעות</w:t>
       </w:r>
@@ -508,7 +540,6 @@
       <w:pPr>
         <w:bidi/>
         <w:spacing w:after="240" w:before="0" w:line="300"/>
-        <w:jc w:val="start"/>
       </w:pPr>
       <w:r>
         <w:rPr>
@@ -517,6 +548,7 @@
           <w:sz w:val="24"/>
           <w:szCs w:val="24"/>
           <w:rtl/>
+          <w:lang w:val="he-IL" w:bidi="he-IL"/>
         </w:rPr>
         <w:t xml:space="preserve">שימוש במערכת PALAMI · כולל נספח עיבוד מידע</w:t>
       </w:r>
@@ -560,7 +592,6 @@
             <w:pPr>
               <w:bidi/>
               <w:spacing w:after="40" w:before="0" w:line="300"/>
-              <w:jc w:val="start"/>
             </w:pPr>
             <w:r>
               <w:rPr>
@@ -571,6 +602,7 @@
                 <w:sz w:val="18"/>
                 <w:szCs w:val="18"/>
                 <w:rtl/>
+                <w:lang w:val="he-IL" w:bidi="he-IL"/>
               </w:rPr>
               <w:t xml:space="preserve">בין</w:t>
             </w:r>
@@ -579,7 +611,6 @@
             <w:pPr>
               <w:bidi/>
               <w:spacing w:after="80" w:before="0" w:line="300"/>
-              <w:jc w:val="start"/>
             </w:pPr>
             <w:r>
               <w:rPr>
@@ -590,6 +621,7 @@
                 <w:sz w:val="24"/>
                 <w:szCs w:val="24"/>
                 <w:rtl/>
+                <w:lang w:val="he-IL" w:bidi="he-IL"/>
               </w:rPr>
               <w:t xml:space="preserve">PALAMI</w:t>
             </w:r>
@@ -598,7 +630,6 @@
             <w:pPr>
               <w:bidi/>
               <w:spacing w:after="60" w:before="0" w:line="300"/>
-              <w:jc w:val="start"/>
             </w:pPr>
             <w:r>
               <w:rPr>
@@ -607,6 +638,7 @@
                 <w:sz w:val="21"/>
                 <w:szCs w:val="21"/>
                 <w:rtl/>
+                <w:lang w:val="he-IL" w:bidi="he-IL"/>
               </w:rPr>
               <w:t xml:space="preserve">שם החברה: </w:t>
             </w:r>
@@ -616,6 +648,7 @@
                 <w:sz w:val="21"/>
                 <w:szCs w:val="21"/>
                 <w:rtl/>
+                <w:lang w:val="he-IL" w:bidi="he-IL"/>
               </w:rPr>
               <w:t xml:space="preserve">________________</w:t>
             </w:r>
@@ -624,7 +657,6 @@
             <w:pPr>
               <w:bidi/>
               <w:spacing w:after="60" w:before="0" w:line="300"/>
-              <w:jc w:val="start"/>
             </w:pPr>
             <w:r>
               <w:rPr>
@@ -633,6 +665,7 @@
                 <w:sz w:val="21"/>
                 <w:szCs w:val="21"/>
                 <w:rtl/>
+                <w:lang w:val="he-IL" w:bidi="he-IL"/>
               </w:rPr>
               <w:t xml:space="preserve">ח.פ.: </w:t>
             </w:r>
@@ -642,6 +675,7 @@
                 <w:sz w:val="21"/>
                 <w:szCs w:val="21"/>
                 <w:rtl/>
+                <w:lang w:val="he-IL" w:bidi="he-IL"/>
               </w:rPr>
               <w:t xml:space="preserve">________________</w:t>
             </w:r>
@@ -650,7 +684,6 @@
             <w:pPr>
               <w:bidi/>
               <w:spacing w:after="60" w:before="0" w:line="300"/>
-              <w:jc w:val="start"/>
             </w:pPr>
             <w:r>
               <w:rPr>
@@ -659,6 +692,7 @@
                 <w:sz w:val="21"/>
                 <w:szCs w:val="21"/>
                 <w:rtl/>
+                <w:lang w:val="he-IL" w:bidi="he-IL"/>
               </w:rPr>
               <w:t xml:space="preserve">כתובת: </w:t>
             </w:r>
@@ -668,6 +702,7 @@
                 <w:sz w:val="21"/>
                 <w:szCs w:val="21"/>
                 <w:rtl/>
+                <w:lang w:val="he-IL" w:bidi="he-IL"/>
               </w:rPr>
               <w:t xml:space="preserve">________________</w:t>
             </w:r>
@@ -676,7 +711,6 @@
             <w:pPr>
               <w:bidi/>
               <w:spacing w:after="60" w:before="0" w:line="300"/>
-              <w:jc w:val="start"/>
             </w:pPr>
             <w:r>
               <w:rPr>
@@ -685,6 +719,7 @@
                 <w:sz w:val="21"/>
                 <w:szCs w:val="21"/>
                 <w:rtl/>
+                <w:lang w:val="he-IL" w:bidi="he-IL"/>
               </w:rPr>
               <w:t xml:space="preserve">אימייל: </w:t>
             </w:r>
@@ -694,6 +729,7 @@
                 <w:sz w:val="21"/>
                 <w:szCs w:val="21"/>
                 <w:rtl/>
+                <w:lang w:val="he-IL" w:bidi="he-IL"/>
               </w:rPr>
               <w:t xml:space="preserve">info@palami.io</w:t>
             </w:r>
@@ -702,7 +738,6 @@
             <w:pPr>
               <w:bidi/>
               <w:spacing w:after="60" w:before="0" w:line="300"/>
-              <w:jc w:val="start"/>
             </w:pPr>
             <w:r>
               <w:rPr>
@@ -711,6 +746,7 @@
                 <w:sz w:val="21"/>
                 <w:szCs w:val="21"/>
                 <w:rtl/>
+                <w:lang w:val="he-IL" w:bidi="he-IL"/>
               </w:rPr>
               <w:t xml:space="preserve">טלפון: </w:t>
             </w:r>
@@ -720,6 +756,7 @@
                 <w:sz w:val="21"/>
                 <w:szCs w:val="21"/>
                 <w:rtl/>
+                <w:lang w:val="he-IL" w:bidi="he-IL"/>
               </w:rPr>
               <w:t xml:space="preserve">054-2245627</w:t>
             </w:r>
@@ -728,7 +765,6 @@
             <w:pPr>
               <w:bidi/>
               <w:spacing w:after="0" w:before="60" w:line="300"/>
-              <w:jc w:val="start"/>
             </w:pPr>
             <w:r>
               <w:rPr>
@@ -737,6 +773,7 @@
                 <w:sz w:val="18"/>
                 <w:szCs w:val="18"/>
                 <w:rtl/>
+                <w:lang w:val="he-IL" w:bidi="he-IL"/>
               </w:rPr>
               <w:t xml:space="preserve">(להלן: "PALAMI")</w:t>
             </w:r>
@@ -762,7 +799,6 @@
             <w:pPr>
               <w:bidi/>
               <w:spacing w:after="40" w:before="0" w:line="300"/>
-              <w:jc w:val="start"/>
             </w:pPr>
             <w:r>
               <w:rPr>
@@ -773,6 +809,7 @@
                 <w:sz w:val="18"/>
                 <w:szCs w:val="18"/>
                 <w:rtl/>
+                <w:lang w:val="he-IL" w:bidi="he-IL"/>
               </w:rPr>
               <w:t xml:space="preserve">לבין</w:t>
             </w:r>
@@ -781,7 +818,6 @@
             <w:pPr>
               <w:bidi/>
               <w:spacing w:after="80" w:before="0" w:line="300"/>
-              <w:jc w:val="start"/>
             </w:pPr>
             <w:r>
               <w:rPr>
@@ -792,6 +828,7 @@
                 <w:sz w:val="24"/>
                 <w:szCs w:val="24"/>
                 <w:rtl/>
+                <w:lang w:val="he-IL" w:bidi="he-IL"/>
               </w:rPr>
               <w:t xml:space="preserve">הסוכנות</w:t>
             </w:r>
@@ -800,7 +837,6 @@
             <w:pPr>
               <w:bidi/>
               <w:spacing w:after="60" w:before="0" w:line="300"/>
-              <w:jc w:val="start"/>
             </w:pPr>
             <w:r>
               <w:rPr>
@@ -809,6 +845,7 @@
                 <w:sz w:val="21"/>
                 <w:szCs w:val="21"/>
                 <w:rtl/>
+                <w:lang w:val="he-IL" w:bidi="he-IL"/>
               </w:rPr>
               <w:t xml:space="preserve">שם הסוכנות: </w:t>
             </w:r>
@@ -818,6 +855,7 @@
                 <w:sz w:val="21"/>
                 <w:szCs w:val="21"/>
                 <w:rtl/>
+                <w:lang w:val="he-IL" w:bidi="he-IL"/>
               </w:rPr>
               <w:t xml:space="preserve">________________</w:t>
             </w:r>
@@ -826,7 +864,6 @@
             <w:pPr>
               <w:bidi/>
               <w:spacing w:after="60" w:before="0" w:line="300"/>
-              <w:jc w:val="start"/>
             </w:pPr>
             <w:r>
               <w:rPr>
@@ -835,6 +872,7 @@
                 <w:sz w:val="21"/>
                 <w:szCs w:val="21"/>
                 <w:rtl/>
+                <w:lang w:val="he-IL" w:bidi="he-IL"/>
               </w:rPr>
               <w:t xml:space="preserve">ח.פ. / ע.מ.: </w:t>
             </w:r>
@@ -844,6 +882,7 @@
                 <w:sz w:val="21"/>
                 <w:szCs w:val="21"/>
                 <w:rtl/>
+                <w:lang w:val="he-IL" w:bidi="he-IL"/>
               </w:rPr>
               <w:t xml:space="preserve">________________</w:t>
             </w:r>
@@ -852,7 +891,6 @@
             <w:pPr>
               <w:bidi/>
               <w:spacing w:after="60" w:before="0" w:line="300"/>
-              <w:jc w:val="start"/>
             </w:pPr>
             <w:r>
               <w:rPr>
@@ -861,6 +899,7 @@
                 <w:sz w:val="21"/>
                 <w:szCs w:val="21"/>
                 <w:rtl/>
+                <w:lang w:val="he-IL" w:bidi="he-IL"/>
               </w:rPr>
               <w:t xml:space="preserve">כתובת: </w:t>
             </w:r>
@@ -870,6 +909,7 @@
                 <w:sz w:val="21"/>
                 <w:szCs w:val="21"/>
                 <w:rtl/>
+                <w:lang w:val="he-IL" w:bidi="he-IL"/>
               </w:rPr>
               <w:t xml:space="preserve">________________</w:t>
             </w:r>
@@ -878,7 +918,6 @@
             <w:pPr>
               <w:bidi/>
               <w:spacing w:after="60" w:before="0" w:line="300"/>
-              <w:jc w:val="start"/>
             </w:pPr>
             <w:r>
               <w:rPr>
@@ -887,6 +926,7 @@
                 <w:sz w:val="21"/>
                 <w:szCs w:val="21"/>
                 <w:rtl/>
+                <w:lang w:val="he-IL" w:bidi="he-IL"/>
               </w:rPr>
               <w:t xml:space="preserve">איש או אשת קשר: </w:t>
             </w:r>
@@ -896,6 +936,7 @@
                 <w:sz w:val="21"/>
                 <w:szCs w:val="21"/>
                 <w:rtl/>
+                <w:lang w:val="he-IL" w:bidi="he-IL"/>
               </w:rPr>
               <w:t xml:space="preserve">________________</w:t>
             </w:r>
@@ -904,7 +945,6 @@
             <w:pPr>
               <w:bidi/>
               <w:spacing w:after="60" w:before="0" w:line="300"/>
-              <w:jc w:val="start"/>
             </w:pPr>
             <w:r>
               <w:rPr>
@@ -913,6 +953,7 @@
                 <w:sz w:val="21"/>
                 <w:szCs w:val="21"/>
                 <w:rtl/>
+                <w:lang w:val="he-IL" w:bidi="he-IL"/>
               </w:rPr>
               <w:t xml:space="preserve">טלפון ואימייל: </w:t>
             </w:r>
@@ -922,6 +963,7 @@
                 <w:sz w:val="21"/>
                 <w:szCs w:val="21"/>
                 <w:rtl/>
+                <w:lang w:val="he-IL" w:bidi="he-IL"/>
               </w:rPr>
               <w:t xml:space="preserve">________________</w:t>
             </w:r>
@@ -930,7 +972,6 @@
             <w:pPr>
               <w:bidi/>
               <w:spacing w:after="0" w:before="60" w:line="300"/>
-              <w:jc w:val="start"/>
             </w:pPr>
             <w:r>
               <w:rPr>
@@ -939,6 +980,7 @@
                 <w:sz w:val="18"/>
                 <w:szCs w:val="18"/>
                 <w:rtl/>
+                <w:lang w:val="he-IL" w:bidi="he-IL"/>
               </w:rPr>
               <w:t xml:space="preserve">(להלן: "הסוכנות")</w:t>
             </w:r>
@@ -958,6 +1000,7 @@
           <w:sz w:val="21"/>
           <w:szCs w:val="21"/>
           <w:rtl/>
+          <w:lang w:val="he-IL" w:bidi="he-IL"/>
         </w:rPr>
         <w:t xml:space="preserve"/>
       </w:r>
@@ -1001,7 +1044,6 @@
             <w:pPr>
               <w:bidi/>
               <w:spacing w:after="100" w:before="0" w:line="300"/>
-              <w:jc w:val="start"/>
             </w:pPr>
             <w:r>
               <w:rPr>
@@ -1012,6 +1054,7 @@
                 <w:sz w:val="24"/>
                 <w:szCs w:val="24"/>
                 <w:rtl/>
+                <w:lang w:val="he-IL" w:bidi="he-IL"/>
               </w:rPr>
               <w:t xml:space="preserve">בקצרה, לפני הסעיפים</w:t>
             </w:r>
@@ -1020,7 +1063,6 @@
             <w:pPr>
               <w:bidi/>
               <w:spacing w:after="60" w:before="0" w:line="300"/>
-              <w:jc w:val="start"/>
             </w:pPr>
             <w:r>
               <w:rPr>
@@ -1031,6 +1073,7 @@
                 <w:sz w:val="21"/>
                 <w:szCs w:val="21"/>
                 <w:rtl/>
+                <w:lang w:val="he-IL" w:bidi="he-IL"/>
               </w:rPr>
               <w:t xml:space="preserve">✓  </w:t>
             </w:r>
@@ -1040,6 +1083,7 @@
                 <w:sz w:val="21"/>
                 <w:szCs w:val="21"/>
                 <w:rtl/>
+                <w:lang w:val="he-IL" w:bidi="he-IL"/>
               </w:rPr>
               <w:t xml:space="preserve">גוררים מסמכים, PALAMI מסדרת. הנוסעים מקבלים קישור אחד עם כל פרטי הנסיעה.</w:t>
             </w:r>
@@ -1048,7 +1092,6 @@
             <w:pPr>
               <w:bidi/>
               <w:spacing w:after="60" w:before="0" w:line="300"/>
-              <w:jc w:val="start"/>
             </w:pPr>
             <w:r>
               <w:rPr>
@@ -1059,6 +1102,7 @@
                 <w:sz w:val="21"/>
                 <w:szCs w:val="21"/>
                 <w:rtl/>
+                <w:lang w:val="he-IL" w:bidi="he-IL"/>
               </w:rPr>
               <w:t xml:space="preserve">✓  </w:t>
             </w:r>
@@ -1068,6 +1112,7 @@
                 <w:sz w:val="21"/>
                 <w:szCs w:val="21"/>
                 <w:rtl/>
+                <w:lang w:val="he-IL" w:bidi="he-IL"/>
               </w:rPr>
               <w:t xml:space="preserve">משלמים רק על מה שנשלח. קרדיט נצרך פעם אחת לנסיעה, בפרסום הראשון.</w:t>
             </w:r>
@@ -1076,7 +1121,6 @@
             <w:pPr>
               <w:bidi/>
               <w:spacing w:after="60" w:before="0" w:line="300"/>
-              <w:jc w:val="start"/>
             </w:pPr>
             <w:r>
               <w:rPr>
@@ -1087,6 +1131,7 @@
                 <w:sz w:val="21"/>
                 <w:szCs w:val="21"/>
                 <w:rtl/>
+                <w:lang w:val="he-IL" w:bidi="he-IL"/>
               </w:rPr>
               <w:t xml:space="preserve">✓  </w:t>
             </w:r>
@@ -1096,6 +1141,7 @@
                 <w:sz w:val="21"/>
                 <w:szCs w:val="21"/>
                 <w:rtl/>
+                <w:lang w:val="he-IL" w:bidi="he-IL"/>
               </w:rPr>
               <w:t xml:space="preserve">בלי התחייבות לתקופה. אפשר להפסיק בכל עת בהודעה של 30 יום.</w:t>
             </w:r>
@@ -1104,7 +1150,6 @@
             <w:pPr>
               <w:bidi/>
               <w:spacing w:after="60" w:before="0" w:line="300"/>
-              <w:jc w:val="start"/>
             </w:pPr>
             <w:r>
               <w:rPr>
@@ -1115,6 +1160,7 @@
                 <w:sz w:val="21"/>
                 <w:szCs w:val="21"/>
                 <w:rtl/>
+                <w:lang w:val="he-IL" w:bidi="he-IL"/>
               </w:rPr>
               <w:t xml:space="preserve">✓  </w:t>
             </w:r>
@@ -1124,6 +1170,7 @@
                 <w:sz w:val="21"/>
                 <w:szCs w:val="21"/>
                 <w:rtl/>
+                <w:lang w:val="he-IL" w:bidi="he-IL"/>
               </w:rPr>
               <w:t xml:space="preserve">המידע של הלקוחות שלכם שייך לכם. אנחנו לא מוכרים אותו ולא מאמנים עליו מודלים.</w:t>
             </w:r>
@@ -1132,7 +1179,6 @@
             <w:pPr>
               <w:bidi/>
               <w:spacing w:after="60" w:before="0" w:line="300"/>
-              <w:jc w:val="start"/>
             </w:pPr>
             <w:r>
               <w:rPr>
@@ -1143,6 +1189,7 @@
                 <w:sz w:val="21"/>
                 <w:szCs w:val="21"/>
                 <w:rtl/>
+                <w:lang w:val="he-IL" w:bidi="he-IL"/>
               </w:rPr>
               <w:t xml:space="preserve">✓  </w:t>
             </w:r>
@@ -1152,6 +1199,7 @@
                 <w:sz w:val="21"/>
                 <w:szCs w:val="21"/>
                 <w:rtl/>
+                <w:lang w:val="he-IL" w:bidi="he-IL"/>
               </w:rPr>
               <w:t xml:space="preserve">המערכת מציעה, אתם מאשרים. לפני כל פרסום עוברים על הפרטים ומאשרים.</w:t>
             </w:r>
@@ -1160,7 +1208,6 @@
             <w:pPr>
               <w:bidi/>
               <w:spacing w:after="60" w:before="0" w:line="300"/>
-              <w:jc w:val="start"/>
             </w:pPr>
             <w:r>
               <w:rPr>
@@ -1171,6 +1218,7 @@
                 <w:sz w:val="21"/>
                 <w:szCs w:val="21"/>
                 <w:rtl/>
+                <w:lang w:val="he-IL" w:bidi="he-IL"/>
               </w:rPr>
               <w:t xml:space="preserve">✓  </w:t>
             </w:r>
@@ -1180,6 +1228,7 @@
                 <w:sz w:val="21"/>
                 <w:szCs w:val="21"/>
                 <w:rtl/>
+                <w:lang w:val="he-IL" w:bidi="he-IL"/>
               </w:rPr>
               <w:t xml:space="preserve">נוסע לא נשאר באמצע הדרך. גם בעיכוב בתשלום או בסיום ההסכם, נסיעה שכבר יצאה לא נחסמת.</w:t>
             </w:r>
@@ -1188,7 +1237,6 @@
             <w:pPr>
               <w:bidi/>
               <w:spacing w:after="60" w:before="0" w:line="300"/>
-              <w:jc w:val="start"/>
             </w:pPr>
             <w:r>
               <w:rPr>
@@ -1199,6 +1247,7 @@
                 <w:sz w:val="21"/>
                 <w:szCs w:val="21"/>
                 <w:rtl/>
+                <w:lang w:val="he-IL" w:bidi="he-IL"/>
               </w:rPr>
               <w:t xml:space="preserve">✓  </w:t>
             </w:r>
@@ -1208,6 +1257,7 @@
                 <w:sz w:val="21"/>
                 <w:szCs w:val="21"/>
                 <w:rtl/>
+                <w:lang w:val="he-IL" w:bidi="he-IL"/>
               </w:rPr>
               <w:t xml:space="preserve">מחיר הוגן ושקוף. שינוי מחיר רק בהודעה של 30 יום, וקרדיטים שנרכשו שומרים על ערכם.</w:t>
             </w:r>
@@ -1216,7 +1266,6 @@
             <w:pPr>
               <w:bidi/>
               <w:spacing w:after="60" w:before="0" w:line="300"/>
-              <w:jc w:val="start"/>
             </w:pPr>
             <w:r>
               <w:rPr>
@@ -1227,6 +1276,7 @@
                 <w:sz w:val="21"/>
                 <w:szCs w:val="21"/>
                 <w:rtl/>
+                <w:lang w:val="he-IL" w:bidi="he-IL"/>
               </w:rPr>
               <w:t xml:space="preserve">✓  </w:t>
             </w:r>
@@ -1236,6 +1286,7 @@
                 <w:sz w:val="21"/>
                 <w:szCs w:val="21"/>
                 <w:rtl/>
+                <w:lang w:val="he-IL" w:bidi="he-IL"/>
               </w:rPr>
               <w:t xml:space="preserve">בסיום המידע חוזר אליכם ואחר כך נמחק, כולל מהגיבויים.</w:t>
             </w:r>
@@ -1244,7 +1295,6 @@
             <w:pPr>
               <w:bidi/>
               <w:spacing w:after="0" w:before="80" w:line="300"/>
-              <w:jc w:val="start"/>
             </w:pPr>
             <w:r>
               <w:rPr>
@@ -1253,6 +1303,7 @@
                 <w:sz w:val="18"/>
                 <w:szCs w:val="18"/>
                 <w:rtl/>
+                <w:lang w:val="he-IL" w:bidi="he-IL"/>
               </w:rPr>
               <w:t xml:space="preserve">התקציר נועד להקל על הקריאה. הנוסח המחייב הוא הסעיפים שלמטה והנספחים.</w:t>
             </w:r>
@@ -1272,6 +1323,7 @@
           <w:sz w:val="21"/>
           <w:szCs w:val="21"/>
           <w:rtl/>
+          <w:lang w:val="he-IL" w:bidi="he-IL"/>
         </w:rPr>
         <w:t xml:space="preserve"/>
       </w:r>
@@ -1280,7 +1332,6 @@
       <w:pPr>
         <w:bidi/>
         <w:spacing w:after="60" w:before="0" w:line="300"/>
-        <w:jc w:val="start"/>
       </w:pPr>
       <w:r>
         <w:rPr>
@@ -1291,6 +1342,7 @@
           <w:sz w:val="22"/>
           <w:szCs w:val="22"/>
           <w:rtl/>
+          <w:lang w:val="he-IL" w:bidi="he-IL"/>
         </w:rPr>
         <w:t xml:space="preserve">לכן הוסכם בין הצדדים כך:</w:t>
       </w:r>
@@ -1300,7 +1352,6 @@
         <w:keepNext/>
         <w:bidi/>
         <w:spacing w:after="80" w:before="220" w:line="300"/>
-        <w:jc w:val="start"/>
       </w:pPr>
       <w:r>
         <w:rPr>
@@ -1311,6 +1362,7 @@
           <w:sz w:val="24"/>
           <w:szCs w:val="24"/>
           <w:rtl/>
+          <w:lang w:val="he-IL" w:bidi="he-IL"/>
         </w:rPr>
         <w:t xml:space="preserve">1.  </w:t>
       </w:r>
@@ -1323,6 +1375,7 @@
           <w:sz w:val="24"/>
           <w:szCs w:val="24"/>
           <w:rtl/>
+          <w:lang w:val="he-IL" w:bidi="he-IL"/>
         </w:rPr>
         <w:t xml:space="preserve">על מה ההסכם</w:t>
       </w:r>
@@ -1330,11 +1383,11 @@
     <w:p>
       <w:pPr>
         <w:tabs>
-          <w:tab w:val="start" w:pos="680"/>
+          <w:tab w:val="left" w:pos="680"/>
         </w:tabs>
         <w:bidi/>
         <w:spacing w:after="100" w:before="0" w:line="300"/>
-        <w:ind w:start="680" w:hanging="680"/>
+        <w:ind w:left="680" w:hanging="680"/>
         <w:jc w:val="both"/>
       </w:pPr>
       <w:r>
@@ -1344,6 +1397,7 @@
           <w:sz w:val="19"/>
           <w:szCs w:val="19"/>
           <w:rtl/>
+          <w:lang w:val="he-IL" w:bidi="he-IL"/>
         </w:rPr>
         <w:t xml:space="preserve">1.1</w:t>
       </w:r>
@@ -1353,6 +1407,7 @@
           <w:sz w:val="21"/>
           <w:szCs w:val="21"/>
           <w:rtl/>
+          <w:lang w:val="he-IL" w:bidi="he-IL"/>
         </w:rPr>
         <w:t xml:space="preserve">	</w:t>
       </w:r>
@@ -1362,6 +1417,7 @@
           <w:sz w:val="21"/>
           <w:szCs w:val="21"/>
           <w:rtl/>
+          <w:lang w:val="he-IL" w:bidi="he-IL"/>
         </w:rPr>
         <w:t xml:space="preserve">PALAMI מפעילה מערכת מקוונת (SaaS) לסוכני נסיעות: מעלים לתיק הנסיעה מסמכים (כגון אישורי טיסה, מלון, רכב וביטוח), המערכת מזהה אותם, קוראת מהם את הפרטים ומתייקת אותם, והנוסעים מקבלים קישור אחד לאפליקציית נסיעה עם הלו״ז, המסמכים, מידע לחירום וצ׳אט (להלן: "השירות").</w:t>
       </w:r>
@@ -1369,11 +1425,11 @@
     <w:p>
       <w:pPr>
         <w:tabs>
-          <w:tab w:val="start" w:pos="680"/>
+          <w:tab w:val="left" w:pos="680"/>
         </w:tabs>
         <w:bidi/>
         <w:spacing w:after="100" w:before="0" w:line="300"/>
-        <w:ind w:start="680" w:hanging="680"/>
+        <w:ind w:left="680" w:hanging="680"/>
         <w:jc w:val="both"/>
       </w:pPr>
       <w:r>
@@ -1383,6 +1439,7 @@
           <w:sz w:val="19"/>
           <w:szCs w:val="19"/>
           <w:rtl/>
+          <w:lang w:val="he-IL" w:bidi="he-IL"/>
         </w:rPr>
         <w:t xml:space="preserve">1.2</w:t>
       </w:r>
@@ -1392,6 +1449,7 @@
           <w:sz w:val="21"/>
           <w:szCs w:val="21"/>
           <w:rtl/>
+          <w:lang w:val="he-IL" w:bidi="he-IL"/>
         </w:rPr>
         <w:t xml:space="preserve">	</w:t>
       </w:r>
@@ -1401,6 +1459,7 @@
           <w:sz w:val="21"/>
           <w:szCs w:val="21"/>
           <w:rtl/>
+          <w:lang w:val="he-IL" w:bidi="he-IL"/>
         </w:rPr>
         <w:t xml:space="preserve">ההסכם קובע את התנאים לשימוש של הסוכנות ושל העובדים שלה בשירות, ואת האופן שבו PALAMI מעבדת בשביל הסוכנות מידע על הלקוחות שלה.</w:t>
       </w:r>
@@ -1408,11 +1467,11 @@
     <w:p>
       <w:pPr>
         <w:tabs>
-          <w:tab w:val="start" w:pos="680"/>
+          <w:tab w:val="left" w:pos="680"/>
         </w:tabs>
         <w:bidi/>
         <w:spacing w:after="100" w:before="0" w:line="300"/>
-        <w:ind w:start="680" w:hanging="680"/>
+        <w:ind w:left="680" w:hanging="680"/>
         <w:jc w:val="both"/>
       </w:pPr>
       <w:r>
@@ -1422,6 +1481,7 @@
           <w:sz w:val="19"/>
           <w:szCs w:val="19"/>
           <w:rtl/>
+          <w:lang w:val="he-IL" w:bidi="he-IL"/>
         </w:rPr>
         <w:t xml:space="preserve">1.3</w:t>
       </w:r>
@@ -1431,6 +1491,7 @@
           <w:sz w:val="21"/>
           <w:szCs w:val="21"/>
           <w:rtl/>
+          <w:lang w:val="he-IL" w:bidi="he-IL"/>
         </w:rPr>
         <w:t xml:space="preserve">	</w:t>
       </w:r>
@@ -1440,6 +1501,7 @@
           <w:sz w:val="21"/>
           <w:szCs w:val="21"/>
           <w:rtl/>
+          <w:lang w:val="he-IL" w:bidi="he-IL"/>
         </w:rPr>
         <w:t xml:space="preserve">נספח א׳ (מסלול ומחיר), נספח ב׳ (עיבוד מידע) ונספח ג׳ (ספקי משנה) הם חלק מההסכם. כל ההסכם נחתם פעם אחת.</w:t>
       </w:r>
@@ -1447,11 +1509,11 @@
     <w:p>
       <w:pPr>
         <w:tabs>
-          <w:tab w:val="start" w:pos="680"/>
+          <w:tab w:val="left" w:pos="680"/>
         </w:tabs>
         <w:bidi/>
         <w:spacing w:after="100" w:before="0" w:line="300"/>
-        <w:ind w:start="680" w:hanging="680"/>
+        <w:ind w:left="680" w:hanging="680"/>
         <w:jc w:val="both"/>
       </w:pPr>
       <w:r>
@@ -1461,6 +1523,7 @@
           <w:sz w:val="19"/>
           <w:szCs w:val="19"/>
           <w:rtl/>
+          <w:lang w:val="he-IL" w:bidi="he-IL"/>
         </w:rPr>
         <w:t xml:space="preserve">1.4</w:t>
       </w:r>
@@ -1470,6 +1533,7 @@
           <w:sz w:val="21"/>
           <w:szCs w:val="21"/>
           <w:rtl/>
+          <w:lang w:val="he-IL" w:bidi="he-IL"/>
         </w:rPr>
         <w:t xml:space="preserve">	</w:t>
       </w:r>
@@ -1479,6 +1543,7 @@
           <w:sz w:val="21"/>
           <w:szCs w:val="21"/>
           <w:rtl/>
+          <w:lang w:val="he-IL" w:bidi="he-IL"/>
         </w:rPr>
         <w:t xml:space="preserve">PALAMI היא ספקית טכנולוגיה. היא אינה סוכנות נסיעות, אינה צד להזמנות שבין הסוכנות ללקוחותיה או לספקים, ואינה אחראית לשירותי התיירות עצמם. מול הנוסעים הסוכנות נשארת האחראית לפי ההסכמים שלה איתם.</w:t>
       </w:r>
@@ -1488,7 +1553,6 @@
         <w:keepNext/>
         <w:bidi/>
         <w:spacing w:after="80" w:before="220" w:line="300"/>
-        <w:jc w:val="start"/>
       </w:pPr>
       <w:r>
         <w:rPr>
@@ -1499,6 +1563,7 @@
           <w:sz w:val="24"/>
           <w:szCs w:val="24"/>
           <w:rtl/>
+          <w:lang w:val="he-IL" w:bidi="he-IL"/>
         </w:rPr>
         <w:t xml:space="preserve">2.  </w:t>
       </w:r>
@@ -1511,6 +1576,7 @@
           <w:sz w:val="24"/>
           <w:szCs w:val="24"/>
           <w:rtl/>
+          <w:lang w:val="he-IL" w:bidi="he-IL"/>
         </w:rPr>
         <w:t xml:space="preserve">החשבון והמשתמשים</w:t>
       </w:r>
@@ -1518,11 +1584,11 @@
     <w:p>
       <w:pPr>
         <w:tabs>
-          <w:tab w:val="start" w:pos="680"/>
+          <w:tab w:val="left" w:pos="680"/>
         </w:tabs>
         <w:bidi/>
         <w:spacing w:after="100" w:before="0" w:line="300"/>
-        <w:ind w:start="680" w:hanging="680"/>
+        <w:ind w:left="680" w:hanging="680"/>
         <w:jc w:val="both"/>
       </w:pPr>
       <w:r>
@@ -1532,6 +1598,7 @@
           <w:sz w:val="19"/>
           <w:szCs w:val="19"/>
           <w:rtl/>
+          <w:lang w:val="he-IL" w:bidi="he-IL"/>
         </w:rPr>
         <w:t xml:space="preserve">2.1</w:t>
       </w:r>
@@ -1541,6 +1608,7 @@
           <w:sz w:val="21"/>
           <w:szCs w:val="21"/>
           <w:rtl/>
+          <w:lang w:val="he-IL" w:bidi="he-IL"/>
         </w:rPr>
         <w:t xml:space="preserve">	</w:t>
       </w:r>
@@ -1550,6 +1618,7 @@
           <w:sz w:val="21"/>
           <w:szCs w:val="21"/>
           <w:rtl/>
+          <w:lang w:val="he-IL" w:bidi="he-IL"/>
         </w:rPr>
         <w:t xml:space="preserve">החשבון מופעל אחרי שההסכם נחתם. מנהל או מנהלת הסוכנות מגדירים את המשתמשים מטעמה (מנהלים וסוכנים) ואת ההרשאות שלהם. העובדים לא חותמים בנפרד: ההסכם ותנאי השימוש חלים גם עליהם.</w:t>
       </w:r>
@@ -1557,11 +1626,11 @@
     <w:p>
       <w:pPr>
         <w:tabs>
-          <w:tab w:val="start" w:pos="680"/>
+          <w:tab w:val="left" w:pos="680"/>
         </w:tabs>
         <w:bidi/>
         <w:spacing w:after="100" w:before="0" w:line="300"/>
-        <w:ind w:start="680" w:hanging="680"/>
+        <w:ind w:left="680" w:hanging="680"/>
         <w:jc w:val="both"/>
       </w:pPr>
       <w:r>
@@ -1571,6 +1640,7 @@
           <w:sz w:val="19"/>
           <w:szCs w:val="19"/>
           <w:rtl/>
+          <w:lang w:val="he-IL" w:bidi="he-IL"/>
         </w:rPr>
         <w:t xml:space="preserve">2.2</w:t>
       </w:r>
@@ -1580,6 +1650,7 @@
           <w:sz w:val="21"/>
           <w:szCs w:val="21"/>
           <w:rtl/>
+          <w:lang w:val="he-IL" w:bidi="he-IL"/>
         </w:rPr>
         <w:t xml:space="preserve">	</w:t>
       </w:r>
@@ -1589,6 +1660,7 @@
           <w:sz w:val="21"/>
           <w:szCs w:val="21"/>
           <w:rtl/>
+          <w:lang w:val="he-IL" w:bidi="he-IL"/>
         </w:rPr>
         <w:t xml:space="preserve">כל משתמש נכנס עם פרטי גישה אישיים. הסוכנות דואגת שהמשתמשים ישמרו עליהם, אחראית לפעולות שנעשות בחשבון שלה, ותודיע ל־PALAMI בהקדם אם יש חשש לשימוש לא מורשה. כשעובד מסיים את עבודתו, הסוכנות משביתה את המשתמש שלו או מבקשת זאת מ־PALAMI.</w:t>
       </w:r>
@@ -1596,11 +1668,11 @@
     <w:p>
       <w:pPr>
         <w:tabs>
-          <w:tab w:val="start" w:pos="680"/>
+          <w:tab w:val="left" w:pos="680"/>
         </w:tabs>
         <w:bidi/>
         <w:spacing w:after="100" w:before="0" w:line="300"/>
-        <w:ind w:start="680" w:hanging="680"/>
+        <w:ind w:left="680" w:hanging="680"/>
         <w:jc w:val="both"/>
       </w:pPr>
       <w:r>
@@ -1610,6 +1682,7 @@
           <w:sz w:val="19"/>
           <w:szCs w:val="19"/>
           <w:rtl/>
+          <w:lang w:val="he-IL" w:bidi="he-IL"/>
         </w:rPr>
         <w:t xml:space="preserve">2.3</w:t>
       </w:r>
@@ -1619,6 +1692,7 @@
           <w:sz w:val="21"/>
           <w:szCs w:val="21"/>
           <w:rtl/>
+          <w:lang w:val="he-IL" w:bidi="he-IL"/>
         </w:rPr>
         <w:t xml:space="preserve">	</w:t>
       </w:r>
@@ -1628,6 +1702,7 @@
           <w:sz w:val="21"/>
           <w:szCs w:val="21"/>
           <w:rtl/>
+          <w:lang w:val="he-IL" w:bidi="he-IL"/>
         </w:rPr>
         <w:t xml:space="preserve">אין להשתמש בשירות בניגוד לדין, להעלות תוכן פוגעני או קוד זדוני, לנסות לעקוף את מנגנוני האבטחה, או למכור את השירות לאחרים.</w:t>
       </w:r>
@@ -1637,7 +1712,6 @@
         <w:keepNext/>
         <w:bidi/>
         <w:spacing w:after="80" w:before="220" w:line="300"/>
-        <w:jc w:val="start"/>
       </w:pPr>
       <w:r>
         <w:rPr>
@@ -1648,6 +1722,7 @@
           <w:sz w:val="24"/>
           <w:szCs w:val="24"/>
           <w:rtl/>
+          <w:lang w:val="he-IL" w:bidi="he-IL"/>
         </w:rPr>
         <w:t xml:space="preserve">3.  </w:t>
       </w:r>
@@ -1660,6 +1735,7 @@
           <w:sz w:val="24"/>
           <w:szCs w:val="24"/>
           <w:rtl/>
+          <w:lang w:val="he-IL" w:bidi="he-IL"/>
         </w:rPr>
         <w:t xml:space="preserve">המערכת מציעה, אתם מאשרים</w:t>
       </w:r>
@@ -1667,11 +1743,11 @@
     <w:p>
       <w:pPr>
         <w:tabs>
-          <w:tab w:val="start" w:pos="680"/>
+          <w:tab w:val="left" w:pos="680"/>
         </w:tabs>
         <w:bidi/>
         <w:spacing w:after="100" w:before="0" w:line="300"/>
-        <w:ind w:start="680" w:hanging="680"/>
+        <w:ind w:left="680" w:hanging="680"/>
         <w:jc w:val="both"/>
       </w:pPr>
       <w:r>
@@ -1681,6 +1757,7 @@
           <w:sz w:val="19"/>
           <w:szCs w:val="19"/>
           <w:rtl/>
+          <w:lang w:val="he-IL" w:bidi="he-IL"/>
         </w:rPr>
         <w:t xml:space="preserve">3.1</w:t>
       </w:r>
@@ -1690,6 +1767,7 @@
           <w:sz w:val="21"/>
           <w:szCs w:val="21"/>
           <w:rtl/>
+          <w:lang w:val="he-IL" w:bidi="he-IL"/>
         </w:rPr>
         <w:t xml:space="preserve">	</w:t>
       </w:r>
@@ -1699,6 +1777,7 @@
           <w:sz w:val="21"/>
           <w:szCs w:val="21"/>
           <w:rtl/>
+          <w:lang w:val="he-IL" w:bidi="he-IL"/>
         </w:rPr>
         <w:t xml:space="preserve">המערכת קוראת את המסמכים בעזרת בינה מלאכותית. מה שהיא קוראת הוא הצעה: שדה שהמערכת לא בטוחה בו מסומן "לטיפול", ועדכון לאירוע קיים מוצג לאישור לפני שהוא משתנה.</w:t>
       </w:r>
@@ -1706,11 +1785,11 @@
     <w:p>
       <w:pPr>
         <w:tabs>
-          <w:tab w:val="start" w:pos="680"/>
+          <w:tab w:val="left" w:pos="680"/>
         </w:tabs>
         <w:bidi/>
         <w:spacing w:after="100" w:before="0" w:line="300"/>
-        <w:ind w:start="680" w:hanging="680"/>
+        <w:ind w:left="680" w:hanging="680"/>
         <w:jc w:val="both"/>
       </w:pPr>
       <w:r>
@@ -1720,6 +1799,7 @@
           <w:sz w:val="19"/>
           <w:szCs w:val="19"/>
           <w:rtl/>
+          <w:lang w:val="he-IL" w:bidi="he-IL"/>
         </w:rPr>
         <w:t xml:space="preserve">3.2</w:t>
       </w:r>
@@ -1729,6 +1809,7 @@
           <w:sz w:val="21"/>
           <w:szCs w:val="21"/>
           <w:rtl/>
+          <w:lang w:val="he-IL" w:bidi="he-IL"/>
         </w:rPr>
         <w:t xml:space="preserve">	</w:t>
       </w:r>
@@ -1738,6 +1819,7 @@
           <w:sz w:val="21"/>
           <w:szCs w:val="21"/>
           <w:rtl/>
+          <w:lang w:val="he-IL" w:bidi="he-IL"/>
         </w:rPr>
         <w:t xml:space="preserve">לפני הפרסום הראשון של נסיעה, ולפני פרסום עדכונים, מי שמטפל בנסיעה מטעם הסוכנות עובר על הפרטים ומאשר. עם האישור, האחריות לנכונות מה שהנוסעים רואים עוברת לסוכנות. כל אישור נרשם בהיסטוריית הפעולות, עם השם והשעה.</w:t>
       </w:r>
@@ -1745,11 +1827,11 @@
     <w:p>
       <w:pPr>
         <w:tabs>
-          <w:tab w:val="start" w:pos="680"/>
+          <w:tab w:val="left" w:pos="680"/>
         </w:tabs>
         <w:bidi/>
         <w:spacing w:after="100" w:before="0" w:line="300"/>
-        <w:ind w:start="680" w:hanging="680"/>
+        <w:ind w:left="680" w:hanging="680"/>
         <w:jc w:val="both"/>
       </w:pPr>
       <w:r>
@@ -1759,6 +1841,7 @@
           <w:sz w:val="19"/>
           <w:szCs w:val="19"/>
           <w:rtl/>
+          <w:lang w:val="he-IL" w:bidi="he-IL"/>
         </w:rPr>
         <w:t xml:space="preserve">3.3</w:t>
       </w:r>
@@ -1768,6 +1851,7 @@
           <w:sz w:val="21"/>
           <w:szCs w:val="21"/>
           <w:rtl/>
+          <w:lang w:val="he-IL" w:bidi="he-IL"/>
         </w:rPr>
         <w:t xml:space="preserve">	</w:t>
       </w:r>
@@ -1777,6 +1861,7 @@
           <w:sz w:val="21"/>
           <w:szCs w:val="21"/>
           <w:rtl/>
+          <w:lang w:val="he-IL" w:bidi="he-IL"/>
         </w:rPr>
         <w:t xml:space="preserve">אם הסוכנות מפעילה עדכון אוטומטי למסמכים חדשים, היא אחראית גם למסמכים שמתפרסמים בלי אישור. שינוי באירוע קיים תמיד נשאר באישור.</w:t>
       </w:r>
@@ -1784,11 +1869,11 @@
     <w:p>
       <w:pPr>
         <w:tabs>
-          <w:tab w:val="start" w:pos="680"/>
+          <w:tab w:val="left" w:pos="680"/>
         </w:tabs>
         <w:bidi/>
         <w:spacing w:after="100" w:before="0" w:line="300"/>
-        <w:ind w:start="680" w:hanging="680"/>
+        <w:ind w:left="680" w:hanging="680"/>
         <w:jc w:val="both"/>
       </w:pPr>
       <w:r>
@@ -1798,6 +1883,7 @@
           <w:sz w:val="19"/>
           <w:szCs w:val="19"/>
           <w:rtl/>
+          <w:lang w:val="he-IL" w:bidi="he-IL"/>
         </w:rPr>
         <w:t xml:space="preserve">3.4</w:t>
       </w:r>
@@ -1807,6 +1893,7 @@
           <w:sz w:val="21"/>
           <w:szCs w:val="21"/>
           <w:rtl/>
+          <w:lang w:val="he-IL" w:bidi="he-IL"/>
         </w:rPr>
         <w:t xml:space="preserve">	</w:t>
       </w:r>
@@ -1816,6 +1903,7 @@
           <w:sz w:val="21"/>
           <w:szCs w:val="21"/>
           <w:rtl/>
+          <w:lang w:val="he-IL" w:bidi="he-IL"/>
         </w:rPr>
         <w:t xml:space="preserve">PALAMI אחראית לכך שמה שאושר יוצג לנוסעים כפי שאושר. טעות שנוצרה במערכת אחרי האישור היא באחריות PALAMI.</w:t>
       </w:r>
@@ -1823,11 +1911,11 @@
     <w:p>
       <w:pPr>
         <w:tabs>
-          <w:tab w:val="start" w:pos="680"/>
+          <w:tab w:val="left" w:pos="680"/>
         </w:tabs>
         <w:bidi/>
         <w:spacing w:after="100" w:before="0" w:line="300"/>
-        <w:ind w:start="680" w:hanging="680"/>
+        <w:ind w:left="680" w:hanging="680"/>
         <w:jc w:val="both"/>
       </w:pPr>
       <w:r>
@@ -1837,6 +1925,7 @@
           <w:sz w:val="19"/>
           <w:szCs w:val="19"/>
           <w:rtl/>
+          <w:lang w:val="he-IL" w:bidi="he-IL"/>
         </w:rPr>
         <w:t xml:space="preserve">3.5</w:t>
       </w:r>
@@ -1846,6 +1935,7 @@
           <w:sz w:val="21"/>
           <w:szCs w:val="21"/>
           <w:rtl/>
+          <w:lang w:val="he-IL" w:bidi="he-IL"/>
         </w:rPr>
         <w:t xml:space="preserve">	</w:t>
       </w:r>
@@ -1855,6 +1945,7 @@
           <w:sz w:val="21"/>
           <w:szCs w:val="21"/>
           <w:rtl/>
+          <w:lang w:val="he-IL" w:bidi="he-IL"/>
         </w:rPr>
         <w:t xml:space="preserve">הסוכנות מצהירה שיש לה זכות להעלות את המסמכים והמידע לשירות, ושמסרה ללקוחותיה את ההודעה הנדרשת לפי דין. PALAMI מספקת לשם כך תבניות מוכנות (מדיניות פרטיות, תנאי שימוש לנוסע והצהרת נגישות), ומעדכנת אותן כשהחוק משתנה.</w:t>
       </w:r>
@@ -1864,7 +1955,6 @@
         <w:keepNext/>
         <w:bidi/>
         <w:spacing w:after="80" w:before="220" w:line="300"/>
-        <w:jc w:val="start"/>
       </w:pPr>
       <w:r>
         <w:rPr>
@@ -1875,6 +1965,7 @@
           <w:sz w:val="24"/>
           <w:szCs w:val="24"/>
           <w:rtl/>
+          <w:lang w:val="he-IL" w:bidi="he-IL"/>
         </w:rPr>
         <w:t xml:space="preserve">4.  </w:t>
       </w:r>
@@ -1887,6 +1978,7 @@
           <w:sz w:val="24"/>
           <w:szCs w:val="24"/>
           <w:rtl/>
+          <w:lang w:val="he-IL" w:bidi="he-IL"/>
         </w:rPr>
         <w:t xml:space="preserve">מחיר ותשלום</w:t>
       </w:r>
@@ -1894,11 +1986,11 @@
     <w:p>
       <w:pPr>
         <w:tabs>
-          <w:tab w:val="start" w:pos="680"/>
+          <w:tab w:val="left" w:pos="680"/>
         </w:tabs>
         <w:bidi/>
         <w:spacing w:after="100" w:before="0" w:line="300"/>
-        <w:ind w:start="680" w:hanging="680"/>
+        <w:ind w:left="680" w:hanging="680"/>
         <w:jc w:val="both"/>
       </w:pPr>
       <w:r>
@@ -1908,6 +2000,7 @@
           <w:sz w:val="19"/>
           <w:szCs w:val="19"/>
           <w:rtl/>
+          <w:lang w:val="he-IL" w:bidi="he-IL"/>
         </w:rPr>
         <w:t xml:space="preserve">4.1</w:t>
       </w:r>
@@ -1917,6 +2010,7 @@
           <w:sz w:val="21"/>
           <w:szCs w:val="21"/>
           <w:rtl/>
+          <w:lang w:val="he-IL" w:bidi="he-IL"/>
         </w:rPr>
         <w:t xml:space="preserve">	</w:t>
       </w:r>
@@ -1926,6 +2020,7 @@
           <w:sz w:val="21"/>
           <w:szCs w:val="21"/>
           <w:rtl/>
+          <w:lang w:val="he-IL" w:bidi="he-IL"/>
         </w:rPr>
         <w:t xml:space="preserve">המסלול, המחירים ותנאי התשלום מפורטים בנספח א׳. המחירים אינם כוללים מע״מ, שיתווסף לפי הדין, ו־PALAMI תוציא חשבונית על כל תשלום.</w:t>
       </w:r>
@@ -1933,11 +2028,11 @@
     <w:p>
       <w:pPr>
         <w:tabs>
-          <w:tab w:val="start" w:pos="680"/>
+          <w:tab w:val="left" w:pos="680"/>
         </w:tabs>
         <w:bidi/>
         <w:spacing w:after="100" w:before="0" w:line="300"/>
-        <w:ind w:start="680" w:hanging="680"/>
+        <w:ind w:left="680" w:hanging="680"/>
         <w:jc w:val="both"/>
       </w:pPr>
       <w:r>
@@ -1947,6 +2042,7 @@
           <w:sz w:val="19"/>
           <w:szCs w:val="19"/>
           <w:rtl/>
+          <w:lang w:val="he-IL" w:bidi="he-IL"/>
         </w:rPr>
         <w:t xml:space="preserve">4.2</w:t>
       </w:r>
@@ -1956,6 +2052,7 @@
           <w:sz w:val="21"/>
           <w:szCs w:val="21"/>
           <w:rtl/>
+          <w:lang w:val="he-IL" w:bidi="he-IL"/>
         </w:rPr>
         <w:t xml:space="preserve">	</w:t>
       </w:r>
@@ -1965,6 +2062,7 @@
           <w:sz w:val="21"/>
           <w:szCs w:val="21"/>
           <w:rtl/>
+          <w:lang w:val="he-IL" w:bidi="he-IL"/>
         </w:rPr>
         <w:t xml:space="preserve">במסלול בנק נסיעות משלמים רק על נסיעות שנשלחות לנוסעים: קרדיט נצרך פעם אחת לנסיעה, בפרסום הראשון. טיוטות, עדכונים ופרסום חוזר של אותה נסיעה לא צורכים קרדיט, וגם לא נסיעה שבוטלה לפני הפרסום.</w:t>
       </w:r>
@@ -1972,11 +2070,11 @@
     <w:p>
       <w:pPr>
         <w:tabs>
-          <w:tab w:val="start" w:pos="680"/>
+          <w:tab w:val="left" w:pos="680"/>
         </w:tabs>
         <w:bidi/>
         <w:spacing w:after="100" w:before="0" w:line="300"/>
-        <w:ind w:start="680" w:hanging="680"/>
+        <w:ind w:left="680" w:hanging="680"/>
         <w:jc w:val="both"/>
       </w:pPr>
       <w:r>
@@ -1986,6 +2084,7 @@
           <w:sz w:val="19"/>
           <w:szCs w:val="19"/>
           <w:rtl/>
+          <w:lang w:val="he-IL" w:bidi="he-IL"/>
         </w:rPr>
         <w:t xml:space="preserve">4.3</w:t>
       </w:r>
@@ -1995,6 +2094,7 @@
           <w:sz w:val="21"/>
           <w:szCs w:val="21"/>
           <w:rtl/>
+          <w:lang w:val="he-IL" w:bidi="he-IL"/>
         </w:rPr>
         <w:t xml:space="preserve">	</w:t>
       </w:r>
@@ -2004,6 +2104,7 @@
           <w:sz w:val="21"/>
           <w:szCs w:val="21"/>
           <w:rtl/>
+          <w:lang w:val="he-IL" w:bidi="he-IL"/>
         </w:rPr>
         <w:t xml:space="preserve">שינוי מחיר יימסר באימייל 30 יום מראש לפחות, ויחול רק על רכישות שאחרי מועד השינוי. קרדיטים שכבר נרכשו שומרים על ערכם עד תום תוקפם. מי שלא מסכים לשינוי רשאי לסיים את ההסכם לפני שהוא חל, לפי סעיף 10.5.</w:t>
       </w:r>
@@ -2011,11 +2112,11 @@
     <w:p>
       <w:pPr>
         <w:tabs>
-          <w:tab w:val="start" w:pos="680"/>
+          <w:tab w:val="left" w:pos="680"/>
         </w:tabs>
         <w:bidi/>
         <w:spacing w:after="100" w:before="0" w:line="300"/>
-        <w:ind w:start="680" w:hanging="680"/>
+        <w:ind w:left="680" w:hanging="680"/>
         <w:jc w:val="both"/>
       </w:pPr>
       <w:r>
@@ -2025,6 +2126,7 @@
           <w:sz w:val="19"/>
           <w:szCs w:val="19"/>
           <w:rtl/>
+          <w:lang w:val="he-IL" w:bidi="he-IL"/>
         </w:rPr>
         <w:t xml:space="preserve">4.4</w:t>
       </w:r>
@@ -2034,6 +2136,7 @@
           <w:sz w:val="21"/>
           <w:szCs w:val="21"/>
           <w:rtl/>
+          <w:lang w:val="he-IL" w:bidi="he-IL"/>
         </w:rPr>
         <w:t xml:space="preserve">	</w:t>
       </w:r>
@@ -2043,6 +2146,7 @@
           <w:sz w:val="21"/>
           <w:szCs w:val="21"/>
           <w:rtl/>
+          <w:lang w:val="he-IL" w:bidi="he-IL"/>
         </w:rPr>
         <w:t xml:space="preserve">אם תשלום מתעכב, PALAMI תשלח תזכורת. אם התשלום לא הוסדר 14 יום אחרי התזכורת, PALAMI רשאית לעצור את פרסום הנסיעות החדשות עד שיוסדר. נסיעות שכבר פורסמו ממשיכות לעבוד לנוסעים, ומסך החירום לא נחסם בגלל חוב.</w:t>
       </w:r>
@@ -2052,7 +2156,6 @@
         <w:keepNext/>
         <w:bidi/>
         <w:spacing w:after="80" w:before="220" w:line="300"/>
-        <w:jc w:val="start"/>
       </w:pPr>
       <w:r>
         <w:rPr>
@@ -2063,6 +2166,7 @@
           <w:sz w:val="24"/>
           <w:szCs w:val="24"/>
           <w:rtl/>
+          <w:lang w:val="he-IL" w:bidi="he-IL"/>
         </w:rPr>
         <w:t xml:space="preserve">5.  </w:t>
       </w:r>
@@ -2075,6 +2179,7 @@
           <w:sz w:val="24"/>
           <w:szCs w:val="24"/>
           <w:rtl/>
+          <w:lang w:val="he-IL" w:bidi="he-IL"/>
         </w:rPr>
         <w:t xml:space="preserve">זמינות, תמיכה ושיפורים</w:t>
       </w:r>
@@ -2082,11 +2187,11 @@
     <w:p>
       <w:pPr>
         <w:tabs>
-          <w:tab w:val="start" w:pos="680"/>
+          <w:tab w:val="left" w:pos="680"/>
         </w:tabs>
         <w:bidi/>
         <w:spacing w:after="100" w:before="0" w:line="300"/>
-        <w:ind w:start="680" w:hanging="680"/>
+        <w:ind w:left="680" w:hanging="680"/>
         <w:jc w:val="both"/>
       </w:pPr>
       <w:r>
@@ -2096,6 +2201,7 @@
           <w:sz w:val="19"/>
           <w:szCs w:val="19"/>
           <w:rtl/>
+          <w:lang w:val="he-IL" w:bidi="he-IL"/>
         </w:rPr>
         <w:t xml:space="preserve">5.1</w:t>
       </w:r>
@@ -2105,6 +2211,7 @@
           <w:sz w:val="21"/>
           <w:szCs w:val="21"/>
           <w:rtl/>
+          <w:lang w:val="he-IL" w:bidi="he-IL"/>
         </w:rPr>
         <w:t xml:space="preserve">	</w:t>
       </w:r>
@@ -2114,6 +2221,7 @@
           <w:sz w:val="21"/>
           <w:szCs w:val="21"/>
           <w:rtl/>
+          <w:lang w:val="he-IL" w:bidi="he-IL"/>
         </w:rPr>
         <w:t xml:space="preserve">PALAMI פועלת כדי שהשירות יהיה זמין ויעבוד כראוי, בזהירות ובמיומנות מקצועיות סבירות. עבודות תחזוקה מתוכננות ייעשו ככל האפשר בשעות שקטות ובהודעה מראש. בתקלה, מסך החירום של הנוסעים מקבל עדיפות ראשונה. אפליקציית הנוסע שומרת את פרטי הנסיעה במכשיר וממשיכה לעבוד גם בלי אינטרנט.</w:t>
       </w:r>
@@ -2121,11 +2229,11 @@
     <w:p>
       <w:pPr>
         <w:tabs>
-          <w:tab w:val="start" w:pos="680"/>
+          <w:tab w:val="left" w:pos="680"/>
         </w:tabs>
         <w:bidi/>
         <w:spacing w:after="100" w:before="0" w:line="300"/>
-        <w:ind w:start="680" w:hanging="680"/>
+        <w:ind w:left="680" w:hanging="680"/>
         <w:jc w:val="both"/>
       </w:pPr>
       <w:r>
@@ -2135,6 +2243,7 @@
           <w:sz w:val="19"/>
           <w:szCs w:val="19"/>
           <w:rtl/>
+          <w:lang w:val="he-IL" w:bidi="he-IL"/>
         </w:rPr>
         <w:t xml:space="preserve">5.2</w:t>
       </w:r>
@@ -2144,6 +2253,7 @@
           <w:sz w:val="21"/>
           <w:szCs w:val="21"/>
           <w:rtl/>
+          <w:lang w:val="he-IL" w:bidi="he-IL"/>
         </w:rPr>
         <w:t xml:space="preserve">	</w:t>
       </w:r>
@@ -2153,6 +2263,7 @@
           <w:sz w:val="21"/>
           <w:szCs w:val="21"/>
           <w:rtl/>
+          <w:lang w:val="he-IL" w:bidi="he-IL"/>
         </w:rPr>
         <w:t xml:space="preserve">השירות נשען על רשתות תקשורת ועל ספקים חיצוניים (כגון שירותי ענן, SMS, WhatsApp והתראות בטלפון). PALAMI לא יכולה להבטיח שכל הודעה או התראה תגיע בזמן, ולכן מידע דחוף לנוסע כדאי למסור גם בטלפון.</w:t>
       </w:r>
@@ -2160,11 +2271,11 @@
     <w:p>
       <w:pPr>
         <w:tabs>
-          <w:tab w:val="start" w:pos="680"/>
+          <w:tab w:val="left" w:pos="680"/>
         </w:tabs>
         <w:bidi/>
         <w:spacing w:after="100" w:before="0" w:line="300"/>
-        <w:ind w:start="680" w:hanging="680"/>
+        <w:ind w:left="680" w:hanging="680"/>
         <w:jc w:val="both"/>
       </w:pPr>
       <w:r>
@@ -2174,6 +2285,7 @@
           <w:sz w:val="19"/>
           <w:szCs w:val="19"/>
           <w:rtl/>
+          <w:lang w:val="he-IL" w:bidi="he-IL"/>
         </w:rPr>
         <w:t xml:space="preserve">5.3</w:t>
       </w:r>
@@ -2183,6 +2295,7 @@
           <w:sz w:val="21"/>
           <w:szCs w:val="21"/>
           <w:rtl/>
+          <w:lang w:val="he-IL" w:bidi="he-IL"/>
         </w:rPr>
         <w:t xml:space="preserve">	</w:t>
       </w:r>
@@ -2192,6 +2305,7 @@
           <w:sz w:val="21"/>
           <w:szCs w:val="21"/>
           <w:rtl/>
+          <w:lang w:val="he-IL" w:bidi="he-IL"/>
         </w:rPr>
         <w:t xml:space="preserve">התמיכה ניתנת בערוצים ובשעות שבנספח א׳. בתקלה שמשביתה את השירות PALAMI תטפל בהקדם האפשרי, גם מחוץ לשעות האלה.</w:t>
       </w:r>
@@ -2199,11 +2313,11 @@
     <w:p>
       <w:pPr>
         <w:tabs>
-          <w:tab w:val="start" w:pos="680"/>
+          <w:tab w:val="left" w:pos="680"/>
         </w:tabs>
         <w:bidi/>
         <w:spacing w:after="100" w:before="0" w:line="300"/>
-        <w:ind w:start="680" w:hanging="680"/>
+        <w:ind w:left="680" w:hanging="680"/>
         <w:jc w:val="both"/>
       </w:pPr>
       <w:r>
@@ -2213,6 +2327,7 @@
           <w:sz w:val="19"/>
           <w:szCs w:val="19"/>
           <w:rtl/>
+          <w:lang w:val="he-IL" w:bidi="he-IL"/>
         </w:rPr>
         <w:t xml:space="preserve">5.4</w:t>
       </w:r>
@@ -2222,6 +2337,7 @@
           <w:sz w:val="21"/>
           <w:szCs w:val="21"/>
           <w:rtl/>
+          <w:lang w:val="he-IL" w:bidi="he-IL"/>
         </w:rPr>
         <w:t xml:space="preserve">	</w:t>
       </w:r>
@@ -2231,6 +2347,7 @@
           <w:sz w:val="21"/>
           <w:szCs w:val="21"/>
           <w:rtl/>
+          <w:lang w:val="he-IL" w:bidi="he-IL"/>
         </w:rPr>
         <w:t xml:space="preserve">PALAMI משפרת את השירות כל הזמן ורשאית להוסיף, לשנות או להסיר יכולות. שינוי שפוגע באופן מהותי ביכולת מרכזית שהסוכנות משתמשת בה יימסר 30 יום מראש, והסוכנות רשאית במקרה כזה לסיים את ההסכם לפי סעיף 10.5.</w:t>
       </w:r>
@@ -2240,7 +2357,6 @@
         <w:keepNext/>
         <w:bidi/>
         <w:spacing w:after="80" w:before="220" w:line="300"/>
-        <w:jc w:val="start"/>
       </w:pPr>
       <w:r>
         <w:rPr>
@@ -2251,6 +2367,7 @@
           <w:sz w:val="24"/>
           <w:szCs w:val="24"/>
           <w:rtl/>
+          <w:lang w:val="he-IL" w:bidi="he-IL"/>
         </w:rPr>
         <w:t xml:space="preserve">6.  </w:t>
       </w:r>
@@ -2263,6 +2380,7 @@
           <w:sz w:val="24"/>
           <w:szCs w:val="24"/>
           <w:rtl/>
+          <w:lang w:val="he-IL" w:bidi="he-IL"/>
         </w:rPr>
         <w:t xml:space="preserve">המידע שלכם, הקניין שלנו</w:t>
       </w:r>
@@ -2270,11 +2388,11 @@
     <w:p>
       <w:pPr>
         <w:tabs>
-          <w:tab w:val="start" w:pos="680"/>
+          <w:tab w:val="left" w:pos="680"/>
         </w:tabs>
         <w:bidi/>
         <w:spacing w:after="100" w:before="0" w:line="300"/>
-        <w:ind w:start="680" w:hanging="680"/>
+        <w:ind w:left="680" w:hanging="680"/>
         <w:jc w:val="both"/>
       </w:pPr>
       <w:r>
@@ -2284,6 +2402,7 @@
           <w:sz w:val="19"/>
           <w:szCs w:val="19"/>
           <w:rtl/>
+          <w:lang w:val="he-IL" w:bidi="he-IL"/>
         </w:rPr>
         <w:t xml:space="preserve">6.1</w:t>
       </w:r>
@@ -2293,6 +2412,7 @@
           <w:sz w:val="21"/>
           <w:szCs w:val="21"/>
           <w:rtl/>
+          <w:lang w:val="he-IL" w:bidi="he-IL"/>
         </w:rPr>
         <w:t xml:space="preserve">	</w:t>
       </w:r>
@@ -2302,6 +2422,7 @@
           <w:sz w:val="21"/>
           <w:szCs w:val="21"/>
           <w:rtl/>
+          <w:lang w:val="he-IL" w:bidi="he-IL"/>
         </w:rPr>
         <w:t xml:space="preserve">המסמכים והמידע שהסוכנות ומשתמשיה מעלים, ומידע הנוסעים, שייכים לסוכנות (להלן: "מידע הלקוחות"). PALAMI משתמשת בהם רק כדי לתת את השירות, לפי נספח ב׳. PALAMI לא מוכרת אותם ולא משתמשת בהם כדי לאמן מודלים של בינה מלאכותית.</w:t>
       </w:r>
@@ -2309,11 +2430,11 @@
     <w:p>
       <w:pPr>
         <w:tabs>
-          <w:tab w:val="start" w:pos="680"/>
+          <w:tab w:val="left" w:pos="680"/>
         </w:tabs>
         <w:bidi/>
         <w:spacing w:after="100" w:before="0" w:line="300"/>
-        <w:ind w:start="680" w:hanging="680"/>
+        <w:ind w:left="680" w:hanging="680"/>
         <w:jc w:val="both"/>
       </w:pPr>
       <w:r>
@@ -2323,6 +2444,7 @@
           <w:sz w:val="19"/>
           <w:szCs w:val="19"/>
           <w:rtl/>
+          <w:lang w:val="he-IL" w:bidi="he-IL"/>
         </w:rPr>
         <w:t xml:space="preserve">6.2</w:t>
       </w:r>
@@ -2332,6 +2454,7 @@
           <w:sz w:val="21"/>
           <w:szCs w:val="21"/>
           <w:rtl/>
+          <w:lang w:val="he-IL" w:bidi="he-IL"/>
         </w:rPr>
         <w:t xml:space="preserve">	</w:t>
       </w:r>
@@ -2341,6 +2464,7 @@
           <w:sz w:val="21"/>
           <w:szCs w:val="21"/>
           <w:rtl/>
+          <w:lang w:val="he-IL" w:bidi="he-IL"/>
         </w:rPr>
         <w:t xml:space="preserve">המערכת, הקוד, העיצוב, המותג PALAMI וכל שיפור בהם שייכים ל־PALAMI. הסוכנות מקבלת זכות שימוש אישית, לא בלעדית ולא ניתנת להעברה, לתקופת ההסכם.</w:t>
       </w:r>
@@ -2348,11 +2472,11 @@
     <w:p>
       <w:pPr>
         <w:tabs>
-          <w:tab w:val="start" w:pos="680"/>
+          <w:tab w:val="left" w:pos="680"/>
         </w:tabs>
         <w:bidi/>
         <w:spacing w:after="100" w:before="0" w:line="300"/>
-        <w:ind w:start="680" w:hanging="680"/>
+        <w:ind w:left="680" w:hanging="680"/>
         <w:jc w:val="both"/>
       </w:pPr>
       <w:r>
@@ -2362,6 +2486,7 @@
           <w:sz w:val="19"/>
           <w:szCs w:val="19"/>
           <w:rtl/>
+          <w:lang w:val="he-IL" w:bidi="he-IL"/>
         </w:rPr>
         <w:t xml:space="preserve">6.3</w:t>
       </w:r>
@@ -2371,6 +2496,7 @@
           <w:sz w:val="21"/>
           <w:szCs w:val="21"/>
           <w:rtl/>
+          <w:lang w:val="he-IL" w:bidi="he-IL"/>
         </w:rPr>
         <w:t xml:space="preserve">	</w:t>
       </w:r>
@@ -2380,6 +2506,7 @@
           <w:sz w:val="21"/>
           <w:szCs w:val="21"/>
           <w:rtl/>
+          <w:lang w:val="he-IL" w:bidi="he-IL"/>
         </w:rPr>
         <w:t xml:space="preserve">הסוכנות מתירה ל־PALAMI להציג את השם והלוגו שלה בתוך השירות, מול הנוסעים שלה. שימוש בשם או בלוגו מחוץ לשירות, למשל ברשימת לקוחות באתר, ייעשה רק בהסכמה בכתב (אימייל מספיק), ואפשר לבטל אותה בכל עת.</w:t>
       </w:r>
@@ -2387,11 +2514,11 @@
     <w:p>
       <w:pPr>
         <w:tabs>
-          <w:tab w:val="start" w:pos="680"/>
+          <w:tab w:val="left" w:pos="680"/>
         </w:tabs>
         <w:bidi/>
         <w:spacing w:after="100" w:before="0" w:line="300"/>
-        <w:ind w:start="680" w:hanging="680"/>
+        <w:ind w:left="680" w:hanging="680"/>
         <w:jc w:val="both"/>
       </w:pPr>
       <w:r>
@@ -2401,6 +2528,7 @@
           <w:sz w:val="19"/>
           <w:szCs w:val="19"/>
           <w:rtl/>
+          <w:lang w:val="he-IL" w:bidi="he-IL"/>
         </w:rPr>
         <w:t xml:space="preserve">6.4</w:t>
       </w:r>
@@ -2410,6 +2538,7 @@
           <w:sz w:val="21"/>
           <w:szCs w:val="21"/>
           <w:rtl/>
+          <w:lang w:val="he-IL" w:bidi="he-IL"/>
         </w:rPr>
         <w:t xml:space="preserve">	</w:t>
       </w:r>
@@ -2419,6 +2548,7 @@
           <w:sz w:val="21"/>
           <w:szCs w:val="21"/>
           <w:rtl/>
+          <w:lang w:val="he-IL" w:bidi="he-IL"/>
         </w:rPr>
         <w:t xml:space="preserve">PALAMI רשאית להשתמש בנתונים סטטיסטיים מצטברים שאינם מזהים (למשל כמה מסמכים תויקו אוטומטית), כדי לתפעל ולשפר את השירות. הנתונים האלה לא כוללים פרטים של נוסעים או תוכן של מסמכים.</w:t>
       </w:r>
@@ -2426,11 +2556,11 @@
     <w:p>
       <w:pPr>
         <w:tabs>
-          <w:tab w:val="start" w:pos="680"/>
+          <w:tab w:val="left" w:pos="680"/>
         </w:tabs>
         <w:bidi/>
         <w:spacing w:after="100" w:before="0" w:line="300"/>
-        <w:ind w:start="680" w:hanging="680"/>
+        <w:ind w:left="680" w:hanging="680"/>
         <w:jc w:val="both"/>
       </w:pPr>
       <w:r>
@@ -2440,6 +2570,7 @@
           <w:sz w:val="19"/>
           <w:szCs w:val="19"/>
           <w:rtl/>
+          <w:lang w:val="he-IL" w:bidi="he-IL"/>
         </w:rPr>
         <w:t xml:space="preserve">6.5</w:t>
       </w:r>
@@ -2449,6 +2580,7 @@
           <w:sz w:val="21"/>
           <w:szCs w:val="21"/>
           <w:rtl/>
+          <w:lang w:val="he-IL" w:bidi="he-IL"/>
         </w:rPr>
         <w:t xml:space="preserve">	</w:t>
       </w:r>
@@ -2458,6 +2590,7 @@
           <w:sz w:val="21"/>
           <w:szCs w:val="21"/>
           <w:rtl/>
+          <w:lang w:val="he-IL" w:bidi="he-IL"/>
         </w:rPr>
         <w:t xml:space="preserve">הצעות ומשוב על השירות מתקבלים בתודה, ו־PALAMI רשאית להשתמש בהם בלי תמורה ובלי התחייבות.</w:t>
       </w:r>
@@ -2467,7 +2600,6 @@
         <w:keepNext/>
         <w:bidi/>
         <w:spacing w:after="80" w:before="220" w:line="300"/>
-        <w:jc w:val="start"/>
       </w:pPr>
       <w:r>
         <w:rPr>
@@ -2478,6 +2610,7 @@
           <w:sz w:val="24"/>
           <w:szCs w:val="24"/>
           <w:rtl/>
+          <w:lang w:val="he-IL" w:bidi="he-IL"/>
         </w:rPr>
         <w:t xml:space="preserve">7.  </w:t>
       </w:r>
@@ -2490,6 +2623,7 @@
           <w:sz w:val="24"/>
           <w:szCs w:val="24"/>
           <w:rtl/>
+          <w:lang w:val="he-IL" w:bidi="he-IL"/>
         </w:rPr>
         <w:t xml:space="preserve">פרטיות ואבטחת מידע</w:t>
       </w:r>
@@ -2497,11 +2631,11 @@
     <w:p>
       <w:pPr>
         <w:tabs>
-          <w:tab w:val="start" w:pos="680"/>
+          <w:tab w:val="left" w:pos="680"/>
         </w:tabs>
         <w:bidi/>
         <w:spacing w:after="100" w:before="0" w:line="300"/>
-        <w:ind w:start="680" w:hanging="680"/>
+        <w:ind w:left="680" w:hanging="680"/>
         <w:jc w:val="both"/>
       </w:pPr>
       <w:r>
@@ -2511,6 +2645,7 @@
           <w:sz w:val="19"/>
           <w:szCs w:val="19"/>
           <w:rtl/>
+          <w:lang w:val="he-IL" w:bidi="he-IL"/>
         </w:rPr>
         <w:t xml:space="preserve">7.1</w:t>
       </w:r>
@@ -2520,6 +2655,7 @@
           <w:sz w:val="21"/>
           <w:szCs w:val="21"/>
           <w:rtl/>
+          <w:lang w:val="he-IL" w:bidi="he-IL"/>
         </w:rPr>
         <w:t xml:space="preserve">	</w:t>
       </w:r>
@@ -2529,6 +2665,7 @@
           <w:sz w:val="21"/>
           <w:szCs w:val="21"/>
           <w:rtl/>
+          <w:lang w:val="he-IL" w:bidi="he-IL"/>
         </w:rPr>
         <w:t xml:space="preserve">לפי חוק הגנת הפרטיות, התשמ״א–1981, הסוכנות היא בעלת השליטה במאגר המידע של לקוחותיה, ו־PALAMI היא המחזיק שמעבד את המידע בשבילה, רק לפי ההסכם ולפי הוראות הסוכנות.</w:t>
       </w:r>
@@ -2536,11 +2673,11 @@
     <w:p>
       <w:pPr>
         <w:tabs>
-          <w:tab w:val="start" w:pos="680"/>
+          <w:tab w:val="left" w:pos="680"/>
         </w:tabs>
         <w:bidi/>
         <w:spacing w:after="100" w:before="0" w:line="300"/>
-        <w:ind w:start="680" w:hanging="680"/>
+        <w:ind w:left="680" w:hanging="680"/>
         <w:jc w:val="both"/>
       </w:pPr>
       <w:r>
@@ -2550,6 +2687,7 @@
           <w:sz w:val="19"/>
           <w:szCs w:val="19"/>
           <w:rtl/>
+          <w:lang w:val="he-IL" w:bidi="he-IL"/>
         </w:rPr>
         <w:t xml:space="preserve">7.2</w:t>
       </w:r>
@@ -2559,6 +2697,7 @@
           <w:sz w:val="21"/>
           <w:szCs w:val="21"/>
           <w:rtl/>
+          <w:lang w:val="he-IL" w:bidi="he-IL"/>
         </w:rPr>
         <w:t xml:space="preserve">	</w:t>
       </w:r>
@@ -2568,6 +2707,7 @@
           <w:sz w:val="21"/>
           <w:szCs w:val="21"/>
           <w:rtl/>
+          <w:lang w:val="he-IL" w:bidi="he-IL"/>
         </w:rPr>
         <w:t xml:space="preserve">כל צד יקיים את החובות שהדין מטיל עליו. העיבוד, האבטחה, ספקי המשנה, הדיווח על אירוע אבטחה והחזרת המידע בסוף ההתקשרות מפורטים בנספח ב׳, בהתאם לתקנה 15 לתקנות הגנת הפרטיות (אבטחת מידע), התשע״ז–2017. בעניין פרטיות, נספח ב׳ גובר על כל הוראה אחרת.</w:t>
       </w:r>
@@ -2577,7 +2717,6 @@
         <w:keepNext/>
         <w:bidi/>
         <w:spacing w:after="80" w:before="220" w:line="300"/>
-        <w:jc w:val="start"/>
       </w:pPr>
       <w:r>
         <w:rPr>
@@ -2588,6 +2727,7 @@
           <w:sz w:val="24"/>
           <w:szCs w:val="24"/>
           <w:rtl/>
+          <w:lang w:val="he-IL" w:bidi="he-IL"/>
         </w:rPr>
         <w:t xml:space="preserve">8.  </w:t>
       </w:r>
@@ -2600,6 +2740,7 @@
           <w:sz w:val="24"/>
           <w:szCs w:val="24"/>
           <w:rtl/>
+          <w:lang w:val="he-IL" w:bidi="he-IL"/>
         </w:rPr>
         <w:t xml:space="preserve">סודיות</w:t>
       </w:r>
@@ -2607,11 +2748,11 @@
     <w:p>
       <w:pPr>
         <w:tabs>
-          <w:tab w:val="start" w:pos="680"/>
+          <w:tab w:val="left" w:pos="680"/>
         </w:tabs>
         <w:bidi/>
         <w:spacing w:after="100" w:before="0" w:line="300"/>
-        <w:ind w:start="680" w:hanging="680"/>
+        <w:ind w:left="680" w:hanging="680"/>
         <w:jc w:val="both"/>
       </w:pPr>
       <w:r>
@@ -2621,6 +2762,7 @@
           <w:sz w:val="19"/>
           <w:szCs w:val="19"/>
           <w:rtl/>
+          <w:lang w:val="he-IL" w:bidi="he-IL"/>
         </w:rPr>
         <w:t xml:space="preserve">8.1</w:t>
       </w:r>
@@ -2630,6 +2772,7 @@
           <w:sz w:val="21"/>
           <w:szCs w:val="21"/>
           <w:rtl/>
+          <w:lang w:val="he-IL" w:bidi="he-IL"/>
         </w:rPr>
         <w:t xml:space="preserve">	</w:t>
       </w:r>
@@ -2639,6 +2782,7 @@
           <w:sz w:val="21"/>
           <w:szCs w:val="21"/>
           <w:rtl/>
+          <w:lang w:val="he-IL" w:bidi="he-IL"/>
         </w:rPr>
         <w:t xml:space="preserve">כל צד ישמור בסוד מידע עסקי של הצד השני שהגיע אליו בקשר להסכם (כגון מחירים, לקוחות, ספקים ופרטים טכניים), וישתמש בו רק לצורך ההסכם. החובה לא חלה על מידע שהיה ידוע לציבור, שהגיע כדין ממקור אחר, או שגילויו נדרש לפי דין.</w:t>
       </w:r>
@@ -2646,11 +2790,11 @@
     <w:p>
       <w:pPr>
         <w:tabs>
-          <w:tab w:val="start" w:pos="680"/>
+          <w:tab w:val="left" w:pos="680"/>
         </w:tabs>
         <w:bidi/>
         <w:spacing w:after="100" w:before="0" w:line="300"/>
-        <w:ind w:start="680" w:hanging="680"/>
+        <w:ind w:left="680" w:hanging="680"/>
         <w:jc w:val="both"/>
       </w:pPr>
       <w:r>
@@ -2660,6 +2804,7 @@
           <w:sz w:val="19"/>
           <w:szCs w:val="19"/>
           <w:rtl/>
+          <w:lang w:val="he-IL" w:bidi="he-IL"/>
         </w:rPr>
         <w:t xml:space="preserve">8.2</w:t>
       </w:r>
@@ -2669,6 +2814,7 @@
           <w:sz w:val="21"/>
           <w:szCs w:val="21"/>
           <w:rtl/>
+          <w:lang w:val="he-IL" w:bidi="he-IL"/>
         </w:rPr>
         <w:t xml:space="preserve">	</w:t>
       </w:r>
@@ -2678,6 +2824,7 @@
           <w:sz w:val="21"/>
           <w:szCs w:val="21"/>
           <w:rtl/>
+          <w:lang w:val="he-IL" w:bidi="he-IL"/>
         </w:rPr>
         <w:t xml:space="preserve">חובת הסודיות נמשכת שלוש שנים אחרי סיום ההסכם. על מידע אישי של נוסעים היא חלה ללא הגבלת זמן.</w:t>
       </w:r>
@@ -2687,7 +2834,6 @@
         <w:keepNext/>
         <w:bidi/>
         <w:spacing w:after="80" w:before="220" w:line="300"/>
-        <w:jc w:val="start"/>
       </w:pPr>
       <w:r>
         <w:rPr>
@@ -2698,6 +2844,7 @@
           <w:sz w:val="24"/>
           <w:szCs w:val="24"/>
           <w:rtl/>
+          <w:lang w:val="he-IL" w:bidi="he-IL"/>
         </w:rPr>
         <w:t xml:space="preserve">9.  </w:t>
       </w:r>
@@ -2710,6 +2857,7 @@
           <w:sz w:val="24"/>
           <w:szCs w:val="24"/>
           <w:rtl/>
+          <w:lang w:val="he-IL" w:bidi="he-IL"/>
         </w:rPr>
         <w:t xml:space="preserve">אחריות</w:t>
       </w:r>
@@ -2717,11 +2865,11 @@
     <w:p>
       <w:pPr>
         <w:tabs>
-          <w:tab w:val="start" w:pos="680"/>
+          <w:tab w:val="left" w:pos="680"/>
         </w:tabs>
         <w:bidi/>
         <w:spacing w:after="100" w:before="0" w:line="300"/>
-        <w:ind w:start="680" w:hanging="680"/>
+        <w:ind w:left="680" w:hanging="680"/>
         <w:jc w:val="both"/>
       </w:pPr>
       <w:r>
@@ -2731,6 +2879,7 @@
           <w:sz w:val="19"/>
           <w:szCs w:val="19"/>
           <w:rtl/>
+          <w:lang w:val="he-IL" w:bidi="he-IL"/>
         </w:rPr>
         <w:t xml:space="preserve">9.1</w:t>
       </w:r>
@@ -2740,6 +2889,7 @@
           <w:sz w:val="21"/>
           <w:szCs w:val="21"/>
           <w:rtl/>
+          <w:lang w:val="he-IL" w:bidi="he-IL"/>
         </w:rPr>
         <w:t xml:space="preserve">	</w:t>
       </w:r>
@@ -2749,6 +2899,7 @@
           <w:sz w:val="21"/>
           <w:szCs w:val="21"/>
           <w:rtl/>
+          <w:lang w:val="he-IL" w:bidi="he-IL"/>
         </w:rPr>
         <w:t xml:space="preserve">PALAMI לא מתחייבת שהשירות יפעל בלי תקלות או שקריאת המסמכים תהיה מדויקת תמיד. לכן השירות בנוי כך שהשדות שהמערכת לא בטוחה בהם מסומנים, ושמי שמטפל בנסיעה מאשר לפני הפרסום (סעיף 3).</w:t>
       </w:r>
@@ -2756,11 +2907,11 @@
     <w:p>
       <w:pPr>
         <w:tabs>
-          <w:tab w:val="start" w:pos="680"/>
+          <w:tab w:val="left" w:pos="680"/>
         </w:tabs>
         <w:bidi/>
         <w:spacing w:after="100" w:before="0" w:line="300"/>
-        <w:ind w:start="680" w:hanging="680"/>
+        <w:ind w:left="680" w:hanging="680"/>
         <w:jc w:val="both"/>
       </w:pPr>
       <w:r>
@@ -2770,6 +2921,7 @@
           <w:sz w:val="19"/>
           <w:szCs w:val="19"/>
           <w:rtl/>
+          <w:lang w:val="he-IL" w:bidi="he-IL"/>
         </w:rPr>
         <w:t xml:space="preserve">9.2</w:t>
       </w:r>
@@ -2779,6 +2931,7 @@
           <w:sz w:val="21"/>
           <w:szCs w:val="21"/>
           <w:rtl/>
+          <w:lang w:val="he-IL" w:bidi="he-IL"/>
         </w:rPr>
         <w:t xml:space="preserve">	</w:t>
       </w:r>
@@ -2788,6 +2941,7 @@
           <w:sz w:val="21"/>
           <w:szCs w:val="21"/>
           <w:rtl/>
+          <w:lang w:val="he-IL" w:bidi="he-IL"/>
         </w:rPr>
         <w:t xml:space="preserve">אף צד לא יהיה אחראי כלפי השני לנזק עקיף או תוצאתי, כגון אובדן רווח, הכנסה או מוניטין.</w:t>
       </w:r>
@@ -2795,11 +2949,11 @@
     <w:p>
       <w:pPr>
         <w:tabs>
-          <w:tab w:val="start" w:pos="680"/>
+          <w:tab w:val="left" w:pos="680"/>
         </w:tabs>
         <w:bidi/>
         <w:spacing w:after="100" w:before="0" w:line="300"/>
-        <w:ind w:start="680" w:hanging="680"/>
+        <w:ind w:left="680" w:hanging="680"/>
         <w:jc w:val="both"/>
       </w:pPr>
       <w:r>
@@ -2809,6 +2963,7 @@
           <w:sz w:val="19"/>
           <w:szCs w:val="19"/>
           <w:rtl/>
+          <w:lang w:val="he-IL" w:bidi="he-IL"/>
         </w:rPr>
         <w:t xml:space="preserve">9.3</w:t>
       </w:r>
@@ -2818,6 +2973,7 @@
           <w:sz w:val="21"/>
           <w:szCs w:val="21"/>
           <w:rtl/>
+          <w:lang w:val="he-IL" w:bidi="he-IL"/>
         </w:rPr>
         <w:t xml:space="preserve">	</w:t>
       </w:r>
@@ -2827,6 +2983,7 @@
           <w:sz w:val="21"/>
           <w:szCs w:val="21"/>
           <w:rtl/>
+          <w:lang w:val="he-IL" w:bidi="he-IL"/>
         </w:rPr>
         <w:t xml:space="preserve">האחריות הכוללת של כל צד כלפי השני, מכל סיבה הקשורה להסכם, מוגבלת לסכום ששולם ל־PALAMI ב־12 החודשים שלפני האירוע שגרם לנזק, ולא פחות מ־5,000 ₪.</w:t>
       </w:r>
@@ -2834,11 +2991,11 @@
     <w:p>
       <w:pPr>
         <w:tabs>
-          <w:tab w:val="start" w:pos="680"/>
+          <w:tab w:val="left" w:pos="680"/>
         </w:tabs>
         <w:bidi/>
         <w:spacing w:after="100" w:before="0" w:line="300"/>
-        <w:ind w:start="680" w:hanging="680"/>
+        <w:ind w:left="680" w:hanging="680"/>
         <w:jc w:val="both"/>
       </w:pPr>
       <w:r>
@@ -2848,6 +3005,7 @@
           <w:sz w:val="19"/>
           <w:szCs w:val="19"/>
           <w:rtl/>
+          <w:lang w:val="he-IL" w:bidi="he-IL"/>
         </w:rPr>
         <w:t xml:space="preserve">9.4</w:t>
       </w:r>
@@ -2857,6 +3015,7 @@
           <w:sz w:val="21"/>
           <w:szCs w:val="21"/>
           <w:rtl/>
+          <w:lang w:val="he-IL" w:bidi="he-IL"/>
         </w:rPr>
         <w:t xml:space="preserve">	</w:t>
       </w:r>
@@ -2866,6 +3025,7 @@
           <w:sz w:val="21"/>
           <w:szCs w:val="21"/>
           <w:rtl/>
+          <w:lang w:val="he-IL" w:bidi="he-IL"/>
         </w:rPr>
         <w:t xml:space="preserve">על הפרה של נספח ב׳ (עיבוד מידע) או של חובת הסודיות, התקרה היא פי שלושה מהסכום שבסעיף 9.3.</w:t>
       </w:r>
@@ -2873,11 +3033,11 @@
     <w:p>
       <w:pPr>
         <w:tabs>
-          <w:tab w:val="start" w:pos="680"/>
+          <w:tab w:val="left" w:pos="680"/>
         </w:tabs>
         <w:bidi/>
         <w:spacing w:after="100" w:before="0" w:line="300"/>
-        <w:ind w:start="680" w:hanging="680"/>
+        <w:ind w:left="680" w:hanging="680"/>
         <w:jc w:val="both"/>
       </w:pPr>
       <w:r>
@@ -2887,6 +3047,7 @@
           <w:sz w:val="19"/>
           <w:szCs w:val="19"/>
           <w:rtl/>
+          <w:lang w:val="he-IL" w:bidi="he-IL"/>
         </w:rPr>
         <w:t xml:space="preserve">9.5</w:t>
       </w:r>
@@ -2896,6 +3057,7 @@
           <w:sz w:val="21"/>
           <w:szCs w:val="21"/>
           <w:rtl/>
+          <w:lang w:val="he-IL" w:bidi="he-IL"/>
         </w:rPr>
         <w:t xml:space="preserve">	</w:t>
       </w:r>
@@ -2905,6 +3067,7 @@
           <w:sz w:val="21"/>
           <w:szCs w:val="21"/>
           <w:rtl/>
+          <w:lang w:val="he-IL" w:bidi="he-IL"/>
         </w:rPr>
         <w:t xml:space="preserve">ההגבלות בסעיף זה לא חלות על נזק שנגרם בכוונה או ברשלנות חמורה, על נזק גוף, ולא על החובה לשלם על השירות.</w:t>
       </w:r>
@@ -2912,11 +3075,11 @@
     <w:p>
       <w:pPr>
         <w:tabs>
-          <w:tab w:val="start" w:pos="680"/>
+          <w:tab w:val="left" w:pos="680"/>
         </w:tabs>
         <w:bidi/>
         <w:spacing w:after="100" w:before="0" w:line="300"/>
-        <w:ind w:start="680" w:hanging="680"/>
+        <w:ind w:left="680" w:hanging="680"/>
         <w:jc w:val="both"/>
       </w:pPr>
       <w:r>
@@ -2926,6 +3089,7 @@
           <w:sz w:val="19"/>
           <w:szCs w:val="19"/>
           <w:rtl/>
+          <w:lang w:val="he-IL" w:bidi="he-IL"/>
         </w:rPr>
         <w:t xml:space="preserve">9.6</w:t>
       </w:r>
@@ -2935,6 +3099,7 @@
           <w:sz w:val="21"/>
           <w:szCs w:val="21"/>
           <w:rtl/>
+          <w:lang w:val="he-IL" w:bidi="he-IL"/>
         </w:rPr>
         <w:t xml:space="preserve">	</w:t>
       </w:r>
@@ -2944,6 +3109,7 @@
           <w:sz w:val="21"/>
           <w:szCs w:val="21"/>
           <w:rtl/>
+          <w:lang w:val="he-IL" w:bidi="he-IL"/>
         </w:rPr>
         <w:t xml:space="preserve">אף צד לא יהיה אחראי לעיכוב שנגרם מנסיבות שאינן בשליטתו, כגון מלחמה, אסון טבע, השבתה כללית של ספקי תקשורת או ענן, ובלבד שיודיע לצד השני ויפעל לצמצם את ההשפעה.</w:t>
       </w:r>
@@ -2953,7 +3119,6 @@
         <w:keepNext/>
         <w:bidi/>
         <w:spacing w:after="80" w:before="220" w:line="300"/>
-        <w:jc w:val="start"/>
       </w:pPr>
       <w:r>
         <w:rPr>
@@ -2964,6 +3129,7 @@
           <w:sz w:val="24"/>
           <w:szCs w:val="24"/>
           <w:rtl/>
+          <w:lang w:val="he-IL" w:bidi="he-IL"/>
         </w:rPr>
         <w:t xml:space="preserve">10.  </w:t>
       </w:r>
@@ -2976,18 +3142,19 @@
           <w:sz w:val="24"/>
           <w:szCs w:val="24"/>
           <w:rtl/>
-        </w:rPr>
-        <w:t xml:space="preserve">תקופה וסיום</w:t>
+          <w:lang w:val="he-IL" w:bidi="he-IL"/>
+        </w:rPr>
+        <w:t xml:space="preserve">תקופה, ביטול וסיום</w:t>
       </w:r>
     </w:p>
     <w:p>
       <w:pPr>
         <w:tabs>
-          <w:tab w:val="start" w:pos="680"/>
+          <w:tab w:val="left" w:pos="680"/>
         </w:tabs>
         <w:bidi/>
         <w:spacing w:after="100" w:before="0" w:line="300"/>
-        <w:ind w:start="680" w:hanging="680"/>
+        <w:ind w:left="680" w:hanging="680"/>
         <w:jc w:val="both"/>
       </w:pPr>
       <w:r>
@@ -2997,6 +3164,7 @@
           <w:sz w:val="19"/>
           <w:szCs w:val="19"/>
           <w:rtl/>
+          <w:lang w:val="he-IL" w:bidi="he-IL"/>
         </w:rPr>
         <w:t xml:space="preserve">10.1</w:t>
       </w:r>
@@ -3006,6 +3174,7 @@
           <w:sz w:val="21"/>
           <w:szCs w:val="21"/>
           <w:rtl/>
+          <w:lang w:val="he-IL" w:bidi="he-IL"/>
         </w:rPr>
         <w:t xml:space="preserve">	</w:t>
       </w:r>
@@ -3015,6 +3184,7 @@
           <w:sz w:val="21"/>
           <w:szCs w:val="21"/>
           <w:rtl/>
+          <w:lang w:val="he-IL" w:bidi="he-IL"/>
         </w:rPr>
         <w:t xml:space="preserve">ההסכם נכנס לתוקף בחתימה ונמשך ללא הגבלת זמן, בלי התחייבות לתקופה מינימלית.</w:t>
       </w:r>
@@ -3022,11 +3192,11 @@
     <w:p>
       <w:pPr>
         <w:tabs>
-          <w:tab w:val="start" w:pos="680"/>
+          <w:tab w:val="left" w:pos="680"/>
         </w:tabs>
         <w:bidi/>
         <w:spacing w:after="100" w:before="0" w:line="300"/>
-        <w:ind w:start="680" w:hanging="680"/>
+        <w:ind w:left="680" w:hanging="680"/>
         <w:jc w:val="both"/>
       </w:pPr>
       <w:r>
@@ -3036,6 +3206,7 @@
           <w:sz w:val="19"/>
           <w:szCs w:val="19"/>
           <w:rtl/>
+          <w:lang w:val="he-IL" w:bidi="he-IL"/>
         </w:rPr>
         <w:t xml:space="preserve">10.2</w:t>
       </w:r>
@@ -3045,6 +3216,7 @@
           <w:sz w:val="21"/>
           <w:szCs w:val="21"/>
           <w:rtl/>
+          <w:lang w:val="he-IL" w:bidi="he-IL"/>
         </w:rPr>
         <w:t xml:space="preserve">	</w:t>
       </w:r>
@@ -3054,6 +3226,7 @@
           <w:sz w:val="21"/>
           <w:szCs w:val="21"/>
           <w:rtl/>
+          <w:lang w:val="he-IL" w:bidi="he-IL"/>
         </w:rPr>
         <w:t xml:space="preserve">הסוכנות רשאית לסיים את ההסכם בכל עת, בהודעה באימייל 30 יום מראש. PALAMI רשאית לסיים אותו בהודעה 60 יום מראש.</w:t>
       </w:r>
@@ -3061,11 +3234,11 @@
     <w:p>
       <w:pPr>
         <w:tabs>
-          <w:tab w:val="start" w:pos="680"/>
+          <w:tab w:val="left" w:pos="680"/>
         </w:tabs>
         <w:bidi/>
         <w:spacing w:after="100" w:before="0" w:line="300"/>
-        <w:ind w:start="680" w:hanging="680"/>
+        <w:ind w:left="680" w:hanging="680"/>
         <w:jc w:val="both"/>
       </w:pPr>
       <w:r>
@@ -3075,6 +3248,7 @@
           <w:sz w:val="19"/>
           <w:szCs w:val="19"/>
           <w:rtl/>
+          <w:lang w:val="he-IL" w:bidi="he-IL"/>
         </w:rPr>
         <w:t xml:space="preserve">10.3</w:t>
       </w:r>
@@ -3084,6 +3258,7 @@
           <w:sz w:val="21"/>
           <w:szCs w:val="21"/>
           <w:rtl/>
+          <w:lang w:val="he-IL" w:bidi="he-IL"/>
         </w:rPr>
         <w:t xml:space="preserve">	</w:t>
       </w:r>
@@ -3093,6 +3268,7 @@
           <w:sz w:val="21"/>
           <w:szCs w:val="21"/>
           <w:rtl/>
+          <w:lang w:val="he-IL" w:bidi="he-IL"/>
         </w:rPr>
         <w:t xml:space="preserve">כל צד רשאי לסיים את ההסכם מיד אם הצד השני הפר אותו הפרה יסודית ולא תיקן את ההפרה תוך 14 יום מקבלת הודעה, או אם נפתחו נגדו הליכי חדלות פירעון שלא בוטלו תוך 60 יום.</w:t>
       </w:r>
@@ -3100,11 +3276,11 @@
     <w:p>
       <w:pPr>
         <w:tabs>
-          <w:tab w:val="start" w:pos="680"/>
+          <w:tab w:val="left" w:pos="680"/>
         </w:tabs>
         <w:bidi/>
         <w:spacing w:after="100" w:before="0" w:line="300"/>
-        <w:ind w:start="680" w:hanging="680"/>
+        <w:ind w:left="680" w:hanging="680"/>
         <w:jc w:val="both"/>
       </w:pPr>
       <w:r>
@@ -3114,6 +3290,7 @@
           <w:sz w:val="19"/>
           <w:szCs w:val="19"/>
           <w:rtl/>
+          <w:lang w:val="he-IL" w:bidi="he-IL"/>
         </w:rPr>
         <w:t xml:space="preserve">10.4</w:t>
       </w:r>
@@ -3123,6 +3300,7 @@
           <w:sz w:val="21"/>
           <w:szCs w:val="21"/>
           <w:rtl/>
+          <w:lang w:val="he-IL" w:bidi="he-IL"/>
         </w:rPr>
         <w:t xml:space="preserve">	</w:t>
       </w:r>
@@ -3132,6 +3310,7 @@
           <w:sz w:val="21"/>
           <w:szCs w:val="21"/>
           <w:rtl/>
+          <w:lang w:val="he-IL" w:bidi="he-IL"/>
         </w:rPr>
         <w:t xml:space="preserve">קרדיטים שלא נוצלו נשארים בחשבון עד תום תוקפם, ואם הסוכנות חוזרת בתוך התקופה הזו, אפשר להמשיך להשתמש בהם.</w:t>
       </w:r>
@@ -3139,11 +3318,11 @@
     <w:p>
       <w:pPr>
         <w:tabs>
-          <w:tab w:val="start" w:pos="680"/>
+          <w:tab w:val="left" w:pos="680"/>
         </w:tabs>
         <w:bidi/>
         <w:spacing w:after="100" w:before="0" w:line="300"/>
-        <w:ind w:start="680" w:hanging="680"/>
+        <w:ind w:left="680" w:hanging="680"/>
         <w:jc w:val="both"/>
       </w:pPr>
       <w:r>
@@ -3153,6 +3332,7 @@
           <w:sz w:val="19"/>
           <w:szCs w:val="19"/>
           <w:rtl/>
+          <w:lang w:val="he-IL" w:bidi="he-IL"/>
         </w:rPr>
         <w:t xml:space="preserve">10.5</w:t>
       </w:r>
@@ -3162,6 +3342,7 @@
           <w:sz w:val="21"/>
           <w:szCs w:val="21"/>
           <w:rtl/>
+          <w:lang w:val="he-IL" w:bidi="he-IL"/>
         </w:rPr>
         <w:t xml:space="preserve">	</w:t>
       </w:r>
@@ -3171,6 +3352,7 @@
           <w:sz w:val="21"/>
           <w:szCs w:val="21"/>
           <w:rtl/>
+          <w:lang w:val="he-IL" w:bidi="he-IL"/>
         </w:rPr>
         <w:t xml:space="preserve">אם PALAMI מסיימת את ההסכם שלא בגלל הפרה של הסוכנות או מפסיקה את השירות, או אם הסוכנות מסיימת אותו בגלל שינוי לפי סעיפים 4.3, 5.4 או 11, PALAMI תחזיר את החלק היחסי ששולם על קרדיטים שלא נוצלו ועל דמי מנוי ששולמו מראש.</w:t>
       </w:r>
@@ -3178,11 +3360,11 @@
     <w:p>
       <w:pPr>
         <w:tabs>
-          <w:tab w:val="start" w:pos="680"/>
+          <w:tab w:val="left" w:pos="680"/>
         </w:tabs>
         <w:bidi/>
         <w:spacing w:after="100" w:before="0" w:line="300"/>
-        <w:ind w:start="680" w:hanging="680"/>
+        <w:ind w:left="680" w:hanging="680"/>
         <w:jc w:val="both"/>
       </w:pPr>
       <w:r>
@@ -3192,6 +3374,7 @@
           <w:sz w:val="19"/>
           <w:szCs w:val="19"/>
           <w:rtl/>
+          <w:lang w:val="he-IL" w:bidi="he-IL"/>
         </w:rPr>
         <w:t xml:space="preserve">10.6</w:t>
       </w:r>
@@ -3201,6 +3384,7 @@
           <w:sz w:val="21"/>
           <w:szCs w:val="21"/>
           <w:rtl/>
+          <w:lang w:val="he-IL" w:bidi="he-IL"/>
         </w:rPr>
         <w:t xml:space="preserve">	</w:t>
       </w:r>
@@ -3210,6 +3394,7 @@
           <w:sz w:val="21"/>
           <w:szCs w:val="21"/>
           <w:rtl/>
+          <w:lang w:val="he-IL" w:bidi="he-IL"/>
         </w:rPr>
         <w:t xml:space="preserve">אחרי הסיום יש לסוכנות 30 יום לייצא את התיקים והמסמכים. נסיעה שמתקיימת ביום הסיום נשארת זמינה לנוסעים עד 7 ימים אחרי החזרה, כדי שאף נוסע לא יישאר בלי המסמכים שלו באמצע הדרך. אחר כך המידע נמחק לפי נספח ב׳.</w:t>
       </w:r>
@@ -3217,11 +3402,11 @@
     <w:p>
       <w:pPr>
         <w:tabs>
-          <w:tab w:val="start" w:pos="680"/>
+          <w:tab w:val="left" w:pos="680"/>
         </w:tabs>
         <w:bidi/>
         <w:spacing w:after="100" w:before="0" w:line="300"/>
-        <w:ind w:start="680" w:hanging="680"/>
+        <w:ind w:left="680" w:hanging="680"/>
         <w:jc w:val="both"/>
       </w:pPr>
       <w:r>
@@ -3231,6 +3416,7 @@
           <w:sz w:val="19"/>
           <w:szCs w:val="19"/>
           <w:rtl/>
+          <w:lang w:val="he-IL" w:bidi="he-IL"/>
         </w:rPr>
         <w:t xml:space="preserve">10.7</w:t>
       </w:r>
@@ -3240,6 +3426,7 @@
           <w:sz w:val="21"/>
           <w:szCs w:val="21"/>
           <w:rtl/>
+          <w:lang w:val="he-IL" w:bidi="he-IL"/>
         </w:rPr>
         <w:t xml:space="preserve">	</w:t>
       </w:r>
@@ -3249,6 +3436,7 @@
           <w:sz w:val="21"/>
           <w:szCs w:val="21"/>
           <w:rtl/>
+          <w:lang w:val="he-IL" w:bidi="he-IL"/>
         </w:rPr>
         <w:t xml:space="preserve">הוראות שמטבען נמשכות גם אחרי הסיום (תשלום, סודיות, אחריות, פרטיות ומחיקת מידע) ממשיכות לחול.</w:t>
       </w:r>
@@ -3258,7 +3446,6 @@
         <w:keepNext/>
         <w:bidi/>
         <w:spacing w:after="80" w:before="220" w:line="300"/>
-        <w:jc w:val="start"/>
       </w:pPr>
       <w:r>
         <w:rPr>
@@ -3269,6 +3456,7 @@
           <w:sz w:val="24"/>
           <w:szCs w:val="24"/>
           <w:rtl/>
+          <w:lang w:val="he-IL" w:bidi="he-IL"/>
         </w:rPr>
         <w:t xml:space="preserve">11.  </w:t>
       </w:r>
@@ -3281,6 +3469,7 @@
           <w:sz w:val="24"/>
           <w:szCs w:val="24"/>
           <w:rtl/>
+          <w:lang w:val="he-IL" w:bidi="he-IL"/>
         </w:rPr>
         <w:t xml:space="preserve">שינויים בהסכם</w:t>
       </w:r>
@@ -3288,11 +3477,11 @@
     <w:p>
       <w:pPr>
         <w:tabs>
-          <w:tab w:val="start" w:pos="680"/>
+          <w:tab w:val="left" w:pos="680"/>
         </w:tabs>
         <w:bidi/>
         <w:spacing w:after="100" w:before="0" w:line="300"/>
-        <w:ind w:start="680" w:hanging="680"/>
+        <w:ind w:left="680" w:hanging="680"/>
         <w:jc w:val="both"/>
       </w:pPr>
       <w:r>
@@ -3302,6 +3491,7 @@
           <w:sz w:val="19"/>
           <w:szCs w:val="19"/>
           <w:rtl/>
+          <w:lang w:val="he-IL" w:bidi="he-IL"/>
         </w:rPr>
         <w:t xml:space="preserve">11.1</w:t>
       </w:r>
@@ -3311,6 +3501,7 @@
           <w:sz w:val="21"/>
           <w:szCs w:val="21"/>
           <w:rtl/>
+          <w:lang w:val="he-IL" w:bidi="he-IL"/>
         </w:rPr>
         <w:t xml:space="preserve">	</w:t>
       </w:r>
@@ -3320,6 +3511,7 @@
           <w:sz w:val="21"/>
           <w:szCs w:val="21"/>
           <w:rtl/>
+          <w:lang w:val="he-IL" w:bidi="he-IL"/>
         </w:rPr>
         <w:t xml:space="preserve">PALAMI רשאית לעדכן את ההסכם. שינוי מהותי יישלח באימייל 30 יום לפני שיחול, עם הסבר קצר על מה השתנה. אם הסוכנות לא מסכימה, היא רשאית לסיים את ההסכם לפני מועד השינוי, לפי סעיף 10.5.</w:t>
       </w:r>
@@ -3327,11 +3519,11 @@
     <w:p>
       <w:pPr>
         <w:tabs>
-          <w:tab w:val="start" w:pos="680"/>
+          <w:tab w:val="left" w:pos="680"/>
         </w:tabs>
         <w:bidi/>
         <w:spacing w:after="100" w:before="0" w:line="300"/>
-        <w:ind w:start="680" w:hanging="680"/>
+        <w:ind w:left="680" w:hanging="680"/>
         <w:jc w:val="both"/>
       </w:pPr>
       <w:r>
@@ -3341,6 +3533,7 @@
           <w:sz w:val="19"/>
           <w:szCs w:val="19"/>
           <w:rtl/>
+          <w:lang w:val="he-IL" w:bidi="he-IL"/>
         </w:rPr>
         <w:t xml:space="preserve">11.2</w:t>
       </w:r>
@@ -3350,6 +3543,7 @@
           <w:sz w:val="21"/>
           <w:szCs w:val="21"/>
           <w:rtl/>
+          <w:lang w:val="he-IL" w:bidi="he-IL"/>
         </w:rPr>
         <w:t xml:space="preserve">	</w:t>
       </w:r>
@@ -3359,6 +3553,7 @@
           <w:sz w:val="21"/>
           <w:szCs w:val="21"/>
           <w:rtl/>
+          <w:lang w:val="he-IL" w:bidi="he-IL"/>
         </w:rPr>
         <w:t xml:space="preserve">שינוי שמצמצם את ההגנה על מידע הלקוחות בנספח ב׳ ייעשה רק בהסכמה בכתב. שינוי שנדרש לפי דין יכול לחול מוקדם יותר.</w:t>
       </w:r>
@@ -3368,7 +3563,6 @@
         <w:keepNext/>
         <w:bidi/>
         <w:spacing w:after="80" w:before="220" w:line="300"/>
-        <w:jc w:val="start"/>
       </w:pPr>
       <w:r>
         <w:rPr>
@@ -3379,6 +3573,7 @@
           <w:sz w:val="24"/>
           <w:szCs w:val="24"/>
           <w:rtl/>
+          <w:lang w:val="he-IL" w:bidi="he-IL"/>
         </w:rPr>
         <w:t xml:space="preserve">12.  </w:t>
       </w:r>
@@ -3391,6 +3586,7 @@
           <w:sz w:val="24"/>
           <w:szCs w:val="24"/>
           <w:rtl/>
+          <w:lang w:val="he-IL" w:bidi="he-IL"/>
         </w:rPr>
         <w:t xml:space="preserve">כללי</w:t>
       </w:r>
@@ -3398,11 +3594,11 @@
     <w:p>
       <w:pPr>
         <w:tabs>
-          <w:tab w:val="start" w:pos="680"/>
+          <w:tab w:val="left" w:pos="680"/>
         </w:tabs>
         <w:bidi/>
         <w:spacing w:after="100" w:before="0" w:line="300"/>
-        <w:ind w:start="680" w:hanging="680"/>
+        <w:ind w:left="680" w:hanging="680"/>
         <w:jc w:val="both"/>
       </w:pPr>
       <w:r>
@@ -3412,6 +3608,7 @@
           <w:sz w:val="19"/>
           <w:szCs w:val="19"/>
           <w:rtl/>
+          <w:lang w:val="he-IL" w:bidi="he-IL"/>
         </w:rPr>
         <w:t xml:space="preserve">12.1</w:t>
       </w:r>
@@ -3421,6 +3618,7 @@
           <w:sz w:val="21"/>
           <w:szCs w:val="21"/>
           <w:rtl/>
+          <w:lang w:val="he-IL" w:bidi="he-IL"/>
         </w:rPr>
         <w:t xml:space="preserve">	</w:t>
       </w:r>
@@ -3430,6 +3628,7 @@
           <w:sz w:val="21"/>
           <w:szCs w:val="21"/>
           <w:rtl/>
+          <w:lang w:val="he-IL" w:bidi="he-IL"/>
         </w:rPr>
         <w:t xml:space="preserve">על ההסכם יחול הדין הישראלי. סמכות השיפוט הבלעדית נתונה לבתי המשפט המוסמכים בתל אביב–יפו.</w:t>
       </w:r>
@@ -3437,11 +3636,11 @@
     <w:p>
       <w:pPr>
         <w:tabs>
-          <w:tab w:val="start" w:pos="680"/>
+          <w:tab w:val="left" w:pos="680"/>
         </w:tabs>
         <w:bidi/>
         <w:spacing w:after="100" w:before="0" w:line="300"/>
-        <w:ind w:start="680" w:hanging="680"/>
+        <w:ind w:left="680" w:hanging="680"/>
         <w:jc w:val="both"/>
       </w:pPr>
       <w:r>
@@ -3451,6 +3650,7 @@
           <w:sz w:val="19"/>
           <w:szCs w:val="19"/>
           <w:rtl/>
+          <w:lang w:val="he-IL" w:bidi="he-IL"/>
         </w:rPr>
         <w:t xml:space="preserve">12.2</w:t>
       </w:r>
@@ -3460,6 +3660,7 @@
           <w:sz w:val="21"/>
           <w:szCs w:val="21"/>
           <w:rtl/>
+          <w:lang w:val="he-IL" w:bidi="he-IL"/>
         </w:rPr>
         <w:t xml:space="preserve">	</w:t>
       </w:r>
@@ -3469,6 +3670,7 @@
           <w:sz w:val="21"/>
           <w:szCs w:val="21"/>
           <w:rtl/>
+          <w:lang w:val="he-IL" w:bidi="he-IL"/>
         </w:rPr>
         <w:t xml:space="preserve">הודעות יישלחו באימייל לכתובות שבראש ההסכם (או לכתובת אחרת שצד הודיע עליה), ויראו אותן כמתקבלות ביום העסקים שאחרי השליחה.</w:t>
       </w:r>
@@ -3476,11 +3678,11 @@
     <w:p>
       <w:pPr>
         <w:tabs>
-          <w:tab w:val="start" w:pos="680"/>
+          <w:tab w:val="left" w:pos="680"/>
         </w:tabs>
         <w:bidi/>
         <w:spacing w:after="100" w:before="0" w:line="300"/>
-        <w:ind w:start="680" w:hanging="680"/>
+        <w:ind w:left="680" w:hanging="680"/>
         <w:jc w:val="both"/>
       </w:pPr>
       <w:r>
@@ -3490,6 +3692,7 @@
           <w:sz w:val="19"/>
           <w:szCs w:val="19"/>
           <w:rtl/>
+          <w:lang w:val="he-IL" w:bidi="he-IL"/>
         </w:rPr>
         <w:t xml:space="preserve">12.3</w:t>
       </w:r>
@@ -3499,6 +3702,7 @@
           <w:sz w:val="21"/>
           <w:szCs w:val="21"/>
           <w:rtl/>
+          <w:lang w:val="he-IL" w:bidi="he-IL"/>
         </w:rPr>
         <w:t xml:space="preserve">	</w:t>
       </w:r>
@@ -3508,6 +3712,7 @@
           <w:sz w:val="21"/>
           <w:szCs w:val="21"/>
           <w:rtl/>
+          <w:lang w:val="he-IL" w:bidi="he-IL"/>
         </w:rPr>
         <w:t xml:space="preserve">אפשר לחתום על ההסכם בחתימה אלקטרונית או בחתימה ידנית סרוקה. עותק סרוק או חתום אלקטרונית דינו כמקור.</w:t>
       </w:r>
@@ -3515,11 +3720,11 @@
     <w:p>
       <w:pPr>
         <w:tabs>
-          <w:tab w:val="start" w:pos="680"/>
+          <w:tab w:val="left" w:pos="680"/>
         </w:tabs>
         <w:bidi/>
         <w:spacing w:after="100" w:before="0" w:line="300"/>
-        <w:ind w:start="680" w:hanging="680"/>
+        <w:ind w:left="680" w:hanging="680"/>
         <w:jc w:val="both"/>
       </w:pPr>
       <w:r>
@@ -3529,6 +3734,7 @@
           <w:sz w:val="19"/>
           <w:szCs w:val="19"/>
           <w:rtl/>
+          <w:lang w:val="he-IL" w:bidi="he-IL"/>
         </w:rPr>
         <w:t xml:space="preserve">12.4</w:t>
       </w:r>
@@ -3538,6 +3744,7 @@
           <w:sz w:val="21"/>
           <w:szCs w:val="21"/>
           <w:rtl/>
+          <w:lang w:val="he-IL" w:bidi="he-IL"/>
         </w:rPr>
         <w:t xml:space="preserve">	</w:t>
       </w:r>
@@ -3547,6 +3754,7 @@
           <w:sz w:val="21"/>
           <w:szCs w:val="21"/>
           <w:rtl/>
+          <w:lang w:val="he-IL" w:bidi="he-IL"/>
         </w:rPr>
         <w:t xml:space="preserve">הסוכנות לא תעביר את ההסכם לאחר בלי הסכמת PALAMI, שלא תסורב בלי סיבה סבירה. PALAMI רשאית להעביר את ההסכם לחברה שתירשם להפעלת PALAMI, או לגוף שירכוש את פעילותה, בהודעה מראש ובלבד שהתנאים לא ייפגעו.</w:t>
       </w:r>
@@ -3554,11 +3762,11 @@
     <w:p>
       <w:pPr>
         <w:tabs>
-          <w:tab w:val="start" w:pos="680"/>
+          <w:tab w:val="left" w:pos="680"/>
         </w:tabs>
         <w:bidi/>
         <w:spacing w:after="100" w:before="0" w:line="300"/>
-        <w:ind w:start="680" w:hanging="680"/>
+        <w:ind w:left="680" w:hanging="680"/>
         <w:jc w:val="both"/>
       </w:pPr>
       <w:r>
@@ -3568,6 +3776,7 @@
           <w:sz w:val="19"/>
           <w:szCs w:val="19"/>
           <w:rtl/>
+          <w:lang w:val="he-IL" w:bidi="he-IL"/>
         </w:rPr>
         <w:t xml:space="preserve">12.5</w:t>
       </w:r>
@@ -3577,6 +3786,7 @@
           <w:sz w:val="21"/>
           <w:szCs w:val="21"/>
           <w:rtl/>
+          <w:lang w:val="he-IL" w:bidi="he-IL"/>
         </w:rPr>
         <w:t xml:space="preserve">	</w:t>
       </w:r>
@@ -3586,6 +3796,7 @@
           <w:sz w:val="21"/>
           <w:szCs w:val="21"/>
           <w:rtl/>
+          <w:lang w:val="he-IL" w:bidi="he-IL"/>
         </w:rPr>
         <w:t xml:space="preserve">ההסכם ונספחיו הם כל ההסכמות בין הצדדים בעניין השירות. ויתור או ארכה במקרה אחד אינם ויתור לעתיד, ואם סעיף כלשהו לא יהיה תקף, שאר ההסכם ימשיך לחול.</w:t>
       </w:r>
@@ -3599,7 +3810,6 @@
       <w:pPr>
         <w:bidi/>
         <w:spacing w:after="20" w:before="0" w:line="300"/>
-        <w:jc w:val="start"/>
       </w:pPr>
       <w:r>
         <w:rPr>
@@ -3610,6 +3820,7 @@
           <w:sz w:val="19"/>
           <w:szCs w:val="19"/>
           <w:rtl/>
+          <w:lang w:val="he-IL" w:bidi="he-IL"/>
         </w:rPr>
         <w:t xml:space="preserve">נספח א׳</w:t>
       </w:r>
@@ -3621,7 +3832,6 @@
         </w:pBdr>
         <w:bidi/>
         <w:spacing w:after="200" w:before="0" w:line="300"/>
-        <w:jc w:val="start"/>
       </w:pPr>
       <w:r>
         <w:rPr>
@@ -3632,6 +3842,7 @@
           <w:sz w:val="32"/>
           <w:szCs w:val="32"/>
           <w:rtl/>
+          <w:lang w:val="he-IL" w:bidi="he-IL"/>
         </w:rPr>
         <w:t xml:space="preserve">מסלול, מחיר ותשלום</w:t>
       </w:r>
@@ -3640,14 +3851,14 @@
       <w:pPr>
         <w:bidi/>
         <w:spacing w:after="100" w:before="0" w:line="300"/>
-        <w:jc w:val="start"/>
-      </w:pPr>
-      <w:r>
-        <w:rPr>
-          <w:rFonts w:ascii="Arial" w:cs="Arial" w:hAnsi="Arial"/>
-          <w:sz w:val="21"/>
-          <w:szCs w:val="21"/>
-          <w:rtl/>
+      </w:pPr>
+      <w:r>
+        <w:rPr>
+          <w:rFonts w:ascii="Arial" w:cs="Arial" w:hAnsi="Arial"/>
+          <w:sz w:val="21"/>
+          <w:szCs w:val="21"/>
+          <w:rtl/>
+          <w:lang w:val="he-IL" w:bidi="he-IL"/>
         </w:rPr>
         <w:t xml:space="preserve">המסלול והמחירים נקבעים בהסכמה וממולאים לפני החתימה. מסמנים את מה שרלוונטי.</w:t>
       </w:r>
@@ -3657,7 +3868,6 @@
         <w:keepNext/>
         <w:bidi/>
         <w:spacing w:after="60" w:before="160" w:line="300"/>
-        <w:jc w:val="start"/>
       </w:pPr>
       <w:r>
         <w:rPr>
@@ -3668,6 +3878,7 @@
           <w:sz w:val="22"/>
           <w:szCs w:val="22"/>
           <w:rtl/>
+          <w:lang w:val="he-IL" w:bidi="he-IL"/>
         </w:rPr>
         <w:t xml:space="preserve">☐ מסלול בנק נסיעות (ברירת המחדל)</w:t>
       </w:r>
@@ -3676,14 +3887,14 @@
       <w:pPr>
         <w:bidi/>
         <w:spacing w:after="100" w:before="0" w:line="300"/>
-        <w:jc w:val="start"/>
-      </w:pPr>
-      <w:r>
-        <w:rPr>
-          <w:rFonts w:ascii="Arial" w:cs="Arial" w:hAnsi="Arial"/>
-          <w:sz w:val="21"/>
-          <w:szCs w:val="21"/>
-          <w:rtl/>
+      </w:pPr>
+      <w:r>
+        <w:rPr>
+          <w:rFonts w:ascii="Arial" w:cs="Arial" w:hAnsi="Arial"/>
+          <w:sz w:val="21"/>
+          <w:szCs w:val="21"/>
+          <w:rtl/>
+          <w:lang w:val="he-IL" w:bidi="he-IL"/>
         </w:rPr>
         <w:t xml:space="preserve">רוכשים מראש חבילת קרדיטים. קרדיט נצרך פעם אחת לנסיעה, בפרסום הראשון ללקוח.</w:t>
       </w:r>
@@ -3734,7 +3945,6 @@
             <w:pPr>
               <w:bidi/>
               <w:spacing w:after="0" w:before="0" w:line="276"/>
-              <w:jc w:val="start"/>
             </w:pPr>
             <w:r>
               <w:rPr>
@@ -3745,6 +3955,7 @@
                 <w:sz w:val="19"/>
                 <w:szCs w:val="19"/>
                 <w:rtl/>
+                <w:lang w:val="he-IL" w:bidi="he-IL"/>
               </w:rPr>
               <w:t xml:space="preserve">חבילה</w:t>
             </w:r>
@@ -3771,7 +3982,6 @@
             <w:pPr>
               <w:bidi/>
               <w:spacing w:after="0" w:before="0" w:line="276"/>
-              <w:jc w:val="start"/>
             </w:pPr>
             <w:r>
               <w:rPr>
@@ -3782,6 +3992,7 @@
                 <w:sz w:val="19"/>
                 <w:szCs w:val="19"/>
                 <w:rtl/>
+                <w:lang w:val="he-IL" w:bidi="he-IL"/>
               </w:rPr>
               <w:t xml:space="preserve">מספר קרדיטים</w:t>
             </w:r>
@@ -3808,7 +4019,6 @@
             <w:pPr>
               <w:bidi/>
               <w:spacing w:after="0" w:before="0" w:line="276"/>
-              <w:jc w:val="start"/>
             </w:pPr>
             <w:r>
               <w:rPr>
@@ -3819,6 +4029,7 @@
                 <w:sz w:val="19"/>
                 <w:szCs w:val="19"/>
                 <w:rtl/>
+                <w:lang w:val="he-IL" w:bidi="he-IL"/>
               </w:rPr>
               <w:t xml:space="preserve">מחיר לפני מע״מ</w:t>
             </w:r>
@@ -3845,7 +4056,6 @@
             <w:pPr>
               <w:bidi/>
               <w:spacing w:after="0" w:before="0" w:line="276"/>
-              <w:jc w:val="start"/>
             </w:pPr>
             <w:r>
               <w:rPr>
@@ -3856,6 +4066,7 @@
                 <w:sz w:val="19"/>
                 <w:szCs w:val="19"/>
                 <w:rtl/>
+                <w:lang w:val="he-IL" w:bidi="he-IL"/>
               </w:rPr>
               <w:t xml:space="preserve">תוקף מיום הרכישה</w:t>
             </w:r>
@@ -3887,7 +4098,6 @@
             <w:pPr>
               <w:bidi/>
               <w:spacing w:after="0" w:before="0" w:line="276"/>
-              <w:jc w:val="start"/>
             </w:pPr>
             <w:r>
               <w:rPr>
@@ -3896,6 +4106,7 @@
                 <w:sz w:val="20"/>
                 <w:szCs w:val="20"/>
                 <w:rtl/>
+                <w:lang w:val="he-IL" w:bidi="he-IL"/>
               </w:rPr>
               <w:t xml:space="preserve">________________</w:t>
             </w:r>
@@ -3921,7 +4132,6 @@
             <w:pPr>
               <w:bidi/>
               <w:spacing w:after="0" w:before="0" w:line="276"/>
-              <w:jc w:val="start"/>
             </w:pPr>
             <w:r>
               <w:rPr>
@@ -3930,6 +4140,7 @@
                 <w:sz w:val="20"/>
                 <w:szCs w:val="20"/>
                 <w:rtl/>
+                <w:lang w:val="he-IL" w:bidi="he-IL"/>
               </w:rPr>
               <w:t xml:space="preserve">________</w:t>
             </w:r>
@@ -3955,7 +4166,6 @@
             <w:pPr>
               <w:bidi/>
               <w:spacing w:after="0" w:before="0" w:line="276"/>
-              <w:jc w:val="start"/>
             </w:pPr>
             <w:r>
               <w:rPr>
@@ -3964,6 +4174,7 @@
                 <w:sz w:val="20"/>
                 <w:szCs w:val="20"/>
                 <w:rtl/>
+                <w:lang w:val="he-IL" w:bidi="he-IL"/>
               </w:rPr>
               <w:t xml:space="preserve">________ ₪</w:t>
             </w:r>
@@ -3989,7 +4200,6 @@
             <w:pPr>
               <w:bidi/>
               <w:spacing w:after="0" w:before="0" w:line="276"/>
-              <w:jc w:val="start"/>
             </w:pPr>
             <w:r>
               <w:rPr>
@@ -3998,6 +4208,7 @@
                 <w:sz w:val="20"/>
                 <w:szCs w:val="20"/>
                 <w:rtl/>
+                <w:lang w:val="he-IL" w:bidi="he-IL"/>
               </w:rPr>
               <w:t xml:space="preserve">________ חודשים</w:t>
             </w:r>
@@ -4029,7 +4240,6 @@
             <w:pPr>
               <w:bidi/>
               <w:spacing w:after="0" w:before="0" w:line="276"/>
-              <w:jc w:val="start"/>
             </w:pPr>
             <w:r>
               <w:rPr>
@@ -4038,6 +4248,7 @@
                 <w:sz w:val="20"/>
                 <w:szCs w:val="20"/>
                 <w:rtl/>
+                <w:lang w:val="he-IL" w:bidi="he-IL"/>
               </w:rPr>
               <w:t xml:space="preserve">________________</w:t>
             </w:r>
@@ -4063,7 +4274,6 @@
             <w:pPr>
               <w:bidi/>
               <w:spacing w:after="0" w:before="0" w:line="276"/>
-              <w:jc w:val="start"/>
             </w:pPr>
             <w:r>
               <w:rPr>
@@ -4072,6 +4282,7 @@
                 <w:sz w:val="20"/>
                 <w:szCs w:val="20"/>
                 <w:rtl/>
+                <w:lang w:val="he-IL" w:bidi="he-IL"/>
               </w:rPr>
               <w:t xml:space="preserve">________</w:t>
             </w:r>
@@ -4097,7 +4308,6 @@
             <w:pPr>
               <w:bidi/>
               <w:spacing w:after="0" w:before="0" w:line="276"/>
-              <w:jc w:val="start"/>
             </w:pPr>
             <w:r>
               <w:rPr>
@@ -4106,6 +4316,7 @@
                 <w:sz w:val="20"/>
                 <w:szCs w:val="20"/>
                 <w:rtl/>
+                <w:lang w:val="he-IL" w:bidi="he-IL"/>
               </w:rPr>
               <w:t xml:space="preserve">________ ₪</w:t>
             </w:r>
@@ -4131,7 +4342,6 @@
             <w:pPr>
               <w:bidi/>
               <w:spacing w:after="0" w:before="0" w:line="276"/>
-              <w:jc w:val="start"/>
             </w:pPr>
             <w:r>
               <w:rPr>
@@ -4140,6 +4350,7 @@
                 <w:sz w:val="20"/>
                 <w:szCs w:val="20"/>
                 <w:rtl/>
+                <w:lang w:val="he-IL" w:bidi="he-IL"/>
               </w:rPr>
               <w:t xml:space="preserve">________ חודשים</w:t>
             </w:r>
@@ -4171,7 +4382,6 @@
             <w:pPr>
               <w:bidi/>
               <w:spacing w:after="0" w:before="0" w:line="276"/>
-              <w:jc w:val="start"/>
             </w:pPr>
             <w:r>
               <w:rPr>
@@ -4180,6 +4390,7 @@
                 <w:sz w:val="20"/>
                 <w:szCs w:val="20"/>
                 <w:rtl/>
+                <w:lang w:val="he-IL" w:bidi="he-IL"/>
               </w:rPr>
               <w:t xml:space="preserve">________________</w:t>
             </w:r>
@@ -4205,7 +4416,6 @@
             <w:pPr>
               <w:bidi/>
               <w:spacing w:after="0" w:before="0" w:line="276"/>
-              <w:jc w:val="start"/>
             </w:pPr>
             <w:r>
               <w:rPr>
@@ -4214,6 +4424,7 @@
                 <w:sz w:val="20"/>
                 <w:szCs w:val="20"/>
                 <w:rtl/>
+                <w:lang w:val="he-IL" w:bidi="he-IL"/>
               </w:rPr>
               <w:t xml:space="preserve">________</w:t>
             </w:r>
@@ -4239,7 +4450,6 @@
             <w:pPr>
               <w:bidi/>
               <w:spacing w:after="0" w:before="0" w:line="276"/>
-              <w:jc w:val="start"/>
             </w:pPr>
             <w:r>
               <w:rPr>
@@ -4248,6 +4458,7 @@
                 <w:sz w:val="20"/>
                 <w:szCs w:val="20"/>
                 <w:rtl/>
+                <w:lang w:val="he-IL" w:bidi="he-IL"/>
               </w:rPr>
               <w:t xml:space="preserve">________ ₪</w:t>
             </w:r>
@@ -4273,7 +4484,6 @@
             <w:pPr>
               <w:bidi/>
               <w:spacing w:after="0" w:before="0" w:line="276"/>
-              <w:jc w:val="start"/>
             </w:pPr>
             <w:r>
               <w:rPr>
@@ -4282,6 +4492,7 @@
                 <w:sz w:val="20"/>
                 <w:szCs w:val="20"/>
                 <w:rtl/>
+                <w:lang w:val="he-IL" w:bidi="he-IL"/>
               </w:rPr>
               <w:t xml:space="preserve">________ חודשים</w:t>
             </w:r>
@@ -4301,6 +4512,7 @@
           <w:sz w:val="21"/>
           <w:szCs w:val="21"/>
           <w:rtl/>
+          <w:lang w:val="he-IL" w:bidi="he-IL"/>
         </w:rPr>
         <w:t xml:space="preserve"/>
       </w:r>
@@ -4349,7 +4561,6 @@
             <w:pPr>
               <w:bidi/>
               <w:spacing w:after="0" w:before="0" w:line="276"/>
-              <w:jc w:val="start"/>
             </w:pPr>
             <w:r>
               <w:rPr>
@@ -4360,6 +4571,7 @@
                 <w:sz w:val="19"/>
                 <w:szCs w:val="19"/>
                 <w:rtl/>
+                <w:lang w:val="he-IL" w:bidi="he-IL"/>
               </w:rPr>
               <w:t xml:space="preserve">מספר הנוסעים בנסיעה</w:t>
             </w:r>
@@ -4386,7 +4598,6 @@
             <w:pPr>
               <w:bidi/>
               <w:spacing w:after="0" w:before="0" w:line="276"/>
-              <w:jc w:val="start"/>
             </w:pPr>
             <w:r>
               <w:rPr>
@@ -4397,6 +4608,7 @@
                 <w:sz w:val="19"/>
                 <w:szCs w:val="19"/>
                 <w:rtl/>
+                <w:lang w:val="he-IL" w:bidi="he-IL"/>
               </w:rPr>
               <w:t xml:space="preserve">קרדיטים לנסיעה</w:t>
             </w:r>
@@ -4428,7 +4640,6 @@
             <w:pPr>
               <w:bidi/>
               <w:spacing w:after="0" w:before="0" w:line="276"/>
-              <w:jc w:val="start"/>
             </w:pPr>
             <w:r>
               <w:rPr>
@@ -4438,6 +4649,7 @@
                 <w:sz w:val="20"/>
                 <w:szCs w:val="20"/>
                 <w:rtl/>
+                <w:lang w:val="he-IL" w:bidi="he-IL"/>
               </w:rPr>
               <w:t xml:space="preserve">עד 6 נוסעים</w:t>
             </w:r>
@@ -4463,7 +4675,6 @@
             <w:pPr>
               <w:bidi/>
               <w:spacing w:after="0" w:before="0" w:line="276"/>
-              <w:jc w:val="start"/>
             </w:pPr>
             <w:r>
               <w:rPr>
@@ -4472,6 +4683,7 @@
                 <w:sz w:val="20"/>
                 <w:szCs w:val="20"/>
                 <w:rtl/>
+                <w:lang w:val="he-IL" w:bidi="he-IL"/>
               </w:rPr>
               <w:t xml:space="preserve">1</w:t>
             </w:r>
@@ -4503,7 +4715,6 @@
             <w:pPr>
               <w:bidi/>
               <w:spacing w:after="0" w:before="0" w:line="276"/>
-              <w:jc w:val="start"/>
             </w:pPr>
             <w:r>
               <w:rPr>
@@ -4513,6 +4724,7 @@
                 <w:sz w:val="20"/>
                 <w:szCs w:val="20"/>
                 <w:rtl/>
+                <w:lang w:val="he-IL" w:bidi="he-IL"/>
               </w:rPr>
               <w:t xml:space="preserve">7 עד 20 נוסעים</w:t>
             </w:r>
@@ -4538,7 +4750,6 @@
             <w:pPr>
               <w:bidi/>
               <w:spacing w:after="0" w:before="0" w:line="276"/>
-              <w:jc w:val="start"/>
             </w:pPr>
             <w:r>
               <w:rPr>
@@ -4547,6 +4758,7 @@
                 <w:sz w:val="20"/>
                 <w:szCs w:val="20"/>
                 <w:rtl/>
+                <w:lang w:val="he-IL" w:bidi="he-IL"/>
               </w:rPr>
               <w:t xml:space="preserve">2</w:t>
             </w:r>
@@ -4578,7 +4790,6 @@
             <w:pPr>
               <w:bidi/>
               <w:spacing w:after="0" w:before="0" w:line="276"/>
-              <w:jc w:val="start"/>
             </w:pPr>
             <w:r>
               <w:rPr>
@@ -4588,6 +4799,7 @@
                 <w:sz w:val="20"/>
                 <w:szCs w:val="20"/>
                 <w:rtl/>
+                <w:lang w:val="he-IL" w:bidi="he-IL"/>
               </w:rPr>
               <w:t xml:space="preserve">יותר מ־20 נוסעים</w:t>
             </w:r>
@@ -4613,7 +4825,6 @@
             <w:pPr>
               <w:bidi/>
               <w:spacing w:after="0" w:before="0" w:line="276"/>
-              <w:jc w:val="start"/>
             </w:pPr>
             <w:r>
               <w:rPr>
@@ -4622,6 +4833,7 @@
                 <w:sz w:val="20"/>
                 <w:szCs w:val="20"/>
                 <w:rtl/>
+                <w:lang w:val="he-IL" w:bidi="he-IL"/>
               </w:rPr>
               <w:t xml:space="preserve">חבילת קבוצה, במחיר שמוסכם מראש</w:t>
             </w:r>
@@ -4641,6 +4853,7 @@
           <w:sz w:val="21"/>
           <w:szCs w:val="21"/>
           <w:rtl/>
+          <w:lang w:val="he-IL" w:bidi="he-IL"/>
         </w:rPr>
         <w:t xml:space="preserve"/>
       </w:r>
@@ -4649,14 +4862,14 @@
       <w:pPr>
         <w:bidi/>
         <w:spacing w:after="100" w:before="0" w:line="300"/>
-        <w:jc w:val="start"/>
-      </w:pPr>
-      <w:r>
-        <w:rPr>
-          <w:rFonts w:ascii="Arial" w:cs="Arial" w:hAnsi="Arial"/>
-          <w:sz w:val="21"/>
-          <w:szCs w:val="21"/>
-          <w:rtl/>
+      </w:pPr>
+      <w:r>
+        <w:rPr>
+          <w:rFonts w:ascii="Arial" w:cs="Arial" w:hAnsi="Arial"/>
+          <w:sz w:val="21"/>
+          <w:szCs w:val="21"/>
+          <w:rtl/>
+          <w:lang w:val="he-IL" w:bidi="he-IL"/>
         </w:rPr>
         <w:t xml:space="preserve">הקרדיטים שתוקפם קרוב נצרכים ראשונים. המערכת מתריעה כשהיתרה נמוכה, ו־30 יום לפני שקרדיטים פגים.</w:t>
       </w:r>
@@ -4666,7 +4879,6 @@
         <w:keepNext/>
         <w:bidi/>
         <w:spacing w:after="60" w:before="160" w:line="300"/>
-        <w:jc w:val="start"/>
       </w:pPr>
       <w:r>
         <w:rPr>
@@ -4677,6 +4889,7 @@
           <w:sz w:val="22"/>
           <w:szCs w:val="22"/>
           <w:rtl/>
+          <w:lang w:val="he-IL" w:bidi="he-IL"/>
         </w:rPr>
         <w:t xml:space="preserve">☐ דמי פלטפורמה</w:t>
       </w:r>
@@ -4685,14 +4898,14 @@
       <w:pPr>
         <w:bidi/>
         <w:spacing w:after="100" w:before="0" w:line="300"/>
-        <w:jc w:val="start"/>
-      </w:pPr>
-      <w:r>
-        <w:rPr>
-          <w:rFonts w:ascii="Arial" w:cs="Arial" w:hAnsi="Arial"/>
-          <w:sz w:val="21"/>
-          <w:szCs w:val="21"/>
-          <w:rtl/>
+      </w:pPr>
+      <w:r>
+        <w:rPr>
+          <w:rFonts w:ascii="Arial" w:cs="Arial" w:hAnsi="Arial"/>
+          <w:sz w:val="21"/>
+          <w:szCs w:val="21"/>
+          <w:rtl/>
+          <w:lang w:val="he-IL" w:bidi="he-IL"/>
         </w:rPr>
         <w:t xml:space="preserve">________ ₪ לחודש לפני מע״מ, עבור עד ________ משתמשים.</w:t>
       </w:r>
@@ -4702,7 +4915,6 @@
         <w:keepNext/>
         <w:bidi/>
         <w:spacing w:after="60" w:before="160" w:line="300"/>
-        <w:jc w:val="start"/>
       </w:pPr>
       <w:r>
         <w:rPr>
@@ -4713,6 +4925,7 @@
           <w:sz w:val="22"/>
           <w:szCs w:val="22"/>
           <w:rtl/>
+          <w:lang w:val="he-IL" w:bidi="he-IL"/>
         </w:rPr>
         <w:t xml:space="preserve">☐ תוספות לפי שימוש</w:t>
       </w:r>
@@ -4721,14 +4934,14 @@
       <w:pPr>
         <w:bidi/>
         <w:spacing w:after="100" w:before="0" w:line="300"/>
-        <w:jc w:val="start"/>
-      </w:pPr>
-      <w:r>
-        <w:rPr>
-          <w:rFonts w:ascii="Arial" w:cs="Arial" w:hAnsi="Arial"/>
-          <w:sz w:val="21"/>
-          <w:szCs w:val="21"/>
-          <w:rtl/>
+      </w:pPr>
+      <w:r>
+        <w:rPr>
+          <w:rFonts w:ascii="Arial" w:cs="Arial" w:hAnsi="Arial"/>
+          <w:sz w:val="21"/>
+          <w:szCs w:val="21"/>
+          <w:rtl/>
+          <w:lang w:val="he-IL" w:bidi="he-IL"/>
         </w:rPr>
         <w:t xml:space="preserve">הודעות SMS ו־WhatsApp לנוסעים: ________ ₪ להודעה, או ______________________________</w:t>
       </w:r>
@@ -4738,7 +4951,6 @@
         <w:keepNext/>
         <w:bidi/>
         <w:spacing w:after="60" w:before="160" w:line="300"/>
-        <w:jc w:val="start"/>
       </w:pPr>
       <w:r>
         <w:rPr>
@@ -4749,6 +4961,7 @@
           <w:sz w:val="22"/>
           <w:szCs w:val="22"/>
           <w:rtl/>
+          <w:lang w:val="he-IL" w:bidi="he-IL"/>
         </w:rPr>
         <w:t xml:space="preserve">☐ הטבת מצטרפים ראשונים</w:t>
       </w:r>
@@ -4757,14 +4970,14 @@
       <w:pPr>
         <w:bidi/>
         <w:spacing w:after="100" w:before="0" w:line="300"/>
-        <w:jc w:val="start"/>
-      </w:pPr>
-      <w:r>
-        <w:rPr>
-          <w:rFonts w:ascii="Arial" w:cs="Arial" w:hAnsi="Arial"/>
-          <w:sz w:val="21"/>
-          <w:szCs w:val="21"/>
-          <w:rtl/>
+      </w:pPr>
+      <w:r>
+        <w:rPr>
+          <w:rFonts w:ascii="Arial" w:cs="Arial" w:hAnsi="Arial"/>
+          <w:sz w:val="21"/>
+          <w:szCs w:val="21"/>
+          <w:rtl/>
+          <w:lang w:val="he-IL" w:bidi="he-IL"/>
         </w:rPr>
         <w:t xml:space="preserve">________ נסיעות ראשונות בלי חיוב. המחירים בנספח זה לא יעלו עד ________________. אחר: ______________________________</w:t>
       </w:r>
@@ -4774,7 +4987,6 @@
         <w:keepNext/>
         <w:bidi/>
         <w:spacing w:after="60" w:before="160" w:line="300"/>
-        <w:jc w:val="start"/>
       </w:pPr>
       <w:r>
         <w:rPr>
@@ -4785,6 +4997,7 @@
           <w:sz w:val="22"/>
           <w:szCs w:val="22"/>
           <w:rtl/>
+          <w:lang w:val="he-IL" w:bidi="he-IL"/>
         </w:rPr>
         <w:t xml:space="preserve">תשלום ותמיכה</w:t>
       </w:r>
@@ -4793,14 +5006,14 @@
       <w:pPr>
         <w:bidi/>
         <w:spacing w:after="100" w:before="0" w:line="300"/>
-        <w:jc w:val="start"/>
-      </w:pPr>
-      <w:r>
-        <w:rPr>
-          <w:rFonts w:ascii="Arial" w:cs="Arial" w:hAnsi="Arial"/>
-          <w:sz w:val="21"/>
-          <w:szCs w:val="21"/>
-          <w:rtl/>
+      </w:pPr>
+      <w:r>
+        <w:rPr>
+          <w:rFonts w:ascii="Arial" w:cs="Arial" w:hAnsi="Arial"/>
+          <w:sz w:val="21"/>
+          <w:szCs w:val="21"/>
+          <w:rtl/>
+          <w:lang w:val="he-IL" w:bidi="he-IL"/>
         </w:rPr>
         <w:t xml:space="preserve">☐ כרטיס אשראי ☐ העברה בנקאית · מועד התשלום: ________________</w:t>
       </w:r>
@@ -4809,14 +5022,14 @@
       <w:pPr>
         <w:bidi/>
         <w:spacing w:after="100" w:before="0" w:line="300"/>
-        <w:jc w:val="start"/>
-      </w:pPr>
-      <w:r>
-        <w:rPr>
-          <w:rFonts w:ascii="Arial" w:cs="Arial" w:hAnsi="Arial"/>
-          <w:sz w:val="21"/>
-          <w:szCs w:val="21"/>
-          <w:rtl/>
+      </w:pPr>
+      <w:r>
+        <w:rPr>
+          <w:rFonts w:ascii="Arial" w:cs="Arial" w:hAnsi="Arial"/>
+          <w:sz w:val="21"/>
+          <w:szCs w:val="21"/>
+          <w:rtl/>
+          <w:lang w:val="he-IL" w:bidi="he-IL"/>
         </w:rPr>
         <w:t xml:space="preserve">תמיכה: info@palami.io · 054-2245627 · ימים ושעות: ________________</w:t>
       </w:r>
@@ -4825,14 +5038,14 @@
       <w:pPr>
         <w:bidi/>
         <w:spacing w:after="100" w:before="0" w:line="300"/>
-        <w:jc w:val="start"/>
-      </w:pPr>
-      <w:r>
-        <w:rPr>
-          <w:rFonts w:ascii="Arial" w:cs="Arial" w:hAnsi="Arial"/>
-          <w:sz w:val="21"/>
-          <w:szCs w:val="21"/>
-          <w:rtl/>
+      </w:pPr>
+      <w:r>
+        <w:rPr>
+          <w:rFonts w:ascii="Arial" w:cs="Arial" w:hAnsi="Arial"/>
+          <w:sz w:val="21"/>
+          <w:szCs w:val="21"/>
+          <w:rtl/>
+          <w:lang w:val="he-IL" w:bidi="he-IL"/>
         </w:rPr>
         <w:t xml:space="preserve">איש או אשת קשר לענייני פרטיות ואבטחת מידע בסוכנות: ______________________________</w:t>
       </w:r>
@@ -4846,7 +5059,6 @@
       <w:pPr>
         <w:bidi/>
         <w:spacing w:after="20" w:before="0" w:line="300"/>
-        <w:jc w:val="start"/>
       </w:pPr>
       <w:r>
         <w:rPr>
@@ -4857,6 +5069,7 @@
           <w:sz w:val="19"/>
           <w:szCs w:val="19"/>
           <w:rtl/>
+          <w:lang w:val="he-IL" w:bidi="he-IL"/>
         </w:rPr>
         <w:t xml:space="preserve">נספח ב׳</w:t>
       </w:r>
@@ -4868,7 +5081,6 @@
         </w:pBdr>
         <w:bidi/>
         <w:spacing w:after="200" w:before="0" w:line="300"/>
-        <w:jc w:val="start"/>
       </w:pPr>
       <w:r>
         <w:rPr>
@@ -4879,6 +5091,7 @@
           <w:sz w:val="32"/>
           <w:szCs w:val="32"/>
           <w:rtl/>
+          <w:lang w:val="he-IL" w:bidi="he-IL"/>
         </w:rPr>
         <w:t xml:space="preserve">עיבוד מידע ואבטחת מידע</w:t>
       </w:r>
@@ -4887,14 +5100,14 @@
       <w:pPr>
         <w:bidi/>
         <w:spacing w:after="100" w:before="0" w:line="300"/>
-        <w:jc w:val="start"/>
-      </w:pPr>
-      <w:r>
-        <w:rPr>
-          <w:rFonts w:ascii="Arial" w:cs="Arial" w:hAnsi="Arial"/>
-          <w:sz w:val="21"/>
-          <w:szCs w:val="21"/>
-          <w:rtl/>
+      </w:pPr>
+      <w:r>
+        <w:rPr>
+          <w:rFonts w:ascii="Arial" w:cs="Arial" w:hAnsi="Arial"/>
+          <w:sz w:val="21"/>
+          <w:szCs w:val="21"/>
+          <w:rtl/>
+          <w:lang w:val="he-IL" w:bidi="he-IL"/>
         </w:rPr>
         <w:t xml:space="preserve">נספח זה הוא הסכם ההתקשרות עם גורם חיצוני לפי תקנה 15 לתקנות הגנת הפרטיות (אבטחת מידע), התשע״ז–2017. הסוכנות הוא בעלת השליטה במאגר ("בעל המאגר" בלשון התקנות) ו־PALAMI היא המחזיק.</w:t>
       </w:r>
@@ -4943,7 +5156,6 @@
             <w:pPr>
               <w:bidi/>
               <w:spacing w:after="0" w:before="0" w:line="276"/>
-              <w:jc w:val="start"/>
             </w:pPr>
             <w:r>
               <w:rPr>
@@ -4954,6 +5166,7 @@
                 <w:sz w:val="19"/>
                 <w:szCs w:val="19"/>
                 <w:rtl/>
+                <w:lang w:val="he-IL" w:bidi="he-IL"/>
               </w:rPr>
               <w:t xml:space="preserve">נושא</w:t>
             </w:r>
@@ -4980,7 +5193,6 @@
             <w:pPr>
               <w:bidi/>
               <w:spacing w:after="0" w:before="0" w:line="276"/>
-              <w:jc w:val="start"/>
             </w:pPr>
             <w:r>
               <w:rPr>
@@ -4991,6 +5203,7 @@
                 <w:sz w:val="19"/>
                 <w:szCs w:val="19"/>
                 <w:rtl/>
+                <w:lang w:val="he-IL" w:bidi="he-IL"/>
               </w:rPr>
               <w:t xml:space="preserve">מה מוסכם</w:t>
             </w:r>
@@ -5022,7 +5235,6 @@
             <w:pPr>
               <w:bidi/>
               <w:spacing w:after="0" w:before="0" w:line="276"/>
-              <w:jc w:val="start"/>
             </w:pPr>
             <w:r>
               <w:rPr>
@@ -5032,6 +5244,7 @@
                 <w:sz w:val="20"/>
                 <w:szCs w:val="20"/>
                 <w:rtl/>
+                <w:lang w:val="he-IL" w:bidi="he-IL"/>
               </w:rPr>
               <w:t xml:space="preserve">המידע ומטרת העיבוד</w:t>
             </w:r>
@@ -5057,7 +5270,6 @@
             <w:pPr>
               <w:bidi/>
               <w:spacing w:after="0" w:before="0" w:line="276"/>
-              <w:jc w:val="start"/>
             </w:pPr>
             <w:r>
               <w:rPr>
@@ -5066,6 +5278,7 @@
                 <w:sz w:val="20"/>
                 <w:szCs w:val="20"/>
                 <w:rtl/>
+                <w:lang w:val="he-IL" w:bidi="he-IL"/>
               </w:rPr>
               <w:t xml:space="preserve">פרטי לקוחות ונוסעים (שם, נייד, אימייל, מספר נוסעים), פרטי הנסיעה (טיסות, לינה, רכב, ביטוח, סיורים ואירועים), מסמכי ההזמנה והשוברים שמועלים, הודעות בצ׳אט, הגדרות והסכמות של נוסעים, ופרטי המשתמשים מטעם הסוכנות. המטרה היחידה: לתת את השירות לפי ההסכם. השירות לא נועד לשמירת צילומי דרכונים, ואין להעלות אותם.</w:t>
             </w:r>
@@ -5097,7 +5310,6 @@
             <w:pPr>
               <w:bidi/>
               <w:spacing w:after="0" w:before="0" w:line="276"/>
-              <w:jc w:val="start"/>
             </w:pPr>
             <w:r>
               <w:rPr>
@@ -5107,6 +5319,7 @@
                 <w:sz w:val="20"/>
                 <w:szCs w:val="20"/>
                 <w:rtl/>
+                <w:lang w:val="he-IL" w:bidi="he-IL"/>
               </w:rPr>
               <w:t xml:space="preserve">המערכות שאליהן יש גישה</w:t>
             </w:r>
@@ -5132,7 +5345,6 @@
             <w:pPr>
               <w:bidi/>
               <w:spacing w:after="0" w:before="0" w:line="276"/>
-              <w:jc w:val="start"/>
             </w:pPr>
             <w:r>
               <w:rPr>
@@ -5141,6 +5353,7 @@
                 <w:sz w:val="20"/>
                 <w:szCs w:val="20"/>
                 <w:rtl/>
+                <w:lang w:val="he-IL" w:bidi="he-IL"/>
               </w:rPr>
               <w:t xml:space="preserve">מערכת PALAMI בלבד: מערכת הסוכן, אפליקציית הנוסע ומערכת הניהול הפנימית, על תשתית הענן של ספקי המשנה בנספח ג׳.</w:t>
             </w:r>
@@ -5172,7 +5385,6 @@
             <w:pPr>
               <w:bidi/>
               <w:spacing w:after="0" w:before="0" w:line="276"/>
-              <w:jc w:val="start"/>
             </w:pPr>
             <w:r>
               <w:rPr>
@@ -5182,6 +5394,7 @@
                 <w:sz w:val="20"/>
                 <w:szCs w:val="20"/>
                 <w:rtl/>
+                <w:lang w:val="he-IL" w:bidi="he-IL"/>
               </w:rPr>
               <w:t xml:space="preserve">סוג העיבוד</w:t>
             </w:r>
@@ -5207,7 +5420,6 @@
             <w:pPr>
               <w:bidi/>
               <w:spacing w:after="0" w:before="0" w:line="276"/>
-              <w:jc w:val="start"/>
             </w:pPr>
             <w:r>
               <w:rPr>
@@ -5216,6 +5428,7 @@
                 <w:sz w:val="20"/>
                 <w:szCs w:val="20"/>
                 <w:rtl/>
+                <w:lang w:val="he-IL" w:bidi="he-IL"/>
               </w:rPr>
               <w:t xml:space="preserve">קליטה ואחסון של מסמכים, זיהוי וקריאה של פרטים בבינה מלאכותית, תיוק, הצגה לנוסעים, שליחת הודעות והתראות, גיבוי, תמיכה ומחיקה. PALAMI פועלת רק לפי ההסכם והוראות הסוכנות. המסמכים והמידע לא משמשים לאימון מודלים.</w:t>
             </w:r>
@@ -5247,7 +5460,6 @@
             <w:pPr>
               <w:bidi/>
               <w:spacing w:after="0" w:before="0" w:line="276"/>
-              <w:jc w:val="start"/>
             </w:pPr>
             <w:r>
               <w:rPr>
@@ -5257,6 +5469,7 @@
                 <w:sz w:val="20"/>
                 <w:szCs w:val="20"/>
                 <w:rtl/>
+                <w:lang w:val="he-IL" w:bidi="he-IL"/>
               </w:rPr>
               <w:t xml:space="preserve">תקופה, החזרה ומחיקה</w:t>
             </w:r>
@@ -5282,7 +5495,6 @@
             <w:pPr>
               <w:bidi/>
               <w:spacing w:after="0" w:before="0" w:line="276"/>
-              <w:jc w:val="start"/>
             </w:pPr>
             <w:r>
               <w:rPr>
@@ -5291,6 +5503,7 @@
                 <w:sz w:val="20"/>
                 <w:szCs w:val="20"/>
                 <w:rtl/>
+                <w:lang w:val="he-IL" w:bidi="he-IL"/>
               </w:rPr>
               <w:t xml:space="preserve">לכל תקופת ההסכם. נסיעה נשמרת 12 חודשים אחרי החזרה כברירת מחדל (הסוכנות בוחרת 6 עד 24 חודשים), ואז נמחקת, כולל מהגיבויים תוך 30 יום. בסיום ההסכם המידע זמין לייצוא 30 יום ואז נמחק, ו־PALAMI תאשר את המחיקה בכתב לפי בקשה. נשמרים רק: היסטוריית גישה ופעולות 24 חודשים, רשומות חיוב 7 שנים ותיעוד הסכמה עד 7 שנים, כנדרש בדין.</w:t>
             </w:r>
@@ -5322,7 +5535,6 @@
             <w:pPr>
               <w:bidi/>
               <w:spacing w:after="0" w:before="0" w:line="276"/>
-              <w:jc w:val="start"/>
             </w:pPr>
             <w:r>
               <w:rPr>
@@ -5332,6 +5544,7 @@
                 <w:sz w:val="20"/>
                 <w:szCs w:val="20"/>
                 <w:rtl/>
+                <w:lang w:val="he-IL" w:bidi="he-IL"/>
               </w:rPr>
               <w:t xml:space="preserve">אמצעי אבטחה</w:t>
             </w:r>
@@ -5357,7 +5570,6 @@
             <w:pPr>
               <w:bidi/>
               <w:spacing w:after="0" w:before="0" w:line="276"/>
-              <w:jc w:val="start"/>
             </w:pPr>
             <w:r>
               <w:rPr>
@@ -5366,6 +5578,7 @@
                 <w:sz w:val="20"/>
                 <w:szCs w:val="20"/>
                 <w:rtl/>
+                <w:lang w:val="he-IL" w:bidi="he-IL"/>
               </w:rPr>
               <w:t xml:space="preserve">PALAMI מקיימת את חובות המחזיק בתקנות אבטחת מידע, ברמת אבטחה בינונית לפחות: נוהל אבטחה כתוב, הצפנה בהעברה ובאחסון, בקרת גישה לפי תפקיד, תיעוד גישה ופעולות, גיבויים ובדיקות תקופתיות. כניסה של צוות PALAMI לחשבון נעשית רק באישור, וכל צפייה במסמך רגיש נרשמת.</w:t>
             </w:r>
@@ -5397,7 +5610,6 @@
             <w:pPr>
               <w:bidi/>
               <w:spacing w:after="0" w:before="0" w:line="276"/>
-              <w:jc w:val="start"/>
             </w:pPr>
             <w:r>
               <w:rPr>
@@ -5407,6 +5619,7 @@
                 <w:sz w:val="20"/>
                 <w:szCs w:val="20"/>
                 <w:rtl/>
+                <w:lang w:val="he-IL" w:bidi="he-IL"/>
               </w:rPr>
               <w:t xml:space="preserve">התחייבות הצוות</w:t>
             </w:r>
@@ -5432,7 +5645,6 @@
             <w:pPr>
               <w:bidi/>
               <w:spacing w:after="0" w:before="0" w:line="276"/>
-              <w:jc w:val="start"/>
             </w:pPr>
             <w:r>
               <w:rPr>
@@ -5441,6 +5653,7 @@
                 <w:sz w:val="20"/>
                 <w:szCs w:val="20"/>
                 <w:rtl/>
+                <w:lang w:val="he-IL" w:bidi="he-IL"/>
               </w:rPr>
               <w:t xml:space="preserve">כל מי שמקבל גישה מטעם PALAMI חותם על התחייבות לשמור על סודיות המידע, להשתמש בו רק לפי ההסכם ולקיים את אמצעי האבטחה, ומקבל הדרכה מתאימה.</w:t>
             </w:r>
@@ -5472,7 +5685,6 @@
             <w:pPr>
               <w:bidi/>
               <w:spacing w:after="0" w:before="0" w:line="276"/>
-              <w:jc w:val="start"/>
             </w:pPr>
             <w:r>
               <w:rPr>
@@ -5482,6 +5694,7 @@
                 <w:sz w:val="20"/>
                 <w:szCs w:val="20"/>
                 <w:rtl/>
+                <w:lang w:val="he-IL" w:bidi="he-IL"/>
               </w:rPr>
               <w:t xml:space="preserve">ספקי משנה</w:t>
             </w:r>
@@ -5507,7 +5720,6 @@
             <w:pPr>
               <w:bidi/>
               <w:spacing w:after="0" w:before="0" w:line="276"/>
-              <w:jc w:val="start"/>
             </w:pPr>
             <w:r>
               <w:rPr>
@@ -5516,6 +5728,7 @@
                 <w:sz w:val="20"/>
                 <w:szCs w:val="20"/>
                 <w:rtl/>
+                <w:lang w:val="he-IL" w:bidi="he-IL"/>
               </w:rPr>
               <w:t xml:space="preserve">PALAMI נעזרת רק בספקי המשנה שבנספח ג׳, ומחייבת כל אחד מהם בהסכם בתנאים שבנספח זה. ספק חדש יימסר 30 יום מראש, והסוכנות רשאית להתנגד מסיבה סבירה או לסיים את ההסכם לפי סעיף 10.5.</w:t>
             </w:r>
@@ -5547,7 +5760,6 @@
             <w:pPr>
               <w:bidi/>
               <w:spacing w:after="0" w:before="0" w:line="276"/>
-              <w:jc w:val="start"/>
             </w:pPr>
             <w:r>
               <w:rPr>
@@ -5557,6 +5769,7 @@
                 <w:sz w:val="20"/>
                 <w:szCs w:val="20"/>
                 <w:rtl/>
+                <w:lang w:val="he-IL" w:bidi="he-IL"/>
               </w:rPr>
               <w:t xml:space="preserve">העברה לחו״ל</w:t>
             </w:r>
@@ -5582,7 +5795,6 @@
             <w:pPr>
               <w:bidi/>
               <w:spacing w:after="0" w:before="0" w:line="276"/>
-              <w:jc w:val="start"/>
             </w:pPr>
             <w:r>
               <w:rPr>
@@ -5591,6 +5803,7 @@
                 <w:sz w:val="20"/>
                 <w:szCs w:val="20"/>
                 <w:rtl/>
+                <w:lang w:val="he-IL" w:bidi="he-IL"/>
               </w:rPr>
               <w:t xml:space="preserve">מידע מועבר מחוץ לישראל רק לפי תקנות הגנת הפרטיות (העברת מידע אל מאגרי מידע שמחוץ לגבולות המדינה), התשס״א–2001, עם התחייבות בכתב של הספק לשמור על המידע ולא להעבירו לאחרים.</w:t>
             </w:r>
@@ -5622,7 +5835,6 @@
             <w:pPr>
               <w:bidi/>
               <w:spacing w:after="0" w:before="0" w:line="276"/>
-              <w:jc w:val="start"/>
             </w:pPr>
             <w:r>
               <w:rPr>
@@ -5632,6 +5844,7 @@
                 <w:sz w:val="20"/>
                 <w:szCs w:val="20"/>
                 <w:rtl/>
+                <w:lang w:val="he-IL" w:bidi="he-IL"/>
               </w:rPr>
               <w:t xml:space="preserve">אירוע אבטחה</w:t>
             </w:r>
@@ -5657,7 +5870,6 @@
             <w:pPr>
               <w:bidi/>
               <w:spacing w:after="0" w:before="0" w:line="276"/>
-              <w:jc w:val="start"/>
             </w:pPr>
             <w:r>
               <w:rPr>
@@ -5666,6 +5878,7 @@
                 <w:sz w:val="20"/>
                 <w:szCs w:val="20"/>
                 <w:rtl/>
+                <w:lang w:val="he-IL" w:bidi="he-IL"/>
               </w:rPr>
               <w:t xml:space="preserve">PALAMI תודיע להסוכנות בלי דיחוי על כל אירוע אבטחה שנוגע למידע הלקוחות, תמסור את הפרטים הידועים, תפעל לצמצם את הנזק, ותסייע בדיווח לרשות להגנת הפרטיות ולנוסעים כשהוא נדרש.</w:t>
             </w:r>
@@ -5697,7 +5910,6 @@
             <w:pPr>
               <w:bidi/>
               <w:spacing w:after="0" w:before="0" w:line="276"/>
-              <w:jc w:val="start"/>
             </w:pPr>
             <w:r>
               <w:rPr>
@@ -5707,6 +5919,7 @@
                 <w:sz w:val="20"/>
                 <w:szCs w:val="20"/>
                 <w:rtl/>
+                <w:lang w:val="he-IL" w:bidi="he-IL"/>
               </w:rPr>
               <w:t xml:space="preserve">בקשות של נוסעים</w:t>
             </w:r>
@@ -5732,7 +5945,6 @@
             <w:pPr>
               <w:bidi/>
               <w:spacing w:after="0" w:before="0" w:line="276"/>
-              <w:jc w:val="start"/>
             </w:pPr>
             <w:r>
               <w:rPr>
@@ -5741,6 +5953,7 @@
                 <w:sz w:val="20"/>
                 <w:szCs w:val="20"/>
                 <w:rtl/>
+                <w:lang w:val="he-IL" w:bidi="he-IL"/>
               </w:rPr>
               <w:t xml:space="preserve">בקשה לעיין במידע, לתקן אותו או למחוק אותו מופנית להסוכנות, שמבצעת אותה במערכת. PALAMI תסייע לפי הצורך.</w:t>
             </w:r>
@@ -5772,7 +5985,6 @@
             <w:pPr>
               <w:bidi/>
               <w:spacing w:after="0" w:before="0" w:line="276"/>
-              <w:jc w:val="start"/>
             </w:pPr>
             <w:r>
               <w:rPr>
@@ -5782,6 +5994,7 @@
                 <w:sz w:val="20"/>
                 <w:szCs w:val="20"/>
                 <w:rtl/>
+                <w:lang w:val="he-IL" w:bidi="he-IL"/>
               </w:rPr>
               <w:t xml:space="preserve">דיווח ופיקוח</w:t>
             </w:r>
@@ -5807,7 +6020,6 @@
             <w:pPr>
               <w:bidi/>
               <w:spacing w:after="0" w:before="0" w:line="276"/>
-              <w:jc w:val="start"/>
             </w:pPr>
             <w:r>
               <w:rPr>
@@ -5816,6 +6028,7 @@
                 <w:sz w:val="20"/>
                 <w:szCs w:val="20"/>
                 <w:rtl/>
+                <w:lang w:val="he-IL" w:bidi="he-IL"/>
               </w:rPr>
               <w:t xml:space="preserve">פעם בשנה, ובנוסף לפי בקשה סבירה, PALAMI תמסור להסוכנות דיווח בכתב על האופן שבו היא מקיימת את חובותיה לפי התקנות ונספח זה, ותענה על שאלון ספקים מקובל, כדי לאפשר פיקוח.</w:t>
             </w:r>
@@ -5835,6 +6048,7 @@
           <w:sz w:val="21"/>
           <w:szCs w:val="21"/>
           <w:rtl/>
+          <w:lang w:val="he-IL" w:bidi="he-IL"/>
         </w:rPr>
         <w:t xml:space="preserve"/>
       </w:r>
@@ -5848,7 +6062,6 @@
       <w:pPr>
         <w:bidi/>
         <w:spacing w:after="20" w:before="0" w:line="300"/>
-        <w:jc w:val="start"/>
       </w:pPr>
       <w:r>
         <w:rPr>
@@ -5859,6 +6072,7 @@
           <w:sz w:val="19"/>
           <w:szCs w:val="19"/>
           <w:rtl/>
+          <w:lang w:val="he-IL" w:bidi="he-IL"/>
         </w:rPr>
         <w:t xml:space="preserve">נספח ג׳</w:t>
       </w:r>
@@ -5870,7 +6084,6 @@
         </w:pBdr>
         <w:bidi/>
         <w:spacing w:after="200" w:before="0" w:line="300"/>
-        <w:jc w:val="start"/>
       </w:pPr>
       <w:r>
         <w:rPr>
@@ -5881,6 +6094,7 @@
           <w:sz w:val="32"/>
           <w:szCs w:val="32"/>
           <w:rtl/>
+          <w:lang w:val="he-IL" w:bidi="he-IL"/>
         </w:rPr>
         <w:t xml:space="preserve">ספקי משנה</w:t>
       </w:r>
@@ -5889,14 +6103,14 @@
       <w:pPr>
         <w:bidi/>
         <w:spacing w:after="100" w:before="0" w:line="300"/>
-        <w:jc w:val="start"/>
-      </w:pPr>
-      <w:r>
-        <w:rPr>
-          <w:rFonts w:ascii="Arial" w:cs="Arial" w:hAnsi="Arial"/>
-          <w:sz w:val="21"/>
-          <w:szCs w:val="21"/>
-          <w:rtl/>
+      </w:pPr>
+      <w:r>
+        <w:rPr>
+          <w:rFonts w:ascii="Arial" w:cs="Arial" w:hAnsi="Arial"/>
+          <w:sz w:val="21"/>
+          <w:szCs w:val="21"/>
+          <w:rtl/>
+          <w:lang w:val="he-IL" w:bidi="he-IL"/>
         </w:rPr>
         <w:t xml:space="preserve">הספקים שמעבדים מידע לקוחות בשביל PALAMI. הרשימה מתעדכנת לפי סעיף "ספקי משנה" בנספח ב׳.</w:t>
       </w:r>
@@ -5946,7 +6160,6 @@
             <w:pPr>
               <w:bidi/>
               <w:spacing w:after="0" w:before="0" w:line="276"/>
-              <w:jc w:val="start"/>
             </w:pPr>
             <w:r>
               <w:rPr>
@@ -5957,6 +6170,7 @@
                 <w:sz w:val="19"/>
                 <w:szCs w:val="19"/>
                 <w:rtl/>
+                <w:lang w:val="he-IL" w:bidi="he-IL"/>
               </w:rPr>
               <w:t xml:space="preserve">תפקיד</w:t>
             </w:r>
@@ -5983,7 +6197,6 @@
             <w:pPr>
               <w:bidi/>
               <w:spacing w:after="0" w:before="0" w:line="276"/>
-              <w:jc w:val="start"/>
             </w:pPr>
             <w:r>
               <w:rPr>
@@ -5994,6 +6207,7 @@
                 <w:sz w:val="19"/>
                 <w:szCs w:val="19"/>
                 <w:rtl/>
+                <w:lang w:val="he-IL" w:bidi="he-IL"/>
               </w:rPr>
               <w:t xml:space="preserve">ספק</w:t>
             </w:r>
@@ -6020,7 +6234,6 @@
             <w:pPr>
               <w:bidi/>
               <w:spacing w:after="0" w:before="0" w:line="276"/>
-              <w:jc w:val="start"/>
             </w:pPr>
             <w:r>
               <w:rPr>
@@ -6031,6 +6244,7 @@
                 <w:sz w:val="19"/>
                 <w:szCs w:val="19"/>
                 <w:rtl/>
+                <w:lang w:val="he-IL" w:bidi="he-IL"/>
               </w:rPr>
               <w:t xml:space="preserve">מיקום העיבוד</w:t>
             </w:r>
@@ -6062,7 +6276,6 @@
             <w:pPr>
               <w:bidi/>
               <w:spacing w:after="0" w:before="0" w:line="276"/>
-              <w:jc w:val="start"/>
             </w:pPr>
             <w:r>
               <w:rPr>
@@ -6071,6 +6284,7 @@
                 <w:sz w:val="20"/>
                 <w:szCs w:val="20"/>
                 <w:rtl/>
+                <w:lang w:val="he-IL" w:bidi="he-IL"/>
               </w:rPr>
               <w:t xml:space="preserve">אחסון ותשתית ענן, גיבויים</w:t>
             </w:r>
@@ -6096,7 +6310,6 @@
             <w:pPr>
               <w:bidi/>
               <w:spacing w:after="0" w:before="0" w:line="276"/>
-              <w:jc w:val="start"/>
             </w:pPr>
             <w:r>
               <w:rPr>
@@ -6105,6 +6318,7 @@
                 <w:sz w:val="20"/>
                 <w:szCs w:val="20"/>
                 <w:rtl/>
+                <w:lang w:val="he-IL" w:bidi="he-IL"/>
               </w:rPr>
               <w:t xml:space="preserve">________________</w:t>
             </w:r>
@@ -6130,7 +6344,6 @@
             <w:pPr>
               <w:bidi/>
               <w:spacing w:after="0" w:before="0" w:line="276"/>
-              <w:jc w:val="start"/>
             </w:pPr>
             <w:r>
               <w:rPr>
@@ -6139,6 +6352,7 @@
                 <w:sz w:val="20"/>
                 <w:szCs w:val="20"/>
                 <w:rtl/>
+                <w:lang w:val="he-IL" w:bidi="he-IL"/>
               </w:rPr>
               <w:t xml:space="preserve">________________</w:t>
             </w:r>
@@ -6170,7 +6384,6 @@
             <w:pPr>
               <w:bidi/>
               <w:spacing w:after="0" w:before="0" w:line="276"/>
-              <w:jc w:val="start"/>
             </w:pPr>
             <w:r>
               <w:rPr>
@@ -6179,6 +6392,7 @@
                 <w:sz w:val="20"/>
                 <w:szCs w:val="20"/>
                 <w:rtl/>
+                <w:lang w:val="he-IL" w:bidi="he-IL"/>
               </w:rPr>
               <w:t xml:space="preserve">בינה מלאכותית לקריאת מסמכים</w:t>
             </w:r>
@@ -6204,7 +6418,6 @@
             <w:pPr>
               <w:bidi/>
               <w:spacing w:after="0" w:before="0" w:line="276"/>
-              <w:jc w:val="start"/>
             </w:pPr>
             <w:r>
               <w:rPr>
@@ -6213,6 +6426,7 @@
                 <w:sz w:val="20"/>
                 <w:szCs w:val="20"/>
                 <w:rtl/>
+                <w:lang w:val="he-IL" w:bidi="he-IL"/>
               </w:rPr>
               <w:t xml:space="preserve">________________</w:t>
             </w:r>
@@ -6238,7 +6452,6 @@
             <w:pPr>
               <w:bidi/>
               <w:spacing w:after="0" w:before="0" w:line="276"/>
-              <w:jc w:val="start"/>
             </w:pPr>
             <w:r>
               <w:rPr>
@@ -6247,6 +6460,7 @@
                 <w:sz w:val="20"/>
                 <w:szCs w:val="20"/>
                 <w:rtl/>
+                <w:lang w:val="he-IL" w:bidi="he-IL"/>
               </w:rPr>
               <w:t xml:space="preserve">________________</w:t>
             </w:r>
@@ -6278,7 +6492,6 @@
             <w:pPr>
               <w:bidi/>
               <w:spacing w:after="0" w:before="0" w:line="276"/>
-              <w:jc w:val="start"/>
             </w:pPr>
             <w:r>
               <w:rPr>
@@ -6287,6 +6500,7 @@
                 <w:sz w:val="20"/>
                 <w:szCs w:val="20"/>
                 <w:rtl/>
+                <w:lang w:val="he-IL" w:bidi="he-IL"/>
               </w:rPr>
               <w:t xml:space="preserve">שליחת אימייל</w:t>
             </w:r>
@@ -6312,7 +6526,6 @@
             <w:pPr>
               <w:bidi/>
               <w:spacing w:after="0" w:before="0" w:line="276"/>
-              <w:jc w:val="start"/>
             </w:pPr>
             <w:r>
               <w:rPr>
@@ -6321,6 +6534,7 @@
                 <w:sz w:val="20"/>
                 <w:szCs w:val="20"/>
                 <w:rtl/>
+                <w:lang w:val="he-IL" w:bidi="he-IL"/>
               </w:rPr>
               <w:t xml:space="preserve">________________</w:t>
             </w:r>
@@ -6346,7 +6560,6 @@
             <w:pPr>
               <w:bidi/>
               <w:spacing w:after="0" w:before="0" w:line="276"/>
-              <w:jc w:val="start"/>
             </w:pPr>
             <w:r>
               <w:rPr>
@@ -6355,6 +6568,7 @@
                 <w:sz w:val="20"/>
                 <w:szCs w:val="20"/>
                 <w:rtl/>
+                <w:lang w:val="he-IL" w:bidi="he-IL"/>
               </w:rPr>
               <w:t xml:space="preserve">________________</w:t>
             </w:r>
@@ -6386,7 +6600,6 @@
             <w:pPr>
               <w:bidi/>
               <w:spacing w:after="0" w:before="0" w:line="276"/>
-              <w:jc w:val="start"/>
             </w:pPr>
             <w:r>
               <w:rPr>
@@ -6395,6 +6608,7 @@
                 <w:sz w:val="20"/>
                 <w:szCs w:val="20"/>
                 <w:rtl/>
+                <w:lang w:val="he-IL" w:bidi="he-IL"/>
               </w:rPr>
               <w:t xml:space="preserve">הודעות SMS ו־WhatsApp</w:t>
             </w:r>
@@ -6420,7 +6634,6 @@
             <w:pPr>
               <w:bidi/>
               <w:spacing w:after="0" w:before="0" w:line="276"/>
-              <w:jc w:val="start"/>
             </w:pPr>
             <w:r>
               <w:rPr>
@@ -6429,6 +6642,7 @@
                 <w:sz w:val="20"/>
                 <w:szCs w:val="20"/>
                 <w:rtl/>
+                <w:lang w:val="he-IL" w:bidi="he-IL"/>
               </w:rPr>
               <w:t xml:space="preserve">________________</w:t>
             </w:r>
@@ -6454,7 +6668,6 @@
             <w:pPr>
               <w:bidi/>
               <w:spacing w:after="0" w:before="0" w:line="276"/>
-              <w:jc w:val="start"/>
             </w:pPr>
             <w:r>
               <w:rPr>
@@ -6463,6 +6676,7 @@
                 <w:sz w:val="20"/>
                 <w:szCs w:val="20"/>
                 <w:rtl/>
+                <w:lang w:val="he-IL" w:bidi="he-IL"/>
               </w:rPr>
               <w:t xml:space="preserve">________________</w:t>
             </w:r>
@@ -6494,7 +6708,6 @@
             <w:pPr>
               <w:bidi/>
               <w:spacing w:after="0" w:before="0" w:line="276"/>
-              <w:jc w:val="start"/>
             </w:pPr>
             <w:r>
               <w:rPr>
@@ -6503,6 +6716,7 @@
                 <w:sz w:val="20"/>
                 <w:szCs w:val="20"/>
                 <w:rtl/>
+                <w:lang w:val="he-IL" w:bidi="he-IL"/>
               </w:rPr>
               <w:t xml:space="preserve">התראות בטלפון (Push)</w:t>
             </w:r>
@@ -6528,7 +6742,6 @@
             <w:pPr>
               <w:bidi/>
               <w:spacing w:after="0" w:before="0" w:line="276"/>
-              <w:jc w:val="start"/>
             </w:pPr>
             <w:r>
               <w:rPr>
@@ -6537,6 +6750,7 @@
                 <w:sz w:val="20"/>
                 <w:szCs w:val="20"/>
                 <w:rtl/>
+                <w:lang w:val="he-IL" w:bidi="he-IL"/>
               </w:rPr>
               <w:t xml:space="preserve">Apple, Google</w:t>
             </w:r>
@@ -6562,7 +6776,6 @@
             <w:pPr>
               <w:bidi/>
               <w:spacing w:after="0" w:before="0" w:line="276"/>
-              <w:jc w:val="start"/>
             </w:pPr>
             <w:r>
               <w:rPr>
@@ -6571,6 +6784,7 @@
                 <w:sz w:val="20"/>
                 <w:szCs w:val="20"/>
                 <w:rtl/>
+                <w:lang w:val="he-IL" w:bidi="he-IL"/>
               </w:rPr>
               <w:t xml:space="preserve">________________</w:t>
             </w:r>
@@ -6590,6 +6804,7 @@
           <w:sz w:val="21"/>
           <w:szCs w:val="21"/>
           <w:rtl/>
+          <w:lang w:val="he-IL" w:bidi="he-IL"/>
         </w:rPr>
         <w:t xml:space="preserve"/>
       </w:r>
@@ -6602,7 +6817,6 @@
         </w:pBdr>
         <w:bidi/>
         <w:spacing w:after="60" w:before="360" w:line="300"/>
-        <w:jc w:val="start"/>
       </w:pPr>
       <w:r>
         <w:rPr>
@@ -6613,6 +6827,7 @@
           <w:sz w:val="26"/>
           <w:szCs w:val="26"/>
           <w:rtl/>
+          <w:lang w:val="he-IL" w:bidi="he-IL"/>
         </w:rPr>
         <w:t xml:space="preserve">ולראיה באו הצדדים על החתום</w:t>
       </w:r>
@@ -6622,7 +6837,6 @@
         <w:keepNext/>
         <w:bidi/>
         <w:spacing w:after="160" w:before="0" w:line="300"/>
-        <w:jc w:val="start"/>
       </w:pPr>
       <w:r>
         <w:rPr>
@@ -6631,6 +6845,7 @@
           <w:sz w:val="19"/>
           <w:szCs w:val="19"/>
           <w:rtl/>
+          <w:lang w:val="he-IL" w:bidi="he-IL"/>
         </w:rPr>
         <w:t xml:space="preserve">החתימה נעשית פעם אחת, בידי מנהל או מנהלת הסוכנות, ומכסה את ההסכם ואת כל הנספחים. העובדים לא צריכים לחתום.</w:t>
       </w:r>
@@ -6677,7 +6892,6 @@
             <w:pPr>
               <w:bidi/>
               <w:spacing w:after="120" w:before="0" w:line="300"/>
-              <w:jc w:val="start"/>
             </w:pPr>
             <w:r>
               <w:rPr>
@@ -6688,6 +6902,7 @@
                 <w:sz w:val="19"/>
                 <w:szCs w:val="19"/>
                 <w:rtl/>
+                <w:lang w:val="he-IL" w:bidi="he-IL"/>
               </w:rPr>
               <w:t xml:space="preserve">PALAMI</w:t>
             </w:r>
@@ -6696,7 +6911,6 @@
             <w:pPr>
               <w:bidi/>
               <w:spacing w:after="160" w:before="0" w:line="300"/>
-              <w:jc w:val="start"/>
             </w:pPr>
             <w:r>
               <w:rPr>
@@ -6704,6 +6918,7 @@
                 <w:sz w:val="21"/>
                 <w:szCs w:val="21"/>
                 <w:rtl/>
+                <w:lang w:val="he-IL" w:bidi="he-IL"/>
               </w:rPr>
               <w:t xml:space="preserve">שם החותם/ת:  </w:t>
             </w:r>
@@ -6714,6 +6929,7 @@
                 <w:sz w:val="21"/>
                 <w:szCs w:val="21"/>
                 <w:rtl/>
+                <w:lang w:val="he-IL" w:bidi="he-IL"/>
               </w:rPr>
               <w:t xml:space="preserve">_______________________</w:t>
             </w:r>
@@ -6722,7 +6938,6 @@
             <w:pPr>
               <w:bidi/>
               <w:spacing w:after="160" w:before="0" w:line="300"/>
-              <w:jc w:val="start"/>
             </w:pPr>
             <w:r>
               <w:rPr>
@@ -6730,6 +6945,7 @@
                 <w:sz w:val="21"/>
                 <w:szCs w:val="21"/>
                 <w:rtl/>
+                <w:lang w:val="he-IL" w:bidi="he-IL"/>
               </w:rPr>
               <w:t xml:space="preserve">תפקיד:  </w:t>
             </w:r>
@@ -6740,6 +6956,7 @@
                 <w:sz w:val="21"/>
                 <w:szCs w:val="21"/>
                 <w:rtl/>
+                <w:lang w:val="he-IL" w:bidi="he-IL"/>
               </w:rPr>
               <w:t xml:space="preserve">_______________________</w:t>
             </w:r>
@@ -6748,7 +6965,6 @@
             <w:pPr>
               <w:bidi/>
               <w:spacing w:after="160" w:before="0" w:line="300"/>
-              <w:jc w:val="start"/>
             </w:pPr>
             <w:r>
               <w:rPr>
@@ -6756,6 +6972,7 @@
                 <w:sz w:val="21"/>
                 <w:szCs w:val="21"/>
                 <w:rtl/>
+                <w:lang w:val="he-IL" w:bidi="he-IL"/>
               </w:rPr>
               <w:t xml:space="preserve">תאריך:  </w:t>
             </w:r>
@@ -6766,6 +6983,7 @@
                 <w:sz w:val="21"/>
                 <w:szCs w:val="21"/>
                 <w:rtl/>
+                <w:lang w:val="he-IL" w:bidi="he-IL"/>
               </w:rPr>
               <w:t xml:space="preserve">_______________________</w:t>
             </w:r>
@@ -6782,6 +7000,7 @@
                 <w:sz w:val="21"/>
                 <w:szCs w:val="21"/>
                 <w:rtl/>
+                <w:lang w:val="he-IL" w:bidi="he-IL"/>
               </w:rPr>
               <w:t xml:space="preserve"/>
             </w:r>
@@ -6790,7 +7009,6 @@
             <w:pPr>
               <w:bidi/>
               <w:spacing w:after="20" w:before="0" w:line="300"/>
-              <w:jc w:val="start"/>
             </w:pPr>
             <w:r>
               <w:rPr>
@@ -6799,6 +7017,7 @@
                 <w:sz w:val="21"/>
                 <w:szCs w:val="21"/>
                 <w:rtl/>
+                <w:lang w:val="he-IL" w:bidi="he-IL"/>
               </w:rPr>
               <w:t xml:space="preserve">_______________________________</w:t>
             </w:r>
@@ -6807,7 +7026,6 @@
             <w:pPr>
               <w:bidi/>
               <w:spacing w:after="0" w:before="0" w:line="300"/>
-              <w:jc w:val="start"/>
             </w:pPr>
             <w:r>
               <w:rPr>
@@ -6816,6 +7034,7 @@
                 <w:sz w:val="18"/>
                 <w:szCs w:val="18"/>
                 <w:rtl/>
+                <w:lang w:val="he-IL" w:bidi="he-IL"/>
               </w:rPr>
               <w:t xml:space="preserve">חתימה</w:t>
             </w:r>
@@ -6841,7 +7060,6 @@
             <w:pPr>
               <w:bidi/>
               <w:spacing w:after="120" w:before="0" w:line="300"/>
-              <w:jc w:val="start"/>
             </w:pPr>
             <w:r>
               <w:rPr>
@@ -6852,6 +7070,7 @@
                 <w:sz w:val="19"/>
                 <w:szCs w:val="19"/>
                 <w:rtl/>
+                <w:lang w:val="he-IL" w:bidi="he-IL"/>
               </w:rPr>
               <w:t xml:space="preserve">הסוכנות</w:t>
             </w:r>
@@ -6860,7 +7079,6 @@
             <w:pPr>
               <w:bidi/>
               <w:spacing w:after="160" w:before="0" w:line="300"/>
-              <w:jc w:val="start"/>
             </w:pPr>
             <w:r>
               <w:rPr>
@@ -6868,6 +7086,7 @@
                 <w:sz w:val="21"/>
                 <w:szCs w:val="21"/>
                 <w:rtl/>
+                <w:lang w:val="he-IL" w:bidi="he-IL"/>
               </w:rPr>
               <w:t xml:space="preserve">שם החותם/ת:  </w:t>
             </w:r>
@@ -6878,6 +7097,7 @@
                 <w:sz w:val="21"/>
                 <w:szCs w:val="21"/>
                 <w:rtl/>
+                <w:lang w:val="he-IL" w:bidi="he-IL"/>
               </w:rPr>
               <w:t xml:space="preserve">_______________________</w:t>
             </w:r>
@@ -6886,7 +7106,6 @@
             <w:pPr>
               <w:bidi/>
               <w:spacing w:after="160" w:before="0" w:line="300"/>
-              <w:jc w:val="start"/>
             </w:pPr>
             <w:r>
               <w:rPr>
@@ -6894,6 +7113,7 @@
                 <w:sz w:val="21"/>
                 <w:szCs w:val="21"/>
                 <w:rtl/>
+                <w:lang w:val="he-IL" w:bidi="he-IL"/>
               </w:rPr>
               <w:t xml:space="preserve">תפקיד:  </w:t>
             </w:r>
@@ -6904,6 +7124,7 @@
                 <w:sz w:val="21"/>
                 <w:szCs w:val="21"/>
                 <w:rtl/>
+                <w:lang w:val="he-IL" w:bidi="he-IL"/>
               </w:rPr>
               <w:t xml:space="preserve">_______________________</w:t>
             </w:r>
@@ -6912,7 +7133,6 @@
             <w:pPr>
               <w:bidi/>
               <w:spacing w:after="160" w:before="0" w:line="300"/>
-              <w:jc w:val="start"/>
             </w:pPr>
             <w:r>
               <w:rPr>
@@ -6920,6 +7140,7 @@
                 <w:sz w:val="21"/>
                 <w:szCs w:val="21"/>
                 <w:rtl/>
+                <w:lang w:val="he-IL" w:bidi="he-IL"/>
               </w:rPr>
               <w:t xml:space="preserve">ח.פ. / ע.מ.:  </w:t>
             </w:r>
@@ -6930,6 +7151,7 @@
                 <w:sz w:val="21"/>
                 <w:szCs w:val="21"/>
                 <w:rtl/>
+                <w:lang w:val="he-IL" w:bidi="he-IL"/>
               </w:rPr>
               <w:t xml:space="preserve">_______________________</w:t>
             </w:r>
@@ -6938,7 +7160,6 @@
             <w:pPr>
               <w:bidi/>
               <w:spacing w:after="160" w:before="0" w:line="300"/>
-              <w:jc w:val="start"/>
             </w:pPr>
             <w:r>
               <w:rPr>
@@ -6946,6 +7167,7 @@
                 <w:sz w:val="21"/>
                 <w:szCs w:val="21"/>
                 <w:rtl/>
+                <w:lang w:val="he-IL" w:bidi="he-IL"/>
               </w:rPr>
               <w:t xml:space="preserve">תאריך:  </w:t>
             </w:r>
@@ -6956,6 +7178,7 @@
                 <w:sz w:val="21"/>
                 <w:szCs w:val="21"/>
                 <w:rtl/>
+                <w:lang w:val="he-IL" w:bidi="he-IL"/>
               </w:rPr>
               <w:t xml:space="preserve">_______________________</w:t>
             </w:r>
@@ -6972,6 +7195,7 @@
                 <w:sz w:val="21"/>
                 <w:szCs w:val="21"/>
                 <w:rtl/>
+                <w:lang w:val="he-IL" w:bidi="he-IL"/>
               </w:rPr>
               <w:t xml:space="preserve"/>
             </w:r>
@@ -6980,7 +7204,6 @@
             <w:pPr>
               <w:bidi/>
               <w:spacing w:after="20" w:before="0" w:line="300"/>
-              <w:jc w:val="start"/>
             </w:pPr>
             <w:r>
               <w:rPr>
@@ -6989,6 +7212,7 @@
                 <w:sz w:val="21"/>
                 <w:szCs w:val="21"/>
                 <w:rtl/>
+                <w:lang w:val="he-IL" w:bidi="he-IL"/>
               </w:rPr>
               <w:t xml:space="preserve">_______________________________</w:t>
             </w:r>
@@ -6997,7 +7221,6 @@
             <w:pPr>
               <w:bidi/>
               <w:spacing w:after="0" w:before="0" w:line="300"/>
-              <w:jc w:val="start"/>
             </w:pPr>
             <w:r>
               <w:rPr>
@@ -7006,6 +7229,7 @@
                 <w:sz w:val="18"/>
                 <w:szCs w:val="18"/>
                 <w:rtl/>
+                <w:lang w:val="he-IL" w:bidi="he-IL"/>
               </w:rPr>
               <w:t xml:space="preserve">חתימה וחותמת</w:t>
             </w:r>
@@ -7019,6 +7243,7 @@
       <w:pgSz w:w="11906" w:h="16838" w:orient="portrait"/>
       <w:pgMar w:top="1300" w:right="1134" w:bottom="1100" w:left="1134" w:header="500" w:footer="500" w:gutter="0"/>
       <w:pgNumType/>
+      <w:bidi/>
       <w:docGrid w:linePitch="360"/>
     </w:sectPr>
   </w:body>
@@ -7073,13 +7298,8 @@
       <w:pBdr>
         <w:top w:val="single" w:color="DEE3DF" w:sz="4" w:space="4"/>
       </w:pBdr>
-      <w:tabs>
-        <w:tab w:val="center" w:pos="4819"/>
-        <w:tab w:val="end" w:pos="9638"/>
-      </w:tabs>
       <w:bidi/>
       <w:spacing w:after="0" w:before="0" w:line="300"/>
-      <w:jc w:val="start"/>
     </w:pPr>
     <w:r>
       <w:rPr>
@@ -7088,6 +7308,7 @@
         <w:sz w:val="16"/>
         <w:szCs w:val="16"/>
         <w:rtl/>
+        <w:lang w:val="he-IL" w:bidi="he-IL"/>
       </w:rPr>
       <w:t xml:space="preserve">הסכם שירות PALAMI לסוכנות נסיעות · נוסח 1.0</w:t>
     </w:r>
@@ -7098,8 +7319,9 @@
         <w:sz w:val="16"/>
         <w:szCs w:val="16"/>
         <w:rtl/>
+        <w:lang w:val="he-IL" w:bidi="he-IL"/>
       </w:rPr>
-      <w:t xml:space="preserve">	ראשי תיבות: ____________</w:t>
+      <w:t xml:space="preserve">   ·   ראשי תיבות: ____________</w:t>
     </w:r>
     <w:r>
       <w:rPr>
@@ -7108,8 +7330,9 @@
         <w:sz w:val="16"/>
         <w:szCs w:val="16"/>
         <w:rtl/>
+        <w:lang w:val="he-IL" w:bidi="he-IL"/>
       </w:rPr>
-      <w:t xml:space="preserve">	עמוד </w:t>
+      <w:t xml:space="preserve">   ·   עמוד </w:t>
     </w:r>
     <w:r>
       <w:rPr>
@@ -7131,6 +7354,7 @@
         <w:sz w:val="16"/>
         <w:szCs w:val="16"/>
         <w:rtl/>
+        <w:lang w:val="he-IL" w:bidi="he-IL"/>
       </w:rPr>
       <w:t xml:space="preserve"> מתוך </w:t>
     </w:r>
@@ -7193,7 +7417,6 @@
   <w:p>
     <w:pPr>
       <w:bidi/>
-      <w:jc w:val="start"/>
     </w:pPr>
     <w:r>
       <w:drawing>

--- a/docs/legal/agreements/out/palami-agreement-agency-legal-review.docx
+++ b/docs/legal/agreements/out/palami-agreement-agency-legal-review.docx
@@ -1114,7 +1114,7 @@
                 <w:rtl/>
                 <w:lang w:val="he-IL" w:bidi="he-IL"/>
               </w:rPr>
-              <w:t xml:space="preserve">משלמים רק על מה שנשלח. קרדיט נצרך פעם אחת לנסיעה, בפרסום הראשון.</w:t>
+              <w:t xml:space="preserve">משלמים רק על מה שנשלח. קרדיט נצרך פעם אחת לנסיעה, בפרסום הראשון. חבילה שלא השתמשו בה אפשר לבטל תוך 14 יום.</w:t>
             </w:r>
           </w:p>
           <w:p>
@@ -2106,7 +2106,7 @@
           <w:rtl/>
           <w:lang w:val="he-IL" w:bidi="he-IL"/>
         </w:rPr>
-        <w:t xml:space="preserve">שינוי מחיר יימסר באימייל 30 יום מראש לפחות, ויחול רק על רכישות שאחרי מועד השינוי. קרדיטים שכבר נרכשו שומרים על ערכם עד תום תוקפם. מי שלא מסכים לשינוי רשאי לסיים את ההסכם לפני שהוא חל, לפי סעיף 10.5.</w:t>
+        <w:t xml:space="preserve">קרדיט שנוצל לא מוחזר, גם אם הנסיעה בוטלה אחרי הפרסום. במקרה כזה הנוסעים רואים שהנסיעה בוטלה ואת פרטי הקשר של הסוכנות, והקישור שלהם נסגר 7 ימים אחרי הביטול.</w:t>
       </w:r>
     </w:p>
     <w:p>
@@ -2129,6 +2129,90 @@
           <w:lang w:val="he-IL" w:bidi="he-IL"/>
         </w:rPr>
         <w:t xml:space="preserve">4.4</w:t>
+      </w:r>
+      <w:r>
+        <w:rPr>
+          <w:rFonts w:ascii="Arial" w:cs="Arial" w:hAnsi="Arial"/>
+          <w:sz w:val="21"/>
+          <w:szCs w:val="21"/>
+          <w:rtl/>
+          <w:lang w:val="he-IL" w:bidi="he-IL"/>
+        </w:rPr>
+        <w:t xml:space="preserve">	</w:t>
+      </w:r>
+      <w:r>
+        <w:rPr>
+          <w:rFonts w:ascii="Arial" w:cs="Arial" w:hAnsi="Arial"/>
+          <w:sz w:val="21"/>
+          <w:szCs w:val="21"/>
+          <w:rtl/>
+          <w:lang w:val="he-IL" w:bidi="he-IL"/>
+        </w:rPr>
+        <w:t xml:space="preserve">ביטול רכישה: אפשר לבטל רכישה של חבילת קרדיטים תוך 14 יום מיום הרכישה, בהודעה באימייל, ולקבל החזר מלא, כל עוד לא נוצל ממנה אף קרדיט.</w:t>
+      </w:r>
+    </w:p>
+    <w:p>
+      <w:pPr>
+        <w:tabs>
+          <w:tab w:val="left" w:pos="680"/>
+        </w:tabs>
+        <w:bidi/>
+        <w:spacing w:after="100" w:before="0" w:line="300"/>
+        <w:ind w:left="680" w:hanging="680"/>
+        <w:jc w:val="both"/>
+      </w:pPr>
+      <w:r>
+        <w:rPr>
+          <w:rFonts w:ascii="Arial" w:cs="Arial" w:hAnsi="Arial"/>
+          <w:color w:val="545D58"/>
+          <w:sz w:val="19"/>
+          <w:szCs w:val="19"/>
+          <w:rtl/>
+          <w:lang w:val="he-IL" w:bidi="he-IL"/>
+        </w:rPr>
+        <w:t xml:space="preserve">4.5</w:t>
+      </w:r>
+      <w:r>
+        <w:rPr>
+          <w:rFonts w:ascii="Arial" w:cs="Arial" w:hAnsi="Arial"/>
+          <w:sz w:val="21"/>
+          <w:szCs w:val="21"/>
+          <w:rtl/>
+          <w:lang w:val="he-IL" w:bidi="he-IL"/>
+        </w:rPr>
+        <w:t xml:space="preserve">	</w:t>
+      </w:r>
+      <w:r>
+        <w:rPr>
+          <w:rFonts w:ascii="Arial" w:cs="Arial" w:hAnsi="Arial"/>
+          <w:sz w:val="21"/>
+          <w:szCs w:val="21"/>
+          <w:rtl/>
+          <w:lang w:val="he-IL" w:bidi="he-IL"/>
+        </w:rPr>
+        <w:t xml:space="preserve">שינוי מחיר יימסר באימייל 30 יום מראש לפחות, ויחול רק על רכישות שאחרי מועד השינוי. קרדיטים שכבר נרכשו שומרים על ערכם עד תום תוקפם. מי שלא מסכים לשינוי רשאי לסיים את ההסכם לפני שהוא חל, לפי סעיף 10.5.</w:t>
+      </w:r>
+    </w:p>
+    <w:p>
+      <w:pPr>
+        <w:tabs>
+          <w:tab w:val="left" w:pos="680"/>
+        </w:tabs>
+        <w:bidi/>
+        <w:spacing w:after="100" w:before="0" w:line="300"/>
+        <w:ind w:left="680" w:hanging="680"/>
+        <w:jc w:val="both"/>
+      </w:pPr>
+      <w:r>
+        <w:rPr>
+          <w:rFonts w:ascii="Arial" w:cs="Arial" w:hAnsi="Arial"/>
+          <w:color w:val="545D58"/>
+          <w:sz w:val="19"/>
+          <w:szCs w:val="19"/>
+          <w:rtl/>
+          <w:lang w:val="he-IL" w:bidi="he-IL"/>
+        </w:rPr>
+        <w:t xml:space="preserve">4.6</w:t>
       </w:r>
       <w:r>
         <w:rPr>
@@ -3354,7 +3438,7 @@
           <w:rtl/>
           <w:lang w:val="he-IL" w:bidi="he-IL"/>
         </w:rPr>
-        <w:t xml:space="preserve">אם PALAMI מסיימת את ההסכם שלא בגלל הפרה של הסוכנות או מפסיקה את השירות, או אם הסוכנות מסיימת אותו בגלל שינוי לפי סעיפים 4.3, 5.4 או 11, PALAMI תחזיר את החלק היחסי ששולם על קרדיטים שלא נוצלו ועל דמי מנוי ששולמו מראש.</w:t>
+        <w:t xml:space="preserve">אם PALAMI מסיימת את ההסכם שלא בגלל הפרה של הסוכנות או מפסיקה את השירות, או אם הסוכנות מסיימת אותו בגלל שינוי לפי סעיפים 4.5, 5.4 או 11, PALAMI תחזיר את החלק היחסי ששולם על קרדיטים שלא נוצלו ועל דמי מנוי ששולמו מראש.</w:t>
       </w:r>
     </w:p>
     <w:p>
